--- a/labs/lab-02/LR2.docx
+++ b/labs/lab-02/LR2.docx
@@ -367,8 +367,13 @@
         </w:rPr>
         <w:t xml:space="preserve"> </w:t>
       </w:r>
-      <w:r>
-        <w:t xml:space="preserve">Краснодар </w:t>
+      <w:proofErr w:type="spellStart"/>
+      <w:r>
+        <w:t>Краснодар</w:t>
+      </w:r>
+      <w:proofErr w:type="spellEnd"/>
+      <w:r>
+        <w:t xml:space="preserve"> </w:t>
       </w:r>
     </w:p>
     <w:p>
@@ -405,8 +410,6 @@
           <w:b w:val="0"/>
           <w:bCs w:val="0"/>
           <w:color w:val="000000" w:themeColor="text1"/>
-          <w:sz w:val="24"/>
-          <w:szCs w:val="24"/>
           <w:lang w:eastAsia="en-US"/>
         </w:rPr>
         <w:id w:val="-1420940441"/>
@@ -432,6 +435,7 @@
               <w:color w:val="000000" w:themeColor="text1"/>
             </w:rPr>
           </w:pPr>
+          <w:proofErr w:type="spellStart"/>
           <w:r>
             <w:rPr>
               <w:rFonts w:ascii="Times New Roman" w:hAnsi="Times New Roman" w:cs="Times New Roman"/>
@@ -439,6 +443,7 @@
             </w:rPr>
             <w:t>Содержание</w:t>
           </w:r>
+          <w:proofErr w:type="spellEnd"/>
         </w:p>
         <w:p>
           <w:pPr>
@@ -446,7 +451,6 @@
             <w:tabs>
               <w:tab w:val="right" w:leader="dot" w:pos="9345"/>
             </w:tabs>
-            <w:spacing w:line="276" w:lineRule="auto"/>
             <w:rPr>
               <w:rFonts w:ascii="Times New Roman" w:eastAsiaTheme="minorEastAsia" w:hAnsi="Times New Roman"/>
               <w:b w:val="0"/>
@@ -499,7 +503,7 @@
             </w:rPr>
             <w:fldChar w:fldCharType="separate"/>
           </w:r>
-          <w:hyperlink w:anchor="_Toc242017555" w:history="1">
+          <w:hyperlink w:anchor="_Toc242280434" w:history="1">
             <w:r>
               <w:rPr>
                 <w:rStyle w:val="Hyperlink"/>
@@ -512,6 +516,7 @@
                 <w:sz w:val="28"/>
                 <w:szCs w:val="28"/>
                 <w:u w:val="none"/>
+                <w:lang w:val="ru-RU"/>
               </w:rPr>
               <w:t>Ход работы</w:t>
             </w:r>
@@ -555,7 +560,7 @@
                 <w:sz w:val="28"/>
                 <w:szCs w:val="28"/>
               </w:rPr>
-              <w:instrText xml:space="preserve"> PAGEREF _Toc242017555 \h </w:instrText>
+              <w:instrText xml:space="preserve"> PAGEREF _Toc242280434 \h </w:instrText>
             </w:r>
             <w:r>
               <w:rPr>
@@ -620,7 +625,6 @@
             <w:tabs>
               <w:tab w:val="right" w:leader="dot" w:pos="9345"/>
             </w:tabs>
-            <w:spacing w:line="276" w:lineRule="auto"/>
             <w:rPr>
               <w:rFonts w:ascii="Times New Roman" w:eastAsiaTheme="minorEastAsia" w:hAnsi="Times New Roman"/>
               <w:b w:val="0"/>
@@ -632,7 +636,7 @@
               <w14:ligatures w14:val="standardContextual"/>
             </w:rPr>
           </w:pPr>
-          <w:hyperlink w:anchor="_Toc242017556" w:history="1">
+          <w:hyperlink w:anchor="_Toc242280435" w:history="1">
             <w:r>
               <w:rPr>
                 <w:rStyle w:val="Hyperlink"/>
@@ -643,8 +647,9 @@
                 <w:sz w:val="28"/>
                 <w:szCs w:val="28"/>
                 <w:u w:val="none"/>
-              </w:rPr>
-              <w:t>Этап 1.</w:t>
+                <w:lang w:val="ru-RU"/>
+              </w:rPr>
+              <w:t>Этап 1 Подготовка окружения и установка инструментов</w:t>
             </w:r>
             <w:r>
               <w:rPr>
@@ -680,7 +685,7 @@
                 <w:sz w:val="28"/>
                 <w:szCs w:val="28"/>
               </w:rPr>
-              <w:instrText xml:space="preserve"> PAGEREF _Toc242017556 \h </w:instrText>
+              <w:instrText xml:space="preserve"> PAGEREF _Toc242280435 \h </w:instrText>
             </w:r>
             <w:r>
               <w:rPr>
@@ -737,7 +742,6 @@
             <w:tabs>
               <w:tab w:val="right" w:leader="dot" w:pos="9345"/>
             </w:tabs>
-            <w:spacing w:line="276" w:lineRule="auto"/>
             <w:rPr>
               <w:rFonts w:ascii="Times New Roman" w:eastAsiaTheme="minorEastAsia" w:hAnsi="Times New Roman"/>
               <w:b w:val="0"/>
@@ -749,20 +753,7 @@
               <w14:ligatures w14:val="standardContextual"/>
             </w:rPr>
           </w:pPr>
-          <w:hyperlink w:anchor="_Toc242017557" w:history="1">
-            <w:r>
-              <w:rPr>
-                <w:rStyle w:val="Hyperlink"/>
-                <w:rFonts w:ascii="Times New Roman" w:hAnsi="Times New Roman"/>
-                <w:b w:val="0"/>
-                <w:bCs w:val="0"/>
-                <w:noProof/>
-                <w:sz w:val="28"/>
-                <w:szCs w:val="28"/>
-                <w:u w:val="none"/>
-              </w:rPr>
-              <w:t xml:space="preserve">Этап </w:t>
-            </w:r>
+          <w:hyperlink w:anchor="_Toc242280436" w:history="1">
             <w:r>
               <w:rPr>
                 <w:rStyle w:val="Hyperlink"/>
@@ -775,7 +766,7 @@
                 <w:u w:val="none"/>
                 <w:lang w:val="ru-RU"/>
               </w:rPr>
-              <w:t>2.</w:t>
+              <w:t>Этап 2 Запуск Bandit – статический анализ кода FastAPI</w:t>
             </w:r>
             <w:r>
               <w:rPr>
@@ -811,7 +802,7 @@
                 <w:sz w:val="28"/>
                 <w:szCs w:val="28"/>
               </w:rPr>
-              <w:instrText xml:space="preserve"> PAGEREF _Toc242017557 \h </w:instrText>
+              <w:instrText xml:space="preserve"> PAGEREF _Toc242280436 \h </w:instrText>
             </w:r>
             <w:r>
               <w:rPr>
@@ -868,7 +859,6 @@
             <w:tabs>
               <w:tab w:val="right" w:leader="dot" w:pos="9345"/>
             </w:tabs>
-            <w:spacing w:line="276" w:lineRule="auto"/>
             <w:rPr>
               <w:rFonts w:ascii="Times New Roman" w:eastAsiaTheme="minorEastAsia" w:hAnsi="Times New Roman"/>
               <w:b w:val="0"/>
@@ -880,20 +870,7 @@
               <w14:ligatures w14:val="standardContextual"/>
             </w:rPr>
           </w:pPr>
-          <w:hyperlink w:anchor="_Toc242017558" w:history="1">
-            <w:r>
-              <w:rPr>
-                <w:rStyle w:val="Hyperlink"/>
-                <w:rFonts w:ascii="Times New Roman" w:hAnsi="Times New Roman"/>
-                <w:b w:val="0"/>
-                <w:bCs w:val="0"/>
-                <w:noProof/>
-                <w:sz w:val="28"/>
-                <w:szCs w:val="28"/>
-                <w:u w:val="none"/>
-              </w:rPr>
-              <w:t xml:space="preserve">Этап </w:t>
-            </w:r>
+          <w:hyperlink w:anchor="_Toc242280437" w:history="1">
             <w:r>
               <w:rPr>
                 <w:rStyle w:val="Hyperlink"/>
@@ -906,7 +883,7 @@
                 <w:u w:val="none"/>
                 <w:lang w:val="ru-RU"/>
               </w:rPr>
-              <w:t>3.</w:t>
+              <w:t>Этап 3 Запуск Safety – сканирование зависимостей</w:t>
             </w:r>
             <w:r>
               <w:rPr>
@@ -942,7 +919,7 @@
                 <w:sz w:val="28"/>
                 <w:szCs w:val="28"/>
               </w:rPr>
-              <w:instrText xml:space="preserve"> PAGEREF _Toc242017558 \h </w:instrText>
+              <w:instrText xml:space="preserve"> PAGEREF _Toc242280437 \h </w:instrText>
             </w:r>
             <w:r>
               <w:rPr>
@@ -977,7 +954,452 @@
                 <w:sz w:val="28"/>
                 <w:szCs w:val="28"/>
               </w:rPr>
-              <w:t>4</w:t>
+              <w:t>6</w:t>
+            </w:r>
+            <w:r>
+              <w:rPr>
+                <w:rFonts w:ascii="Times New Roman" w:hAnsi="Times New Roman"/>
+                <w:b w:val="0"/>
+                <w:bCs w:val="0"/>
+                <w:noProof/>
+                <w:webHidden/>
+                <w:sz w:val="28"/>
+                <w:szCs w:val="28"/>
+              </w:rPr>
+              <w:fldChar w:fldCharType="end"/>
+            </w:r>
+          </w:hyperlink>
+        </w:p>
+        <w:p>
+          <w:pPr>
+            <w:pStyle w:val="TOC2"/>
+            <w:tabs>
+              <w:tab w:val="right" w:leader="dot" w:pos="9345"/>
+            </w:tabs>
+            <w:rPr>
+              <w:rFonts w:ascii="Times New Roman" w:eastAsiaTheme="minorEastAsia" w:hAnsi="Times New Roman"/>
+              <w:b w:val="0"/>
+              <w:bCs w:val="0"/>
+              <w:noProof/>
+              <w:kern w:val="2"/>
+              <w:sz w:val="28"/>
+              <w:szCs w:val="28"/>
+              <w14:ligatures w14:val="standardContextual"/>
+            </w:rPr>
+          </w:pPr>
+          <w:hyperlink w:anchor="_Toc242280438" w:history="1">
+            <w:r>
+              <w:rPr>
+                <w:rStyle w:val="Hyperlink"/>
+                <w:rFonts w:ascii="Times New Roman" w:hAnsi="Times New Roman"/>
+                <w:b w:val="0"/>
+                <w:bCs w:val="0"/>
+                <w:noProof/>
+                <w:sz w:val="28"/>
+                <w:szCs w:val="28"/>
+                <w:u w:val="none"/>
+                <w:lang w:val="ru-RU"/>
+              </w:rPr>
+              <w:t>Этап</w:t>
+            </w:r>
+            <w:r>
+              <w:rPr>
+                <w:rStyle w:val="Hyperlink"/>
+                <w:rFonts w:ascii="Times New Roman" w:hAnsi="Times New Roman"/>
+                <w:b w:val="0"/>
+                <w:bCs w:val="0"/>
+                <w:noProof/>
+                <w:sz w:val="28"/>
+                <w:szCs w:val="28"/>
+                <w:u w:val="none"/>
+              </w:rPr>
+              <w:t xml:space="preserve"> 4 </w:t>
+            </w:r>
+            <w:r>
+              <w:rPr>
+                <w:rStyle w:val="Hyperlink"/>
+                <w:rFonts w:ascii="Times New Roman" w:hAnsi="Times New Roman"/>
+                <w:b w:val="0"/>
+                <w:bCs w:val="0"/>
+                <w:noProof/>
+                <w:sz w:val="28"/>
+                <w:szCs w:val="28"/>
+                <w:u w:val="none"/>
+                <w:lang w:val="ru-RU"/>
+              </w:rPr>
+              <w:t>Запуск</w:t>
+            </w:r>
+            <w:r>
+              <w:rPr>
+                <w:rStyle w:val="Hyperlink"/>
+                <w:rFonts w:ascii="Times New Roman" w:hAnsi="Times New Roman"/>
+                <w:b w:val="0"/>
+                <w:bCs w:val="0"/>
+                <w:noProof/>
+                <w:sz w:val="28"/>
+                <w:szCs w:val="28"/>
+                <w:u w:val="none"/>
+              </w:rPr>
+              <w:t xml:space="preserve"> Semgrep – </w:t>
+            </w:r>
+            <w:r>
+              <w:rPr>
+                <w:rStyle w:val="Hyperlink"/>
+                <w:rFonts w:ascii="Times New Roman" w:hAnsi="Times New Roman"/>
+                <w:b w:val="0"/>
+                <w:bCs w:val="0"/>
+                <w:noProof/>
+                <w:sz w:val="28"/>
+                <w:szCs w:val="28"/>
+                <w:u w:val="none"/>
+                <w:lang w:val="ru-RU"/>
+              </w:rPr>
+              <w:t>расширенный</w:t>
+            </w:r>
+            <w:r>
+              <w:rPr>
+                <w:rStyle w:val="Hyperlink"/>
+                <w:rFonts w:ascii="Times New Roman" w:hAnsi="Times New Roman"/>
+                <w:b w:val="0"/>
+                <w:bCs w:val="0"/>
+                <w:noProof/>
+                <w:sz w:val="28"/>
+                <w:szCs w:val="28"/>
+                <w:u w:val="none"/>
+              </w:rPr>
+              <w:t xml:space="preserve"> SAST </w:t>
+            </w:r>
+            <w:r>
+              <w:rPr>
+                <w:rStyle w:val="Hyperlink"/>
+                <w:rFonts w:ascii="Times New Roman" w:hAnsi="Times New Roman"/>
+                <w:b w:val="0"/>
+                <w:bCs w:val="0"/>
+                <w:noProof/>
+                <w:sz w:val="28"/>
+                <w:szCs w:val="28"/>
+                <w:u w:val="none"/>
+                <w:lang w:val="ru-RU"/>
+              </w:rPr>
+              <w:t>для</w:t>
+            </w:r>
+            <w:r>
+              <w:rPr>
+                <w:rStyle w:val="Hyperlink"/>
+                <w:rFonts w:ascii="Times New Roman" w:hAnsi="Times New Roman"/>
+                <w:b w:val="0"/>
+                <w:bCs w:val="0"/>
+                <w:noProof/>
+                <w:sz w:val="28"/>
+                <w:szCs w:val="28"/>
+                <w:u w:val="none"/>
+              </w:rPr>
+              <w:t xml:space="preserve"> FastAPI</w:t>
+            </w:r>
+            <w:r>
+              <w:rPr>
+                <w:rFonts w:ascii="Times New Roman" w:hAnsi="Times New Roman"/>
+                <w:b w:val="0"/>
+                <w:bCs w:val="0"/>
+                <w:noProof/>
+                <w:webHidden/>
+                <w:sz w:val="28"/>
+                <w:szCs w:val="28"/>
+              </w:rPr>
+              <w:tab/>
+            </w:r>
+            <w:r>
+              <w:rPr>
+                <w:rFonts w:ascii="Times New Roman" w:hAnsi="Times New Roman"/>
+                <w:b w:val="0"/>
+                <w:bCs w:val="0"/>
+                <w:noProof/>
+                <w:webHidden/>
+                <w:sz w:val="28"/>
+                <w:szCs w:val="28"/>
+              </w:rPr>
+              <w:fldChar w:fldCharType="begin"/>
+            </w:r>
+            <w:r>
+              <w:rPr>
+                <w:rFonts w:ascii="Times New Roman" w:hAnsi="Times New Roman"/>
+                <w:b w:val="0"/>
+                <w:bCs w:val="0"/>
+                <w:noProof/>
+                <w:webHidden/>
+                <w:sz w:val="28"/>
+                <w:szCs w:val="28"/>
+              </w:rPr>
+              <w:instrText xml:space="preserve"> PAGEREF _Toc242280438 \h </w:instrText>
+            </w:r>
+            <w:r>
+              <w:rPr>
+                <w:rFonts w:ascii="Times New Roman" w:hAnsi="Times New Roman"/>
+                <w:b w:val="0"/>
+                <w:bCs w:val="0"/>
+                <w:noProof/>
+                <w:webHidden/>
+                <w:sz w:val="28"/>
+                <w:szCs w:val="28"/>
+              </w:rPr>
+            </w:r>
+            <w:r>
+              <w:rPr>
+                <w:rFonts w:ascii="Times New Roman" w:hAnsi="Times New Roman"/>
+                <w:b w:val="0"/>
+                <w:bCs w:val="0"/>
+                <w:noProof/>
+                <w:webHidden/>
+                <w:sz w:val="28"/>
+                <w:szCs w:val="28"/>
+              </w:rPr>
+              <w:fldChar w:fldCharType="separate"/>
+            </w:r>
+            <w:r>
+              <w:rPr>
+                <w:rFonts w:ascii="Times New Roman" w:hAnsi="Times New Roman"/>
+                <w:b w:val="0"/>
+                <w:bCs w:val="0"/>
+                <w:noProof/>
+                <w:webHidden/>
+                <w:sz w:val="28"/>
+                <w:szCs w:val="28"/>
+              </w:rPr>
+              <w:t>7</w:t>
+            </w:r>
+            <w:r>
+              <w:rPr>
+                <w:rFonts w:ascii="Times New Roman" w:hAnsi="Times New Roman"/>
+                <w:b w:val="0"/>
+                <w:bCs w:val="0"/>
+                <w:noProof/>
+                <w:webHidden/>
+                <w:sz w:val="28"/>
+                <w:szCs w:val="28"/>
+              </w:rPr>
+              <w:fldChar w:fldCharType="end"/>
+            </w:r>
+          </w:hyperlink>
+        </w:p>
+        <w:p>
+          <w:pPr>
+            <w:pStyle w:val="TOC2"/>
+            <w:tabs>
+              <w:tab w:val="right" w:leader="dot" w:pos="9345"/>
+            </w:tabs>
+            <w:rPr>
+              <w:rFonts w:ascii="Times New Roman" w:eastAsiaTheme="minorEastAsia" w:hAnsi="Times New Roman"/>
+              <w:b w:val="0"/>
+              <w:bCs w:val="0"/>
+              <w:noProof/>
+              <w:kern w:val="2"/>
+              <w:sz w:val="28"/>
+              <w:szCs w:val="28"/>
+              <w14:ligatures w14:val="standardContextual"/>
+            </w:rPr>
+          </w:pPr>
+          <w:hyperlink w:anchor="_Toc242280439" w:history="1">
+            <w:r>
+              <w:rPr>
+                <w:rStyle w:val="Hyperlink"/>
+                <w:rFonts w:ascii="Times New Roman" w:hAnsi="Times New Roman"/>
+                <w:b w:val="0"/>
+                <w:bCs w:val="0"/>
+                <w:noProof/>
+                <w:sz w:val="28"/>
+                <w:szCs w:val="28"/>
+                <w:u w:val="none"/>
+                <w:lang w:val="ru-RU"/>
+              </w:rPr>
+              <w:t>Этап 5 Интерпретация результатов и меры по устранению</w:t>
+            </w:r>
+            <w:r>
+              <w:rPr>
+                <w:rFonts w:ascii="Times New Roman" w:hAnsi="Times New Roman"/>
+                <w:b w:val="0"/>
+                <w:bCs w:val="0"/>
+                <w:noProof/>
+                <w:webHidden/>
+                <w:sz w:val="28"/>
+                <w:szCs w:val="28"/>
+              </w:rPr>
+              <w:tab/>
+            </w:r>
+            <w:r>
+              <w:rPr>
+                <w:rFonts w:ascii="Times New Roman" w:hAnsi="Times New Roman"/>
+                <w:b w:val="0"/>
+                <w:bCs w:val="0"/>
+                <w:noProof/>
+                <w:webHidden/>
+                <w:sz w:val="28"/>
+                <w:szCs w:val="28"/>
+              </w:rPr>
+              <w:fldChar w:fldCharType="begin"/>
+            </w:r>
+            <w:r>
+              <w:rPr>
+                <w:rFonts w:ascii="Times New Roman" w:hAnsi="Times New Roman"/>
+                <w:b w:val="0"/>
+                <w:bCs w:val="0"/>
+                <w:noProof/>
+                <w:webHidden/>
+                <w:sz w:val="28"/>
+                <w:szCs w:val="28"/>
+              </w:rPr>
+              <w:instrText xml:space="preserve"> PAGEREF _Toc242280439 \h </w:instrText>
+            </w:r>
+            <w:r>
+              <w:rPr>
+                <w:rFonts w:ascii="Times New Roman" w:hAnsi="Times New Roman"/>
+                <w:b w:val="0"/>
+                <w:bCs w:val="0"/>
+                <w:noProof/>
+                <w:webHidden/>
+                <w:sz w:val="28"/>
+                <w:szCs w:val="28"/>
+              </w:rPr>
+            </w:r>
+            <w:r>
+              <w:rPr>
+                <w:rFonts w:ascii="Times New Roman" w:hAnsi="Times New Roman"/>
+                <w:b w:val="0"/>
+                <w:bCs w:val="0"/>
+                <w:noProof/>
+                <w:webHidden/>
+                <w:sz w:val="28"/>
+                <w:szCs w:val="28"/>
+              </w:rPr>
+              <w:fldChar w:fldCharType="separate"/>
+            </w:r>
+            <w:r>
+              <w:rPr>
+                <w:rFonts w:ascii="Times New Roman" w:hAnsi="Times New Roman"/>
+                <w:b w:val="0"/>
+                <w:bCs w:val="0"/>
+                <w:noProof/>
+                <w:webHidden/>
+                <w:sz w:val="28"/>
+                <w:szCs w:val="28"/>
+              </w:rPr>
+              <w:t>8</w:t>
+            </w:r>
+            <w:r>
+              <w:rPr>
+                <w:rFonts w:ascii="Times New Roman" w:hAnsi="Times New Roman"/>
+                <w:b w:val="0"/>
+                <w:bCs w:val="0"/>
+                <w:noProof/>
+                <w:webHidden/>
+                <w:sz w:val="28"/>
+                <w:szCs w:val="28"/>
+              </w:rPr>
+              <w:fldChar w:fldCharType="end"/>
+            </w:r>
+          </w:hyperlink>
+        </w:p>
+        <w:p>
+          <w:pPr>
+            <w:pStyle w:val="TOC2"/>
+            <w:tabs>
+              <w:tab w:val="right" w:leader="dot" w:pos="9345"/>
+            </w:tabs>
+            <w:rPr>
+              <w:rFonts w:ascii="Times New Roman" w:eastAsiaTheme="minorEastAsia" w:hAnsi="Times New Roman"/>
+              <w:b w:val="0"/>
+              <w:bCs w:val="0"/>
+              <w:noProof/>
+              <w:kern w:val="2"/>
+              <w:sz w:val="28"/>
+              <w:szCs w:val="28"/>
+              <w14:ligatures w14:val="standardContextual"/>
+            </w:rPr>
+          </w:pPr>
+          <w:hyperlink w:anchor="_Toc242280440" w:history="1">
+            <w:r>
+              <w:rPr>
+                <w:rStyle w:val="Hyperlink"/>
+                <w:rFonts w:ascii="Times New Roman" w:hAnsi="Times New Roman"/>
+                <w:b w:val="0"/>
+                <w:bCs w:val="0"/>
+                <w:noProof/>
+                <w:sz w:val="28"/>
+                <w:szCs w:val="28"/>
+                <w:u w:val="none"/>
+                <w:lang w:val="ru-RU"/>
+              </w:rPr>
+              <w:t>Этап 6 Интеграция SAST в CI/CD</w:t>
+            </w:r>
+            <w:r>
+              <w:rPr>
+                <w:rFonts w:ascii="Times New Roman" w:hAnsi="Times New Roman"/>
+                <w:b w:val="0"/>
+                <w:bCs w:val="0"/>
+                <w:noProof/>
+                <w:webHidden/>
+                <w:sz w:val="28"/>
+                <w:szCs w:val="28"/>
+              </w:rPr>
+              <w:tab/>
+            </w:r>
+            <w:r>
+              <w:rPr>
+                <w:rFonts w:ascii="Times New Roman" w:hAnsi="Times New Roman"/>
+                <w:b w:val="0"/>
+                <w:bCs w:val="0"/>
+                <w:noProof/>
+                <w:webHidden/>
+                <w:sz w:val="28"/>
+                <w:szCs w:val="28"/>
+              </w:rPr>
+              <w:fldChar w:fldCharType="begin"/>
+            </w:r>
+            <w:r>
+              <w:rPr>
+                <w:rFonts w:ascii="Times New Roman" w:hAnsi="Times New Roman"/>
+                <w:b w:val="0"/>
+                <w:bCs w:val="0"/>
+                <w:noProof/>
+                <w:webHidden/>
+                <w:sz w:val="28"/>
+                <w:szCs w:val="28"/>
+              </w:rPr>
+              <w:instrText xml:space="preserve"> PAGEREF _Toc242280440 \h </w:instrText>
+            </w:r>
+            <w:r>
+              <w:rPr>
+                <w:rFonts w:ascii="Times New Roman" w:hAnsi="Times New Roman"/>
+                <w:b w:val="0"/>
+                <w:bCs w:val="0"/>
+                <w:noProof/>
+                <w:webHidden/>
+                <w:sz w:val="28"/>
+                <w:szCs w:val="28"/>
+              </w:rPr>
+            </w:r>
+            <w:r>
+              <w:rPr>
+                <w:rFonts w:ascii="Times New Roman" w:hAnsi="Times New Roman"/>
+                <w:b w:val="0"/>
+                <w:bCs w:val="0"/>
+                <w:noProof/>
+                <w:webHidden/>
+                <w:sz w:val="28"/>
+                <w:szCs w:val="28"/>
+              </w:rPr>
+              <w:fldChar w:fldCharType="separate"/>
+            </w:r>
+            <w:r>
+              <w:rPr>
+                <w:rFonts w:ascii="Times New Roman" w:hAnsi="Times New Roman"/>
+                <w:b w:val="0"/>
+                <w:bCs w:val="0"/>
+                <w:noProof/>
+                <w:webHidden/>
+                <w:sz w:val="28"/>
+                <w:szCs w:val="28"/>
+              </w:rPr>
+              <w:t>10</w:t>
             </w:r>
             <w:r>
               <w:rPr>
@@ -999,7 +1421,6 @@
             <w:tabs>
               <w:tab w:val="right" w:leader="dot" w:pos="9345"/>
             </w:tabs>
-            <w:spacing w:line="276" w:lineRule="auto"/>
             <w:rPr>
               <w:rFonts w:ascii="Times New Roman" w:eastAsiaTheme="minorEastAsia" w:hAnsi="Times New Roman"/>
               <w:b w:val="0"/>
@@ -1013,7 +1434,7 @@
               <w14:ligatures w14:val="standardContextual"/>
             </w:rPr>
           </w:pPr>
-          <w:hyperlink w:anchor="_Toc242017559" w:history="1">
+          <w:hyperlink w:anchor="_Toc242280441" w:history="1">
             <w:r>
               <w:rPr>
                 <w:rStyle w:val="Hyperlink"/>
@@ -1026,6 +1447,7 @@
                 <w:sz w:val="28"/>
                 <w:szCs w:val="28"/>
                 <w:u w:val="none"/>
+                <w:lang w:val="ru-RU"/>
               </w:rPr>
               <w:t>Контрольные вопросы</w:t>
             </w:r>
@@ -1069,7 +1491,7 @@
                 <w:sz w:val="28"/>
                 <w:szCs w:val="28"/>
               </w:rPr>
-              <w:instrText xml:space="preserve"> PAGEREF _Toc242017559 \h </w:instrText>
+              <w:instrText xml:space="preserve"> PAGEREF _Toc242280441 \h </w:instrText>
             </w:r>
             <w:r>
               <w:rPr>
@@ -1110,7 +1532,7 @@
                 <w:sz w:val="28"/>
                 <w:szCs w:val="28"/>
               </w:rPr>
-              <w:t>6</w:t>
+              <w:t>12</w:t>
             </w:r>
             <w:r>
               <w:rPr>
@@ -1187,7 +1609,7 @@
           <w:lang w:val="ru-RU"/>
         </w:rPr>
       </w:pPr>
-      <w:bookmarkStart w:id="1" w:name="_Toc242017555"/>
+      <w:bookmarkStart w:id="1" w:name="_Toc242280434"/>
       <w:r>
         <w:rPr>
           <w:rFonts w:ascii="Times New Roman" w:hAnsi="Times New Roman" w:cs="Times New Roman"/>
@@ -1252,8 +1674,19 @@
           <w:szCs w:val="28"/>
           <w:lang w:val="ru-RU"/>
         </w:rPr>
-        <w:t>своить методику статического анализа безопасности кода (SAST) на примере FastAPI</w:t>
-      </w:r>
+        <w:t xml:space="preserve">своить методику статического анализа безопасности кода (SAST) на примере </w:t>
+      </w:r>
+      <w:proofErr w:type="spellStart"/>
+      <w:r>
+        <w:rPr>
+          <w:color w:val="333333"/>
+          <w:sz w:val="28"/>
+          <w:szCs w:val="28"/>
+          <w:lang w:val="ru-RU"/>
+        </w:rPr>
+        <w:t>FastAPI</w:t>
+      </w:r>
+      <w:proofErr w:type="spellEnd"/>
       <w:r>
         <w:rPr>
           <w:color w:val="333333"/>
@@ -1270,7 +1703,47 @@
           <w:szCs w:val="28"/>
           <w:lang w:val="ru-RU"/>
         </w:rPr>
-        <w:t>приложения с использованием инструментов Bandit, Safety и Semgrep, а также интерпретировать полученные результаты и предложить меры по устранению уязвимостей</w:t>
+        <w:t xml:space="preserve">приложения с использованием инструментов </w:t>
+      </w:r>
+      <w:proofErr w:type="spellStart"/>
+      <w:r>
+        <w:rPr>
+          <w:color w:val="333333"/>
+          <w:sz w:val="28"/>
+          <w:szCs w:val="28"/>
+          <w:lang w:val="ru-RU"/>
+        </w:rPr>
+        <w:t>Bandit</w:t>
+      </w:r>
+      <w:proofErr w:type="spellEnd"/>
+      <w:r>
+        <w:rPr>
+          <w:color w:val="333333"/>
+          <w:sz w:val="28"/>
+          <w:szCs w:val="28"/>
+          <w:lang w:val="ru-RU"/>
+        </w:rPr>
+        <w:t xml:space="preserve">, Safety и </w:t>
+      </w:r>
+      <w:proofErr w:type="spellStart"/>
+      <w:r>
+        <w:rPr>
+          <w:color w:val="333333"/>
+          <w:sz w:val="28"/>
+          <w:szCs w:val="28"/>
+          <w:lang w:val="ru-RU"/>
+        </w:rPr>
+        <w:t>Semgrep</w:t>
+      </w:r>
+      <w:proofErr w:type="spellEnd"/>
+      <w:r>
+        <w:rPr>
+          <w:color w:val="333333"/>
+          <w:sz w:val="28"/>
+          <w:szCs w:val="28"/>
+          <w:lang w:val="ru-RU"/>
+        </w:rPr>
+        <w:t>, а также интерпретировать полученные результаты и предложить меры по устранению уязвимостей</w:t>
       </w:r>
     </w:p>
     <w:p>
@@ -1301,7 +1774,7 @@
           <w:lang w:val="ru-RU"/>
         </w:rPr>
       </w:pPr>
-      <w:bookmarkStart w:id="2" w:name="_Toc242017556"/>
+      <w:bookmarkStart w:id="2" w:name="_Toc242280435"/>
       <w:r>
         <w:rPr>
           <w:b/>
@@ -1324,7 +1797,6 @@
         </w:rPr>
         <w:t xml:space="preserve"> </w:t>
       </w:r>
-      <w:bookmarkEnd w:id="2"/>
       <w:r>
         <w:rPr>
           <w:b/>
@@ -1356,6 +1828,7 @@
         </w:rPr>
         <w:t>Подготовка окружения и установка инструментов</w:t>
       </w:r>
+      <w:bookmarkEnd w:id="2"/>
       <w:r>
         <w:rPr>
           <w:color w:val="333333"/>
@@ -1374,7 +1847,6 @@
           <w:color w:val="333333"/>
           <w:sz w:val="28"/>
           <w:szCs w:val="28"/>
-          <w:lang w:val="ru-RU"/>
         </w:rPr>
       </w:pPr>
       <w:r>
@@ -1386,7 +1858,7 @@
           <w:szCs w:val="28"/>
           <w:lang w:val="ru-RU"/>
         </w:rPr>
-        <w:t>Используемые в</w:t>
+        <w:t>Используемые</w:t>
       </w:r>
       <w:r>
         <w:rPr>
@@ -1395,6 +1867,27 @@
           <w:color w:val="333333"/>
           <w:sz w:val="28"/>
           <w:szCs w:val="28"/>
+        </w:rPr>
+        <w:t xml:space="preserve"> </w:t>
+      </w:r>
+      <w:r>
+        <w:rPr>
+          <w:b/>
+          <w:bCs/>
+          <w:color w:val="333333"/>
+          <w:sz w:val="28"/>
+          <w:szCs w:val="28"/>
+          <w:lang w:val="ru-RU"/>
+        </w:rPr>
+        <w:t>в</w:t>
+      </w:r>
+      <w:r>
+        <w:rPr>
+          <w:b/>
+          <w:bCs/>
+          <w:color w:val="333333"/>
+          <w:sz w:val="28"/>
+          <w:szCs w:val="28"/>
           <w:lang w:val="ru-RU"/>
         </w:rPr>
         <w:t>ерсии</w:t>
@@ -1454,15 +1947,27 @@
           <w:color w:val="333333"/>
           <w:sz w:val="28"/>
           <w:szCs w:val="28"/>
-        </w:rPr>
-      </w:pPr>
-      <w:r>
-        <w:rPr>
-          <w:color w:val="333333"/>
-          <w:sz w:val="28"/>
-          <w:szCs w:val="28"/>
-        </w:rPr>
-        <w:t>semgrep 1.179.0</w:t>
+          <w:lang w:val="ru-RU"/>
+        </w:rPr>
+      </w:pPr>
+      <w:proofErr w:type="spellStart"/>
+      <w:r>
+        <w:rPr>
+          <w:color w:val="333333"/>
+          <w:sz w:val="28"/>
+          <w:szCs w:val="28"/>
+        </w:rPr>
+        <w:t>semgrep</w:t>
+      </w:r>
+      <w:proofErr w:type="spellEnd"/>
+      <w:r>
+        <w:rPr>
+          <w:color w:val="333333"/>
+          <w:sz w:val="28"/>
+          <w:szCs w:val="28"/>
+          <w:lang w:val="ru-RU"/>
+        </w:rPr>
+        <w:t xml:space="preserve"> 1.179.0</w:t>
       </w:r>
     </w:p>
     <w:p>
@@ -1481,8 +1986,43 @@
           <w:color w:val="333333"/>
           <w:sz w:val="28"/>
           <w:szCs w:val="28"/>
-        </w:rPr>
-        <w:t xml:space="preserve">  python version = 3.12.10</w:t>
+          <w:lang w:val="ru-RU"/>
+        </w:rPr>
+        <w:t xml:space="preserve">  </w:t>
+      </w:r>
+      <w:r>
+        <w:rPr>
+          <w:color w:val="333333"/>
+          <w:sz w:val="28"/>
+          <w:szCs w:val="28"/>
+        </w:rPr>
+        <w:t>python</w:t>
+      </w:r>
+      <w:r>
+        <w:rPr>
+          <w:color w:val="333333"/>
+          <w:sz w:val="28"/>
+          <w:szCs w:val="28"/>
+          <w:lang w:val="ru-RU"/>
+        </w:rPr>
+        <w:t xml:space="preserve"> </w:t>
+      </w:r>
+      <w:r>
+        <w:rPr>
+          <w:color w:val="333333"/>
+          <w:sz w:val="28"/>
+          <w:szCs w:val="28"/>
+        </w:rPr>
+        <w:t>version</w:t>
+      </w:r>
+      <w:r>
+        <w:rPr>
+          <w:color w:val="333333"/>
+          <w:sz w:val="28"/>
+          <w:szCs w:val="28"/>
+          <w:lang w:val="ru-RU"/>
+        </w:rPr>
+        <w:t xml:space="preserve"> = 3.12.10</w:t>
       </w:r>
     </w:p>
     <w:p>
@@ -1533,7 +2073,27 @@
           <w:szCs w:val="28"/>
           <w:lang w:val="ru-RU"/>
         </w:rPr>
-        <w:t xml:space="preserve"> учебный сервис на FastAPI. </w:t>
+        <w:t xml:space="preserve"> учебный сервис на </w:t>
+      </w:r>
+      <w:proofErr w:type="spellStart"/>
+      <w:r>
+        <w:rPr>
+          <w:color w:val="333333"/>
+          <w:sz w:val="28"/>
+          <w:szCs w:val="28"/>
+          <w:lang w:val="ru-RU"/>
+        </w:rPr>
+        <w:t>FastAPI</w:t>
+      </w:r>
+      <w:proofErr w:type="spellEnd"/>
+      <w:r>
+        <w:rPr>
+          <w:color w:val="333333"/>
+          <w:sz w:val="28"/>
+          <w:szCs w:val="28"/>
+          <w:lang w:val="ru-RU"/>
+        </w:rPr>
+        <w:t xml:space="preserve">. </w:t>
       </w:r>
     </w:p>
     <w:p>
@@ -1547,14 +2107,245 @@
           <w:szCs w:val="28"/>
         </w:rPr>
       </w:pPr>
-      <w:r>
-        <w:rPr>
-          <w:color w:val="333333"/>
-          <w:sz w:val="28"/>
-          <w:szCs w:val="28"/>
-          <w:lang w:val="ru-RU"/>
-        </w:rPr>
-        <w:t>Эндпоинты /, /health, /cpu, /metrics реализуют базовый мониторинг. Дополнительно добавлены эндпоинты /calc, /ping, /fetch, /user, /hash, /config, /restore с намеренными уязвимостями для демонстрации работы SAST. Структура</w:t>
+      <w:proofErr w:type="spellStart"/>
+      <w:r>
+        <w:rPr>
+          <w:color w:val="333333"/>
+          <w:sz w:val="28"/>
+          <w:szCs w:val="28"/>
+          <w:lang w:val="ru-RU"/>
+        </w:rPr>
+        <w:t>Эндпоинты</w:t>
+      </w:r>
+      <w:proofErr w:type="spellEnd"/>
+      <w:r>
+        <w:rPr>
+          <w:color w:val="333333"/>
+          <w:sz w:val="28"/>
+          <w:szCs w:val="28"/>
+          <w:lang w:val="ru-RU"/>
+        </w:rPr>
+        <w:t xml:space="preserve"> /, /</w:t>
+      </w:r>
+      <w:proofErr w:type="spellStart"/>
+      <w:r>
+        <w:rPr>
+          <w:color w:val="333333"/>
+          <w:sz w:val="28"/>
+          <w:szCs w:val="28"/>
+          <w:lang w:val="ru-RU"/>
+        </w:rPr>
+        <w:t>health</w:t>
+      </w:r>
+      <w:proofErr w:type="spellEnd"/>
+      <w:r>
+        <w:rPr>
+          <w:color w:val="333333"/>
+          <w:sz w:val="28"/>
+          <w:szCs w:val="28"/>
+          <w:lang w:val="ru-RU"/>
+        </w:rPr>
+        <w:t>, /</w:t>
+      </w:r>
+      <w:proofErr w:type="spellStart"/>
+      <w:r>
+        <w:rPr>
+          <w:color w:val="333333"/>
+          <w:sz w:val="28"/>
+          <w:szCs w:val="28"/>
+          <w:lang w:val="ru-RU"/>
+        </w:rPr>
+        <w:t>cpu</w:t>
+      </w:r>
+      <w:proofErr w:type="spellEnd"/>
+      <w:r>
+        <w:rPr>
+          <w:color w:val="333333"/>
+          <w:sz w:val="28"/>
+          <w:szCs w:val="28"/>
+          <w:lang w:val="ru-RU"/>
+        </w:rPr>
+        <w:t>, /</w:t>
+      </w:r>
+      <w:proofErr w:type="spellStart"/>
+      <w:r>
+        <w:rPr>
+          <w:color w:val="333333"/>
+          <w:sz w:val="28"/>
+          <w:szCs w:val="28"/>
+          <w:lang w:val="ru-RU"/>
+        </w:rPr>
+        <w:t>metrics</w:t>
+      </w:r>
+      <w:proofErr w:type="spellEnd"/>
+      <w:r>
+        <w:rPr>
+          <w:color w:val="333333"/>
+          <w:sz w:val="28"/>
+          <w:szCs w:val="28"/>
+          <w:lang w:val="ru-RU"/>
+        </w:rPr>
+        <w:t xml:space="preserve"> реализуют базовый мониторинг. Дополнительно добавлены </w:t>
+      </w:r>
+      <w:proofErr w:type="spellStart"/>
+      <w:r>
+        <w:rPr>
+          <w:color w:val="333333"/>
+          <w:sz w:val="28"/>
+          <w:szCs w:val="28"/>
+          <w:lang w:val="ru-RU"/>
+        </w:rPr>
+        <w:t>эндпоинты</w:t>
+      </w:r>
+      <w:proofErr w:type="spellEnd"/>
+      <w:r>
+        <w:rPr>
+          <w:color w:val="333333"/>
+          <w:sz w:val="28"/>
+          <w:szCs w:val="28"/>
+          <w:lang w:val="ru-RU"/>
+        </w:rPr>
+        <w:t xml:space="preserve"> /</w:t>
+      </w:r>
+      <w:proofErr w:type="spellStart"/>
+      <w:r>
+        <w:rPr>
+          <w:color w:val="333333"/>
+          <w:sz w:val="28"/>
+          <w:szCs w:val="28"/>
+          <w:lang w:val="ru-RU"/>
+        </w:rPr>
+        <w:t>calc</w:t>
+      </w:r>
+      <w:proofErr w:type="spellEnd"/>
+      <w:r>
+        <w:rPr>
+          <w:color w:val="333333"/>
+          <w:sz w:val="28"/>
+          <w:szCs w:val="28"/>
+          <w:lang w:val="ru-RU"/>
+        </w:rPr>
+        <w:t>, /</w:t>
+      </w:r>
+      <w:proofErr w:type="spellStart"/>
+      <w:r>
+        <w:rPr>
+          <w:color w:val="333333"/>
+          <w:sz w:val="28"/>
+          <w:szCs w:val="28"/>
+          <w:lang w:val="ru-RU"/>
+        </w:rPr>
+        <w:t>ping</w:t>
+      </w:r>
+      <w:proofErr w:type="spellEnd"/>
+      <w:r>
+        <w:rPr>
+          <w:color w:val="333333"/>
+          <w:sz w:val="28"/>
+          <w:szCs w:val="28"/>
+          <w:lang w:val="ru-RU"/>
+        </w:rPr>
+        <w:t>, /</w:t>
+      </w:r>
+      <w:proofErr w:type="spellStart"/>
+      <w:r>
+        <w:rPr>
+          <w:color w:val="333333"/>
+          <w:sz w:val="28"/>
+          <w:szCs w:val="28"/>
+          <w:lang w:val="ru-RU"/>
+        </w:rPr>
+        <w:t>fetch</w:t>
+      </w:r>
+      <w:proofErr w:type="spellEnd"/>
+      <w:r>
+        <w:rPr>
+          <w:color w:val="333333"/>
+          <w:sz w:val="28"/>
+          <w:szCs w:val="28"/>
+          <w:lang w:val="ru-RU"/>
+        </w:rPr>
+        <w:t>, /</w:t>
+      </w:r>
+      <w:proofErr w:type="spellStart"/>
+      <w:r>
+        <w:rPr>
+          <w:color w:val="333333"/>
+          <w:sz w:val="28"/>
+          <w:szCs w:val="28"/>
+          <w:lang w:val="ru-RU"/>
+        </w:rPr>
+        <w:t>user</w:t>
+      </w:r>
+      <w:proofErr w:type="spellEnd"/>
+      <w:r>
+        <w:rPr>
+          <w:color w:val="333333"/>
+          <w:sz w:val="28"/>
+          <w:szCs w:val="28"/>
+          <w:lang w:val="ru-RU"/>
+        </w:rPr>
+        <w:t>, /</w:t>
+      </w:r>
+      <w:proofErr w:type="spellStart"/>
+      <w:r>
+        <w:rPr>
+          <w:color w:val="333333"/>
+          <w:sz w:val="28"/>
+          <w:szCs w:val="28"/>
+          <w:lang w:val="ru-RU"/>
+        </w:rPr>
+        <w:t>hash</w:t>
+      </w:r>
+      <w:proofErr w:type="spellEnd"/>
+      <w:r>
+        <w:rPr>
+          <w:color w:val="333333"/>
+          <w:sz w:val="28"/>
+          <w:szCs w:val="28"/>
+          <w:lang w:val="ru-RU"/>
+        </w:rPr>
+        <w:t>, /</w:t>
+      </w:r>
+      <w:proofErr w:type="spellStart"/>
+      <w:r>
+        <w:rPr>
+          <w:color w:val="333333"/>
+          <w:sz w:val="28"/>
+          <w:szCs w:val="28"/>
+          <w:lang w:val="ru-RU"/>
+        </w:rPr>
+        <w:t>config</w:t>
+      </w:r>
+      <w:proofErr w:type="spellEnd"/>
+      <w:r>
+        <w:rPr>
+          <w:color w:val="333333"/>
+          <w:sz w:val="28"/>
+          <w:szCs w:val="28"/>
+          <w:lang w:val="ru-RU"/>
+        </w:rPr>
+        <w:t>, /</w:t>
+      </w:r>
+      <w:proofErr w:type="spellStart"/>
+      <w:r>
+        <w:rPr>
+          <w:color w:val="333333"/>
+          <w:sz w:val="28"/>
+          <w:szCs w:val="28"/>
+          <w:lang w:val="ru-RU"/>
+        </w:rPr>
+        <w:t>restore</w:t>
+      </w:r>
+      <w:proofErr w:type="spellEnd"/>
+      <w:r>
+        <w:rPr>
+          <w:color w:val="333333"/>
+          <w:sz w:val="28"/>
+          <w:szCs w:val="28"/>
+          <w:lang w:val="ru-RU"/>
+        </w:rPr>
+        <w:t xml:space="preserve"> с намеренными уязвимостями для демонстрации работы SAST. Структура</w:t>
       </w:r>
       <w:r>
         <w:rPr>
@@ -1699,6 +2490,7 @@
         </w:rPr>
         <w:t xml:space="preserve">Приложение </w:t>
       </w:r>
+      <w:proofErr w:type="spellStart"/>
       <w:r>
         <w:rPr>
           <w:color w:val="333333"/>
@@ -1707,6 +2499,7 @@
         </w:rPr>
         <w:t>FastAPI</w:t>
       </w:r>
+      <w:proofErr w:type="spellEnd"/>
     </w:p>
     <w:p>
       <w:pPr>
@@ -1736,7 +2529,7 @@
           <w:lang w:val="ru-RU"/>
         </w:rPr>
       </w:pPr>
-      <w:bookmarkStart w:id="3" w:name="_Toc242017557"/>
+      <w:bookmarkStart w:id="3" w:name="_Toc242280436"/>
       <w:r>
         <w:rPr>
           <w:b/>
@@ -1759,7 +2552,6 @@
         </w:rPr>
         <w:t xml:space="preserve"> </w:t>
       </w:r>
-      <w:bookmarkEnd w:id="3"/>
       <w:r>
         <w:rPr>
           <w:b/>
@@ -1789,7 +2581,27 @@
           <w:szCs w:val="28"/>
           <w:lang w:val="ru-RU"/>
         </w:rPr>
-        <w:t xml:space="preserve">Запуск Bandit </w:t>
+        <w:t xml:space="preserve">Запуск </w:t>
+      </w:r>
+      <w:proofErr w:type="spellStart"/>
+      <w:r>
+        <w:rPr>
+          <w:color w:val="333333"/>
+          <w:sz w:val="28"/>
+          <w:szCs w:val="28"/>
+          <w:lang w:val="ru-RU"/>
+        </w:rPr>
+        <w:t>Bandit</w:t>
+      </w:r>
+      <w:proofErr w:type="spellEnd"/>
+      <w:r>
+        <w:rPr>
+          <w:color w:val="333333"/>
+          <w:sz w:val="28"/>
+          <w:szCs w:val="28"/>
+          <w:lang w:val="ru-RU"/>
+        </w:rPr>
+        <w:t xml:space="preserve"> </w:t>
       </w:r>
       <w:r>
         <w:rPr>
@@ -1807,8 +2619,20 @@
           <w:szCs w:val="28"/>
           <w:lang w:val="ru-RU"/>
         </w:rPr>
-        <w:t xml:space="preserve"> статический анализ кода FastAPI</w:t>
-      </w:r>
+        <w:t xml:space="preserve"> статический анализ кода </w:t>
+      </w:r>
+      <w:proofErr w:type="spellStart"/>
+      <w:r>
+        <w:rPr>
+          <w:color w:val="333333"/>
+          <w:sz w:val="28"/>
+          <w:szCs w:val="28"/>
+          <w:lang w:val="ru-RU"/>
+        </w:rPr>
+        <w:t>FastAPI</w:t>
+      </w:r>
+      <w:bookmarkEnd w:id="3"/>
+      <w:proofErr w:type="spellEnd"/>
     </w:p>
     <w:p>
       <w:pPr>
@@ -1819,15 +2643,127 @@
           <w:color w:val="333333"/>
           <w:sz w:val="28"/>
           <w:szCs w:val="28"/>
-        </w:rPr>
-      </w:pPr>
-      <w:r>
-        <w:rPr>
-          <w:color w:val="333333"/>
-          <w:sz w:val="28"/>
-          <w:szCs w:val="28"/>
-        </w:rPr>
-        <w:t>Bandit сканирует Python-код на наличие известных уязвимостей: hardcoded credentials, SQLинъекции, вызовы опасных функций (eval, exec) и др.</w:t>
+          <w:lang w:val="ru-RU"/>
+        </w:rPr>
+      </w:pPr>
+      <w:r>
+        <w:rPr>
+          <w:color w:val="333333"/>
+          <w:sz w:val="28"/>
+          <w:szCs w:val="28"/>
+        </w:rPr>
+        <w:t>Bandit</w:t>
+      </w:r>
+      <w:r>
+        <w:rPr>
+          <w:color w:val="333333"/>
+          <w:sz w:val="28"/>
+          <w:szCs w:val="28"/>
+          <w:lang w:val="ru-RU"/>
+        </w:rPr>
+        <w:t xml:space="preserve"> сканирует </w:t>
+      </w:r>
+      <w:r>
+        <w:rPr>
+          <w:color w:val="333333"/>
+          <w:sz w:val="28"/>
+          <w:szCs w:val="28"/>
+        </w:rPr>
+        <w:t>Python</w:t>
+      </w:r>
+      <w:r>
+        <w:rPr>
+          <w:color w:val="333333"/>
+          <w:sz w:val="28"/>
+          <w:szCs w:val="28"/>
+          <w:lang w:val="ru-RU"/>
+        </w:rPr>
+        <w:t xml:space="preserve">-код на наличие известных уязвимостей: </w:t>
+      </w:r>
+      <w:r>
+        <w:rPr>
+          <w:color w:val="333333"/>
+          <w:sz w:val="28"/>
+          <w:szCs w:val="28"/>
+        </w:rPr>
+        <w:t>hardcoded</w:t>
+      </w:r>
+      <w:r>
+        <w:rPr>
+          <w:color w:val="333333"/>
+          <w:sz w:val="28"/>
+          <w:szCs w:val="28"/>
+          <w:lang w:val="ru-RU"/>
+        </w:rPr>
+        <w:t xml:space="preserve"> </w:t>
+      </w:r>
+      <w:r>
+        <w:rPr>
+          <w:color w:val="333333"/>
+          <w:sz w:val="28"/>
+          <w:szCs w:val="28"/>
+        </w:rPr>
+        <w:t>credentials</w:t>
+      </w:r>
+      <w:r>
+        <w:rPr>
+          <w:color w:val="333333"/>
+          <w:sz w:val="28"/>
+          <w:szCs w:val="28"/>
+          <w:lang w:val="ru-RU"/>
+        </w:rPr>
+        <w:t xml:space="preserve">, </w:t>
+      </w:r>
+      <w:r>
+        <w:rPr>
+          <w:color w:val="333333"/>
+          <w:sz w:val="28"/>
+          <w:szCs w:val="28"/>
+        </w:rPr>
+        <w:t>SQL</w:t>
+      </w:r>
+      <w:r>
+        <w:rPr>
+          <w:color w:val="333333"/>
+          <w:sz w:val="28"/>
+          <w:szCs w:val="28"/>
+          <w:lang w:val="ru-RU"/>
+        </w:rPr>
+        <w:t>инъекции, вызовы опасных функций (</w:t>
+      </w:r>
+      <w:r>
+        <w:rPr>
+          <w:color w:val="333333"/>
+          <w:sz w:val="28"/>
+          <w:szCs w:val="28"/>
+        </w:rPr>
+        <w:t>eval</w:t>
+      </w:r>
+      <w:r>
+        <w:rPr>
+          <w:color w:val="333333"/>
+          <w:sz w:val="28"/>
+          <w:szCs w:val="28"/>
+          <w:lang w:val="ru-RU"/>
+        </w:rPr>
+        <w:t xml:space="preserve">, </w:t>
+      </w:r>
+      <w:r>
+        <w:rPr>
+          <w:color w:val="333333"/>
+          <w:sz w:val="28"/>
+          <w:szCs w:val="28"/>
+        </w:rPr>
+        <w:t>exec</w:t>
+      </w:r>
+      <w:r>
+        <w:rPr>
+          <w:color w:val="333333"/>
+          <w:sz w:val="28"/>
+          <w:szCs w:val="28"/>
+          <w:lang w:val="ru-RU"/>
+        </w:rPr>
+        <w:t>) и др.</w:t>
       </w:r>
     </w:p>
     <w:p>
@@ -1900,6 +2836,7 @@
         </w:rPr>
         <w:t xml:space="preserve"> -</w:t>
       </w:r>
+      <w:proofErr w:type="gramStart"/>
       <w:r>
         <w:rPr>
           <w:rFonts w:ascii="Courier New" w:eastAsia="Courier New" w:hAnsi="Courier New" w:cs="Courier New"/>
@@ -1915,130 +2852,300 @@
           <w:szCs w:val="22"/>
           <w:lang w:val="ru-RU"/>
         </w:rPr>
-        <w:t xml:space="preserve"> ./</w:t>
-      </w:r>
+        <w:t xml:space="preserve"> .</w:t>
+      </w:r>
+      <w:proofErr w:type="gramEnd"/>
       <w:r>
         <w:rPr>
           <w:rFonts w:ascii="Courier New" w:eastAsia="Courier New" w:hAnsi="Courier New" w:cs="Courier New"/>
           <w:sz w:val="22"/>
           <w:szCs w:val="22"/>
-        </w:rPr>
-        <w:t>app</w:t>
+          <w:lang w:val="ru-RU"/>
+        </w:rPr>
+        <w:t>/</w:t>
       </w:r>
       <w:r>
         <w:rPr>
           <w:rFonts w:ascii="Courier New" w:eastAsia="Courier New" w:hAnsi="Courier New" w:cs="Courier New"/>
           <w:sz w:val="22"/>
           <w:szCs w:val="22"/>
-          <w:lang w:val="ru-RU"/>
-        </w:rPr>
-        <w:t xml:space="preserve"> -</w:t>
+        </w:rPr>
+        <w:t>app</w:t>
       </w:r>
       <w:r>
         <w:rPr>
           <w:rFonts w:ascii="Courier New" w:eastAsia="Courier New" w:hAnsi="Courier New" w:cs="Courier New"/>
           <w:sz w:val="22"/>
           <w:szCs w:val="22"/>
-        </w:rPr>
-        <w:t>f</w:t>
+          <w:lang w:val="ru-RU"/>
+        </w:rPr>
+        <w:t xml:space="preserve"> -</w:t>
       </w:r>
       <w:r>
         <w:rPr>
           <w:rFonts w:ascii="Courier New" w:eastAsia="Courier New" w:hAnsi="Courier New" w:cs="Courier New"/>
           <w:sz w:val="22"/>
           <w:szCs w:val="22"/>
-          <w:lang w:val="ru-RU"/>
-        </w:rPr>
-        <w:t xml:space="preserve"> </w:t>
+        </w:rPr>
+        <w:t>f</w:t>
       </w:r>
       <w:r>
         <w:rPr>
           <w:rFonts w:ascii="Courier New" w:eastAsia="Courier New" w:hAnsi="Courier New" w:cs="Courier New"/>
           <w:sz w:val="22"/>
           <w:szCs w:val="22"/>
-        </w:rPr>
-        <w:t>txt</w:t>
-      </w:r>
-    </w:p>
-    <w:p>
-      <w:pPr>
-        <w:shd w:val="clear" w:color="auto" w:fill="F2F2F2"/>
-        <w:spacing w:after="40"/>
+          <w:lang w:val="ru-RU"/>
+        </w:rPr>
+        <w:t xml:space="preserve"> </w:t>
+      </w:r>
+      <w:r>
         <w:rPr>
           <w:rFonts w:ascii="Courier New" w:eastAsia="Courier New" w:hAnsi="Courier New" w:cs="Courier New"/>
           <w:sz w:val="22"/>
           <w:szCs w:val="22"/>
         </w:rPr>
-      </w:pPr>
-      <w:r>
+        <w:t>txt</w:t>
+      </w:r>
+    </w:p>
+    <w:p>
+      <w:pPr>
+        <w:shd w:val="clear" w:color="auto" w:fill="F2F2F2"/>
+        <w:spacing w:after="40"/>
         <w:rPr>
           <w:rFonts w:ascii="Courier New" w:eastAsia="Courier New" w:hAnsi="Courier New" w:cs="Courier New"/>
           <w:sz w:val="22"/>
           <w:szCs w:val="22"/>
         </w:rPr>
-        <w:t xml:space="preserve">Создание JSON отчета: </w:t>
-      </w:r>
+      </w:pPr>
+      <w:proofErr w:type="spellStart"/>
       <w:r>
         <w:rPr>
           <w:rFonts w:ascii="Courier New" w:eastAsia="Courier New" w:hAnsi="Courier New" w:cs="Courier New"/>
           <w:sz w:val="22"/>
           <w:szCs w:val="22"/>
         </w:rPr>
-        <w:t>bandit -r ./app -f json -o reports/bandit-report.json</w:t>
-      </w:r>
-    </w:p>
-    <w:p>
-      <w:pPr>
-        <w:shd w:val="clear" w:color="auto" w:fill="F2F2F2"/>
-        <w:spacing w:after="40"/>
+        <w:t>Создание</w:t>
+      </w:r>
+      <w:proofErr w:type="spellEnd"/>
+      <w:r>
         <w:rPr>
           <w:rFonts w:ascii="Courier New" w:eastAsia="Courier New" w:hAnsi="Courier New" w:cs="Courier New"/>
           <w:sz w:val="22"/>
           <w:szCs w:val="22"/>
         </w:rPr>
-      </w:pPr>
+        <w:t xml:space="preserve"> JSON </w:t>
+      </w:r>
+      <w:proofErr w:type="spellStart"/>
       <w:r>
         <w:rPr>
           <w:rFonts w:ascii="Courier New" w:eastAsia="Courier New" w:hAnsi="Courier New" w:cs="Courier New"/>
           <w:sz w:val="22"/>
           <w:szCs w:val="22"/>
         </w:rPr>
-        <w:t xml:space="preserve">Анализ без уровня LOW: </w:t>
-      </w:r>
+        <w:t>отчета</w:t>
+      </w:r>
+      <w:proofErr w:type="spellEnd"/>
       <w:r>
         <w:rPr>
           <w:rFonts w:ascii="Courier New" w:eastAsia="Courier New" w:hAnsi="Courier New" w:cs="Courier New"/>
           <w:sz w:val="22"/>
           <w:szCs w:val="22"/>
         </w:rPr>
-        <w:t>bandit -r ./app -f txt --severity-level medium</w:t>
-      </w:r>
-    </w:p>
-    <w:p>
-      <w:pPr>
-        <w:shd w:val="clear" w:color="auto" w:fill="F2F2F2"/>
-        <w:spacing w:after="40"/>
+        <w:t>: bandit -</w:t>
+      </w:r>
+      <w:proofErr w:type="gramStart"/>
+      <w:r>
         <w:rPr>
           <w:rFonts w:ascii="Courier New" w:eastAsia="Courier New" w:hAnsi="Courier New" w:cs="Courier New"/>
           <w:sz w:val="22"/>
           <w:szCs w:val="22"/>
         </w:rPr>
-      </w:pPr>
+        <w:t>r .</w:t>
+      </w:r>
+      <w:proofErr w:type="gramEnd"/>
       <w:r>
         <w:rPr>
           <w:rFonts w:ascii="Courier New" w:eastAsia="Courier New" w:hAnsi="Courier New" w:cs="Courier New"/>
           <w:sz w:val="22"/>
           <w:szCs w:val="22"/>
         </w:rPr>
-        <w:t xml:space="preserve">Создание HTML отчета: </w:t>
-      </w:r>
+        <w:t xml:space="preserve">/app -f </w:t>
+      </w:r>
+      <w:proofErr w:type="spellStart"/>
       <w:r>
         <w:rPr>
           <w:rFonts w:ascii="Courier New" w:eastAsia="Courier New" w:hAnsi="Courier New" w:cs="Courier New"/>
           <w:sz w:val="22"/>
           <w:szCs w:val="22"/>
         </w:rPr>
-        <w:t>bandit -r ./app -f html -o reports/bandit-report.html</w:t>
+        <w:t>json</w:t>
+      </w:r>
+      <w:proofErr w:type="spellEnd"/>
+      <w:r>
+        <w:rPr>
+          <w:rFonts w:ascii="Courier New" w:eastAsia="Courier New" w:hAnsi="Courier New" w:cs="Courier New"/>
+          <w:sz w:val="22"/>
+          <w:szCs w:val="22"/>
+        </w:rPr>
+        <w:t xml:space="preserve"> -o reports/bandit-</w:t>
+      </w:r>
+      <w:proofErr w:type="spellStart"/>
+      <w:r>
+        <w:rPr>
+          <w:rFonts w:ascii="Courier New" w:eastAsia="Courier New" w:hAnsi="Courier New" w:cs="Courier New"/>
+          <w:sz w:val="22"/>
+          <w:szCs w:val="22"/>
+        </w:rPr>
+        <w:t>report.json</w:t>
+      </w:r>
+      <w:proofErr w:type="spellEnd"/>
+    </w:p>
+    <w:p>
+      <w:pPr>
+        <w:shd w:val="clear" w:color="auto" w:fill="F2F2F2"/>
+        <w:spacing w:after="40"/>
+        <w:rPr>
+          <w:rFonts w:ascii="Courier New" w:eastAsia="Courier New" w:hAnsi="Courier New" w:cs="Courier New"/>
+          <w:sz w:val="22"/>
+          <w:szCs w:val="22"/>
+        </w:rPr>
+      </w:pPr>
+      <w:proofErr w:type="spellStart"/>
+      <w:r>
+        <w:rPr>
+          <w:rFonts w:ascii="Courier New" w:eastAsia="Courier New" w:hAnsi="Courier New" w:cs="Courier New"/>
+          <w:sz w:val="22"/>
+          <w:szCs w:val="22"/>
+        </w:rPr>
+        <w:t>Анализ</w:t>
+      </w:r>
+      <w:proofErr w:type="spellEnd"/>
+      <w:r>
+        <w:rPr>
+          <w:rFonts w:ascii="Courier New" w:eastAsia="Courier New" w:hAnsi="Courier New" w:cs="Courier New"/>
+          <w:sz w:val="22"/>
+          <w:szCs w:val="22"/>
+        </w:rPr>
+        <w:t xml:space="preserve"> </w:t>
+      </w:r>
+      <w:proofErr w:type="spellStart"/>
+      <w:r>
+        <w:rPr>
+          <w:rFonts w:ascii="Courier New" w:eastAsia="Courier New" w:hAnsi="Courier New" w:cs="Courier New"/>
+          <w:sz w:val="22"/>
+          <w:szCs w:val="22"/>
+        </w:rPr>
+        <w:t>без</w:t>
+      </w:r>
+      <w:proofErr w:type="spellEnd"/>
+      <w:r>
+        <w:rPr>
+          <w:rFonts w:ascii="Courier New" w:eastAsia="Courier New" w:hAnsi="Courier New" w:cs="Courier New"/>
+          <w:sz w:val="22"/>
+          <w:szCs w:val="22"/>
+        </w:rPr>
+        <w:t xml:space="preserve"> </w:t>
+      </w:r>
+      <w:proofErr w:type="spellStart"/>
+      <w:r>
+        <w:rPr>
+          <w:rFonts w:ascii="Courier New" w:eastAsia="Courier New" w:hAnsi="Courier New" w:cs="Courier New"/>
+          <w:sz w:val="22"/>
+          <w:szCs w:val="22"/>
+        </w:rPr>
+        <w:t>уровня</w:t>
+      </w:r>
+      <w:proofErr w:type="spellEnd"/>
+      <w:r>
+        <w:rPr>
+          <w:rFonts w:ascii="Courier New" w:eastAsia="Courier New" w:hAnsi="Courier New" w:cs="Courier New"/>
+          <w:sz w:val="22"/>
+          <w:szCs w:val="22"/>
+        </w:rPr>
+        <w:t xml:space="preserve"> LOW: bandit -</w:t>
+      </w:r>
+      <w:proofErr w:type="gramStart"/>
+      <w:r>
+        <w:rPr>
+          <w:rFonts w:ascii="Courier New" w:eastAsia="Courier New" w:hAnsi="Courier New" w:cs="Courier New"/>
+          <w:sz w:val="22"/>
+          <w:szCs w:val="22"/>
+        </w:rPr>
+        <w:t>r .</w:t>
+      </w:r>
+      <w:proofErr w:type="gramEnd"/>
+      <w:r>
+        <w:rPr>
+          <w:rFonts w:ascii="Courier New" w:eastAsia="Courier New" w:hAnsi="Courier New" w:cs="Courier New"/>
+          <w:sz w:val="22"/>
+          <w:szCs w:val="22"/>
+        </w:rPr>
+        <w:t>/app -f txt --severity-level medium</w:t>
+      </w:r>
+    </w:p>
+    <w:p>
+      <w:pPr>
+        <w:shd w:val="clear" w:color="auto" w:fill="F2F2F2"/>
+        <w:spacing w:after="40"/>
+        <w:rPr>
+          <w:rFonts w:ascii="Courier New" w:eastAsia="Courier New" w:hAnsi="Courier New" w:cs="Courier New"/>
+          <w:sz w:val="22"/>
+          <w:szCs w:val="22"/>
+        </w:rPr>
+      </w:pPr>
+      <w:proofErr w:type="spellStart"/>
+      <w:r>
+        <w:rPr>
+          <w:rFonts w:ascii="Courier New" w:eastAsia="Courier New" w:hAnsi="Courier New" w:cs="Courier New"/>
+          <w:sz w:val="22"/>
+          <w:szCs w:val="22"/>
+        </w:rPr>
+        <w:t>Создание</w:t>
+      </w:r>
+      <w:proofErr w:type="spellEnd"/>
+      <w:r>
+        <w:rPr>
+          <w:rFonts w:ascii="Courier New" w:eastAsia="Courier New" w:hAnsi="Courier New" w:cs="Courier New"/>
+          <w:sz w:val="22"/>
+          <w:szCs w:val="22"/>
+        </w:rPr>
+        <w:t xml:space="preserve"> HTML </w:t>
+      </w:r>
+      <w:proofErr w:type="spellStart"/>
+      <w:r>
+        <w:rPr>
+          <w:rFonts w:ascii="Courier New" w:eastAsia="Courier New" w:hAnsi="Courier New" w:cs="Courier New"/>
+          <w:sz w:val="22"/>
+          <w:szCs w:val="22"/>
+        </w:rPr>
+        <w:t>отчета</w:t>
+      </w:r>
+      <w:proofErr w:type="spellEnd"/>
+      <w:r>
+        <w:rPr>
+          <w:rFonts w:ascii="Courier New" w:eastAsia="Courier New" w:hAnsi="Courier New" w:cs="Courier New"/>
+          <w:sz w:val="22"/>
+          <w:szCs w:val="22"/>
+        </w:rPr>
+        <w:t>: bandit -</w:t>
+      </w:r>
+      <w:proofErr w:type="gramStart"/>
+      <w:r>
+        <w:rPr>
+          <w:rFonts w:ascii="Courier New" w:eastAsia="Courier New" w:hAnsi="Courier New" w:cs="Courier New"/>
+          <w:sz w:val="22"/>
+          <w:szCs w:val="22"/>
+        </w:rPr>
+        <w:t>r .</w:t>
+      </w:r>
+      <w:proofErr w:type="gramEnd"/>
+      <w:r>
+        <w:rPr>
+          <w:rFonts w:ascii="Courier New" w:eastAsia="Courier New" w:hAnsi="Courier New" w:cs="Courier New"/>
+          <w:sz w:val="22"/>
+          <w:szCs w:val="22"/>
+        </w:rPr>
+        <w:t>/app -f html -o reports/bandit-report.html</w:t>
       </w:r>
     </w:p>
     <w:p>
@@ -2050,7 +3157,6 @@
           <w:color w:val="333333"/>
           <w:sz w:val="28"/>
           <w:szCs w:val="28"/>
-          <w:lang w:val="ru-RU"/>
         </w:rPr>
       </w:pPr>
     </w:p>
@@ -2072,7 +3178,67 @@
           <w:sz w:val="28"/>
           <w:szCs w:val="28"/>
         </w:rPr>
-        <w:t xml:space="preserve">Bandit просканировал 84 строки и нашёл 16 проблем: High 3, Medium 7, Low 6. </w:t>
+        <w:t>Bandit</w:t>
+      </w:r>
+      <w:r>
+        <w:rPr>
+          <w:color w:val="333333"/>
+          <w:sz w:val="28"/>
+          <w:szCs w:val="28"/>
+          <w:lang w:val="ru-RU"/>
+        </w:rPr>
+        <w:t xml:space="preserve"> просканировал 84 строки и нашёл 16 проблем: </w:t>
+      </w:r>
+      <w:r>
+        <w:rPr>
+          <w:color w:val="333333"/>
+          <w:sz w:val="28"/>
+          <w:szCs w:val="28"/>
+        </w:rPr>
+        <w:t>High</w:t>
+      </w:r>
+      <w:r>
+        <w:rPr>
+          <w:color w:val="333333"/>
+          <w:sz w:val="28"/>
+          <w:szCs w:val="28"/>
+          <w:lang w:val="ru-RU"/>
+        </w:rPr>
+        <w:t xml:space="preserve"> 3, </w:t>
+      </w:r>
+      <w:r>
+        <w:rPr>
+          <w:color w:val="333333"/>
+          <w:sz w:val="28"/>
+          <w:szCs w:val="28"/>
+        </w:rPr>
+        <w:t>Medium</w:t>
+      </w:r>
+      <w:r>
+        <w:rPr>
+          <w:color w:val="333333"/>
+          <w:sz w:val="28"/>
+          <w:szCs w:val="28"/>
+          <w:lang w:val="ru-RU"/>
+        </w:rPr>
+        <w:t xml:space="preserve"> 7, </w:t>
+      </w:r>
+      <w:r>
+        <w:rPr>
+          <w:color w:val="333333"/>
+          <w:sz w:val="28"/>
+          <w:szCs w:val="28"/>
+        </w:rPr>
+        <w:t>Low</w:t>
+      </w:r>
+      <w:r>
+        <w:rPr>
+          <w:color w:val="333333"/>
+          <w:sz w:val="28"/>
+          <w:szCs w:val="28"/>
+          <w:lang w:val="ru-RU"/>
+        </w:rPr>
+        <w:t xml:space="preserve"> 6. </w:t>
       </w:r>
       <w:r>
         <w:rPr>
@@ -2151,6 +3317,7 @@
         </w:rPr>
         <w:t>.</w:t>
       </w:r>
+      <w:proofErr w:type="spellStart"/>
       <w:r>
         <w:rPr>
           <w:rFonts w:ascii="Courier New" w:eastAsia="Courier New" w:hAnsi="Courier New" w:cs="Courier New"/>
@@ -2159,14 +3326,35 @@
         </w:rPr>
         <w:t>py</w:t>
       </w:r>
-      <w:r>
-        <w:rPr>
-          <w:color w:val="333333"/>
-          <w:sz w:val="28"/>
-          <w:szCs w:val="28"/>
-          <w:lang w:val="ru-RU"/>
-        </w:rPr>
-        <w:t>. Это ожидаемо, потому что там собраны эндпоинты, принимающие данные от пользователя.</w:t>
+      <w:proofErr w:type="spellEnd"/>
+      <w:r>
+        <w:rPr>
+          <w:color w:val="333333"/>
+          <w:sz w:val="28"/>
+          <w:szCs w:val="28"/>
+          <w:lang w:val="ru-RU"/>
+        </w:rPr>
+        <w:t xml:space="preserve">. Это ожидаемо, потому что там собраны </w:t>
+      </w:r>
+      <w:proofErr w:type="spellStart"/>
+      <w:r>
+        <w:rPr>
+          <w:color w:val="333333"/>
+          <w:sz w:val="28"/>
+          <w:szCs w:val="28"/>
+          <w:lang w:val="ru-RU"/>
+        </w:rPr>
+        <w:t>эндпоинты</w:t>
+      </w:r>
+      <w:proofErr w:type="spellEnd"/>
+      <w:r>
+        <w:rPr>
+          <w:color w:val="333333"/>
+          <w:sz w:val="28"/>
+          <w:szCs w:val="28"/>
+          <w:lang w:val="ru-RU"/>
+        </w:rPr>
+        <w:t>, принимающие данные от пользователя.</w:t>
       </w:r>
     </w:p>
     <w:p>
@@ -2194,6 +3382,7 @@
           <w:szCs w:val="28"/>
         </w:rPr>
       </w:pPr>
+      <w:proofErr w:type="spellStart"/>
       <w:r>
         <w:rPr>
           <w:smallCaps/>
@@ -2203,6 +3392,7 @@
         </w:rPr>
         <w:t>Та</w:t>
       </w:r>
+      <w:proofErr w:type="spellEnd"/>
       <w:r>
         <w:rPr>
           <w:smallCaps/>
@@ -2273,12 +3463,6 @@
         <w:gridCol w:w="3778"/>
       </w:tblGrid>
       <w:tr>
-        <w:tblPrEx>
-          <w:tblCellMar>
-            <w:top w:w="0" w:type="dxa"/>
-            <w:bottom w:w="0" w:type="dxa"/>
-          </w:tblCellMar>
-        </w:tblPrEx>
         <w:trPr>
           <w:tblHeader/>
         </w:trPr>
@@ -2304,6 +3488,7 @@
             <w:pPr>
               <w:jc w:val="center"/>
             </w:pPr>
+            <w:proofErr w:type="spellStart"/>
             <w:r>
               <w:rPr>
                 <w:b/>
@@ -2313,6 +3498,7 @@
               </w:rPr>
               <w:t>Код</w:t>
             </w:r>
+            <w:proofErr w:type="spellEnd"/>
           </w:p>
         </w:tc>
         <w:tc>
@@ -2337,6 +3523,8 @@
             <w:pPr>
               <w:jc w:val="center"/>
             </w:pPr>
+            <w:proofErr w:type="spellStart"/>
+            <w:proofErr w:type="gramStart"/>
             <w:r>
               <w:rPr>
                 <w:b/>
@@ -2346,6 +3534,8 @@
               </w:rPr>
               <w:t>Файл:строка</w:t>
             </w:r>
+            <w:proofErr w:type="spellEnd"/>
+            <w:proofErr w:type="gramEnd"/>
           </w:p>
         </w:tc>
         <w:tc>
@@ -2370,6 +3560,7 @@
             <w:pPr>
               <w:jc w:val="center"/>
             </w:pPr>
+            <w:proofErr w:type="spellStart"/>
             <w:r>
               <w:rPr>
                 <w:b/>
@@ -2379,6 +3570,7 @@
               </w:rPr>
               <w:t>Суть</w:t>
             </w:r>
+            <w:proofErr w:type="spellEnd"/>
           </w:p>
         </w:tc>
         <w:tc>
@@ -2403,6 +3595,7 @@
             <w:pPr>
               <w:jc w:val="center"/>
             </w:pPr>
+            <w:proofErr w:type="spellStart"/>
             <w:r>
               <w:rPr>
                 <w:b/>
@@ -2412,16 +3605,11 @@
               </w:rPr>
               <w:t>Исправление</w:t>
             </w:r>
+            <w:proofErr w:type="spellEnd"/>
           </w:p>
         </w:tc>
       </w:tr>
       <w:tr>
-        <w:tblPrEx>
-          <w:tblCellMar>
-            <w:top w:w="0" w:type="dxa"/>
-            <w:bottom w:w="0" w:type="dxa"/>
-          </w:tblCellMar>
-        </w:tblPrEx>
         <w:tc>
           <w:tcPr>
             <w:tcW w:w="0" w:type="auto"/>
@@ -2508,7 +3696,39 @@
                 <w:sz w:val="22"/>
                 <w:szCs w:val="22"/>
               </w:rPr>
-              <w:t>shell=True с пользовательским вводом, command injection</w:t>
+              <w:t xml:space="preserve">shell=True с </w:t>
+            </w:r>
+            <w:proofErr w:type="spellStart"/>
+            <w:r>
+              <w:rPr>
+                <w:sz w:val="22"/>
+                <w:szCs w:val="22"/>
+              </w:rPr>
+              <w:t>пользовательским</w:t>
+            </w:r>
+            <w:proofErr w:type="spellEnd"/>
+            <w:r>
+              <w:rPr>
+                <w:sz w:val="22"/>
+                <w:szCs w:val="22"/>
+              </w:rPr>
+              <w:t xml:space="preserve"> </w:t>
+            </w:r>
+            <w:proofErr w:type="spellStart"/>
+            <w:r>
+              <w:rPr>
+                <w:sz w:val="22"/>
+                <w:szCs w:val="22"/>
+              </w:rPr>
+              <w:t>вводом</w:t>
+            </w:r>
+            <w:proofErr w:type="spellEnd"/>
+            <w:r>
+              <w:rPr>
+                <w:sz w:val="22"/>
+                <w:szCs w:val="22"/>
+              </w:rPr>
+              <w:t>, command injection</w:t>
             </w:r>
           </w:p>
         </w:tc>
@@ -2533,23 +3753,83 @@
             <w:pPr>
               <w:jc w:val="center"/>
             </w:pPr>
-            <w:r>
-              <w:rPr>
-                <w:sz w:val="22"/>
-                <w:szCs w:val="22"/>
-              </w:rPr>
-              <w:t>subprocess.run([...], check=True) без shell, валидация параметра host</w:t>
+            <w:proofErr w:type="spellStart"/>
+            <w:proofErr w:type="gramStart"/>
+            <w:r>
+              <w:rPr>
+                <w:sz w:val="22"/>
+                <w:szCs w:val="22"/>
+              </w:rPr>
+              <w:t>subprocess.run</w:t>
+            </w:r>
+            <w:proofErr w:type="spellEnd"/>
+            <w:r>
+              <w:rPr>
+                <w:sz w:val="22"/>
+                <w:szCs w:val="22"/>
+              </w:rPr>
+              <w:t>(</w:t>
+            </w:r>
+            <w:proofErr w:type="gramEnd"/>
+            <w:r>
+              <w:rPr>
+                <w:sz w:val="22"/>
+                <w:szCs w:val="22"/>
+              </w:rPr>
+              <w:t xml:space="preserve">[...], check=True) </w:t>
+            </w:r>
+            <w:proofErr w:type="spellStart"/>
+            <w:r>
+              <w:rPr>
+                <w:sz w:val="22"/>
+                <w:szCs w:val="22"/>
+              </w:rPr>
+              <w:t>без</w:t>
+            </w:r>
+            <w:proofErr w:type="spellEnd"/>
+            <w:r>
+              <w:rPr>
+                <w:sz w:val="22"/>
+                <w:szCs w:val="22"/>
+              </w:rPr>
+              <w:t xml:space="preserve"> shell, </w:t>
+            </w:r>
+            <w:proofErr w:type="spellStart"/>
+            <w:r>
+              <w:rPr>
+                <w:sz w:val="22"/>
+                <w:szCs w:val="22"/>
+              </w:rPr>
+              <w:t>валидация</w:t>
+            </w:r>
+            <w:proofErr w:type="spellEnd"/>
+            <w:r>
+              <w:rPr>
+                <w:sz w:val="22"/>
+                <w:szCs w:val="22"/>
+              </w:rPr>
+              <w:t xml:space="preserve"> </w:t>
+            </w:r>
+            <w:proofErr w:type="spellStart"/>
+            <w:r>
+              <w:rPr>
+                <w:sz w:val="22"/>
+                <w:szCs w:val="22"/>
+              </w:rPr>
+              <w:t>параметра</w:t>
+            </w:r>
+            <w:proofErr w:type="spellEnd"/>
+            <w:r>
+              <w:rPr>
+                <w:sz w:val="22"/>
+                <w:szCs w:val="22"/>
+              </w:rPr>
+              <w:t xml:space="preserve"> host</w:t>
             </w:r>
           </w:p>
         </w:tc>
       </w:tr>
       <w:tr>
-        <w:tblPrEx>
-          <w:tblCellMar>
-            <w:top w:w="0" w:type="dxa"/>
-            <w:bottom w:w="0" w:type="dxa"/>
-          </w:tblCellMar>
-        </w:tblPrEx>
         <w:tc>
           <w:tcPr>
             <w:tcW w:w="0" w:type="auto"/>
@@ -2632,12 +3912,37 @@
             <w:pPr>
               <w:jc w:val="center"/>
             </w:pPr>
-            <w:r>
-              <w:rPr>
-                <w:sz w:val="22"/>
-                <w:szCs w:val="22"/>
-              </w:rPr>
-              <w:t>Слабый хеш MD5</w:t>
+            <w:proofErr w:type="spellStart"/>
+            <w:r>
+              <w:rPr>
+                <w:sz w:val="22"/>
+                <w:szCs w:val="22"/>
+              </w:rPr>
+              <w:t>Слабый</w:t>
+            </w:r>
+            <w:proofErr w:type="spellEnd"/>
+            <w:r>
+              <w:rPr>
+                <w:sz w:val="22"/>
+                <w:szCs w:val="22"/>
+              </w:rPr>
+              <w:t xml:space="preserve"> </w:t>
+            </w:r>
+            <w:proofErr w:type="spellStart"/>
+            <w:r>
+              <w:rPr>
+                <w:sz w:val="22"/>
+                <w:szCs w:val="22"/>
+              </w:rPr>
+              <w:t>хеш</w:t>
+            </w:r>
+            <w:proofErr w:type="spellEnd"/>
+            <w:r>
+              <w:rPr>
+                <w:sz w:val="22"/>
+                <w:szCs w:val="22"/>
+              </w:rPr>
+              <w:t xml:space="preserve"> MD5</w:t>
             </w:r>
           </w:p>
         </w:tc>
@@ -2662,23 +3967,58 @@
             <w:pPr>
               <w:jc w:val="center"/>
             </w:pPr>
-            <w:r>
-              <w:rPr>
-                <w:sz w:val="22"/>
-                <w:szCs w:val="22"/>
-              </w:rPr>
-              <w:t>hashlib.sha256 или bcrypt/argon2</w:t>
+            <w:proofErr w:type="gramStart"/>
+            <w:r>
+              <w:rPr>
+                <w:sz w:val="22"/>
+                <w:szCs w:val="22"/>
+              </w:rPr>
+              <w:t>hashlib.sha</w:t>
+            </w:r>
+            <w:proofErr w:type="gramEnd"/>
+            <w:r>
+              <w:rPr>
+                <w:sz w:val="22"/>
+                <w:szCs w:val="22"/>
+              </w:rPr>
+              <w:t xml:space="preserve">256 </w:t>
+            </w:r>
+            <w:proofErr w:type="spellStart"/>
+            <w:r>
+              <w:rPr>
+                <w:sz w:val="22"/>
+                <w:szCs w:val="22"/>
+              </w:rPr>
+              <w:t>или</w:t>
+            </w:r>
+            <w:proofErr w:type="spellEnd"/>
+            <w:r>
+              <w:rPr>
+                <w:sz w:val="22"/>
+                <w:szCs w:val="22"/>
+              </w:rPr>
+              <w:t xml:space="preserve"> </w:t>
+            </w:r>
+            <w:proofErr w:type="spellStart"/>
+            <w:r>
+              <w:rPr>
+                <w:sz w:val="22"/>
+                <w:szCs w:val="22"/>
+              </w:rPr>
+              <w:t>bcrypt</w:t>
+            </w:r>
+            <w:proofErr w:type="spellEnd"/>
+            <w:r>
+              <w:rPr>
+                <w:sz w:val="22"/>
+                <w:szCs w:val="22"/>
+              </w:rPr>
+              <w:t>/argon2</w:t>
             </w:r>
           </w:p>
         </w:tc>
       </w:tr>
       <w:tr>
-        <w:tblPrEx>
-          <w:tblCellMar>
-            <w:top w:w="0" w:type="dxa"/>
-            <w:bottom w:w="0" w:type="dxa"/>
-          </w:tblCellMar>
-        </w:tblPrEx>
         <w:tc>
           <w:tcPr>
             <w:tcW w:w="0" w:type="auto"/>
@@ -2836,7 +4176,23 @@
                 <w:sz w:val="22"/>
                 <w:szCs w:val="22"/>
               </w:rPr>
-              <w:t>verify=True, добавить timeout</w:t>
+              <w:t xml:space="preserve">verify=True, </w:t>
+            </w:r>
+            <w:proofErr w:type="spellStart"/>
+            <w:r>
+              <w:rPr>
+                <w:sz w:val="22"/>
+                <w:szCs w:val="22"/>
+              </w:rPr>
+              <w:t>добавить</w:t>
+            </w:r>
+            <w:proofErr w:type="spellEnd"/>
+            <w:r>
+              <w:rPr>
+                <w:sz w:val="22"/>
+                <w:szCs w:val="22"/>
+              </w:rPr>
+              <w:t xml:space="preserve"> timeout</w:t>
             </w:r>
           </w:p>
         </w:tc>
@@ -2868,6 +4224,7 @@
           <w:lang w:val="ru-RU"/>
         </w:rPr>
       </w:pPr>
+      <w:proofErr w:type="spellStart"/>
       <w:r>
         <w:rPr>
           <w:smallCaps/>
@@ -2877,6 +4234,7 @@
         </w:rPr>
         <w:t>Та</w:t>
       </w:r>
+      <w:proofErr w:type="spellEnd"/>
       <w:r>
         <w:rPr>
           <w:smallCaps/>
@@ -2904,25 +4262,7 @@
           <w:szCs w:val="28"/>
           <w:lang w:val="ru-RU"/>
         </w:rPr>
-        <w:t xml:space="preserve"> – </w:t>
-      </w:r>
-      <w:r>
-        <w:rPr>
-          <w:color w:val="333333"/>
-          <w:sz w:val="28"/>
-          <w:szCs w:val="28"/>
-          <w:lang w:val="ru-RU"/>
-        </w:rPr>
-        <w:t>Уязвимости</w:t>
-      </w:r>
-      <w:r>
-        <w:rPr>
-          <w:color w:val="333333"/>
-          <w:sz w:val="28"/>
-          <w:szCs w:val="28"/>
-          <w:lang w:val="ru-RU"/>
-        </w:rPr>
-        <w:t xml:space="preserve"> уровня </w:t>
+        <w:t xml:space="preserve"> – Уязвимости уровня </w:t>
       </w:r>
       <w:r>
         <w:rPr>
@@ -2957,12 +4297,6 @@
         <w:gridCol w:w="4922"/>
       </w:tblGrid>
       <w:tr>
-        <w:tblPrEx>
-          <w:tblCellMar>
-            <w:top w:w="0" w:type="dxa"/>
-            <w:bottom w:w="0" w:type="dxa"/>
-          </w:tblCellMar>
-        </w:tblPrEx>
         <w:trPr>
           <w:tblHeader/>
         </w:trPr>
@@ -2988,6 +4322,7 @@
             <w:pPr>
               <w:jc w:val="center"/>
             </w:pPr>
+            <w:proofErr w:type="spellStart"/>
             <w:r>
               <w:rPr>
                 <w:b/>
@@ -2997,6 +4332,7 @@
               </w:rPr>
               <w:t>Код</w:t>
             </w:r>
+            <w:proofErr w:type="spellEnd"/>
           </w:p>
         </w:tc>
         <w:tc>
@@ -3021,6 +4357,8 @@
             <w:pPr>
               <w:jc w:val="center"/>
             </w:pPr>
+            <w:proofErr w:type="spellStart"/>
+            <w:proofErr w:type="gramStart"/>
             <w:r>
               <w:rPr>
                 <w:b/>
@@ -3030,6 +4368,8 @@
               </w:rPr>
               <w:t>Файл:строка</w:t>
             </w:r>
+            <w:proofErr w:type="spellEnd"/>
+            <w:proofErr w:type="gramEnd"/>
           </w:p>
         </w:tc>
         <w:tc>
@@ -3054,6 +4394,7 @@
             <w:pPr>
               <w:jc w:val="center"/>
             </w:pPr>
+            <w:proofErr w:type="spellStart"/>
             <w:r>
               <w:rPr>
                 <w:b/>
@@ -3063,6 +4404,7 @@
               </w:rPr>
               <w:t>Суть</w:t>
             </w:r>
+            <w:proofErr w:type="spellEnd"/>
           </w:p>
         </w:tc>
         <w:tc>
@@ -3087,6 +4429,7 @@
             <w:pPr>
               <w:jc w:val="center"/>
             </w:pPr>
+            <w:proofErr w:type="spellStart"/>
             <w:r>
               <w:rPr>
                 <w:b/>
@@ -3096,16 +4439,11 @@
               </w:rPr>
               <w:t>Исправление</w:t>
             </w:r>
+            <w:proofErr w:type="spellEnd"/>
           </w:p>
         </w:tc>
       </w:tr>
       <w:tr>
-        <w:tblPrEx>
-          <w:tblCellMar>
-            <w:top w:w="0" w:type="dxa"/>
-            <w:bottom w:w="0" w:type="dxa"/>
-          </w:tblCellMar>
-        </w:tblPrEx>
         <w:tc>
           <w:tcPr>
             <w:tcW w:w="0" w:type="auto"/>
@@ -3204,8 +4542,49 @@
                 <w:sz w:val="22"/>
                 <w:szCs w:val="22"/>
               </w:rPr>
-              <w:t>eval на пользовательском вводе</w:t>
-            </w:r>
+              <w:t xml:space="preserve">eval </w:t>
+            </w:r>
+            <w:proofErr w:type="spellStart"/>
+            <w:r>
+              <w:rPr>
+                <w:sz w:val="22"/>
+                <w:szCs w:val="22"/>
+              </w:rPr>
+              <w:t>на</w:t>
+            </w:r>
+            <w:proofErr w:type="spellEnd"/>
+            <w:r>
+              <w:rPr>
+                <w:sz w:val="22"/>
+                <w:szCs w:val="22"/>
+              </w:rPr>
+              <w:t xml:space="preserve"> </w:t>
+            </w:r>
+            <w:proofErr w:type="spellStart"/>
+            <w:r>
+              <w:rPr>
+                <w:sz w:val="22"/>
+                <w:szCs w:val="22"/>
+              </w:rPr>
+              <w:t>пользовательском</w:t>
+            </w:r>
+            <w:proofErr w:type="spellEnd"/>
+            <w:r>
+              <w:rPr>
+                <w:sz w:val="22"/>
+                <w:szCs w:val="22"/>
+              </w:rPr>
+              <w:t xml:space="preserve"> </w:t>
+            </w:r>
+            <w:proofErr w:type="spellStart"/>
+            <w:r>
+              <w:rPr>
+                <w:sz w:val="22"/>
+                <w:szCs w:val="22"/>
+              </w:rPr>
+              <w:t>вводе</w:t>
+            </w:r>
+            <w:proofErr w:type="spellEnd"/>
           </w:p>
         </w:tc>
         <w:tc>
@@ -3234,6 +4613,8 @@
                 <w:lang w:val="ru-RU"/>
               </w:rPr>
             </w:pPr>
+            <w:proofErr w:type="spellStart"/>
+            <w:proofErr w:type="gramStart"/>
             <w:r>
               <w:rPr>
                 <w:sz w:val="22"/>
@@ -3241,6 +4622,7 @@
               </w:rPr>
               <w:t>ast</w:t>
             </w:r>
+            <w:proofErr w:type="spellEnd"/>
             <w:r>
               <w:rPr>
                 <w:sz w:val="22"/>
@@ -3256,6 +4638,7 @@
               </w:rPr>
               <w:t>literal</w:t>
             </w:r>
+            <w:proofErr w:type="gramEnd"/>
             <w:r>
               <w:rPr>
                 <w:sz w:val="22"/>
@@ -3279,6 +4662,7 @@
               </w:rPr>
               <w:t xml:space="preserve"> для литералов; для арифметики разбор через </w:t>
             </w:r>
+            <w:proofErr w:type="spellStart"/>
             <w:r>
               <w:rPr>
                 <w:sz w:val="22"/>
@@ -3286,6 +4670,7 @@
               </w:rPr>
               <w:t>ast</w:t>
             </w:r>
+            <w:proofErr w:type="spellEnd"/>
             <w:r>
               <w:rPr>
                 <w:sz w:val="22"/>
@@ -3294,6 +4679,7 @@
               </w:rPr>
               <w:t xml:space="preserve"> с белым списком операторов (</w:t>
             </w:r>
+            <w:proofErr w:type="gramStart"/>
             <w:r>
               <w:rPr>
                 <w:sz w:val="22"/>
@@ -3307,18 +4693,21 @@
                 <w:szCs w:val="22"/>
                 <w:lang w:val="ru-RU"/>
               </w:rPr>
-              <w:t>())</w:t>
+              <w:t>(</w:t>
+            </w:r>
+            <w:proofErr w:type="gramEnd"/>
+            <w:r>
+              <w:rPr>
+                <w:sz w:val="22"/>
+                <w:szCs w:val="22"/>
+                <w:lang w:val="ru-RU"/>
+              </w:rPr>
+              <w:t>))</w:t>
             </w:r>
           </w:p>
         </w:tc>
       </w:tr>
       <w:tr>
-        <w:tblPrEx>
-          <w:tblCellMar>
-            <w:top w:w="0" w:type="dxa"/>
-            <w:bottom w:w="0" w:type="dxa"/>
-          </w:tblCellMar>
-        </w:tblPrEx>
         <w:tc>
           <w:tcPr>
             <w:tcW w:w="0" w:type="auto"/>
@@ -3470,23 +4859,115 @@
                 <w:szCs w:val="22"/>
               </w:rPr>
             </w:pPr>
-            <w:r>
-              <w:rPr>
-                <w:sz w:val="22"/>
-                <w:szCs w:val="22"/>
-              </w:rPr>
-              <w:t>Параметризованный запрос: execute("SELECT * FROM users WHERE name = ?", (name,)) и валидация name через Pydantic</w:t>
-            </w:r>
+            <w:proofErr w:type="spellStart"/>
+            <w:r>
+              <w:rPr>
+                <w:sz w:val="22"/>
+                <w:szCs w:val="22"/>
+              </w:rPr>
+              <w:t>Параметризованный</w:t>
+            </w:r>
+            <w:proofErr w:type="spellEnd"/>
+            <w:r>
+              <w:rPr>
+                <w:sz w:val="22"/>
+                <w:szCs w:val="22"/>
+              </w:rPr>
+              <w:t xml:space="preserve"> </w:t>
+            </w:r>
+            <w:proofErr w:type="spellStart"/>
+            <w:r>
+              <w:rPr>
+                <w:sz w:val="22"/>
+                <w:szCs w:val="22"/>
+              </w:rPr>
+              <w:t>запрос</w:t>
+            </w:r>
+            <w:proofErr w:type="spellEnd"/>
+            <w:r>
+              <w:rPr>
+                <w:sz w:val="22"/>
+                <w:szCs w:val="22"/>
+              </w:rPr>
+              <w:t xml:space="preserve">: </w:t>
+            </w:r>
+            <w:proofErr w:type="gramStart"/>
+            <w:r>
+              <w:rPr>
+                <w:sz w:val="22"/>
+                <w:szCs w:val="22"/>
+              </w:rPr>
+              <w:t>execute(</w:t>
+            </w:r>
+            <w:proofErr w:type="gramEnd"/>
+            <w:r>
+              <w:rPr>
+                <w:sz w:val="22"/>
+                <w:szCs w:val="22"/>
+              </w:rPr>
+              <w:t xml:space="preserve">"SELECT * FROM users WHERE name </w:t>
+            </w:r>
+            <w:proofErr w:type="gramStart"/>
+            <w:r>
+              <w:rPr>
+                <w:sz w:val="22"/>
+                <w:szCs w:val="22"/>
+              </w:rPr>
+              <w:t>= ?</w:t>
+            </w:r>
+            <w:proofErr w:type="gramEnd"/>
+            <w:r>
+              <w:rPr>
+                <w:sz w:val="22"/>
+                <w:szCs w:val="22"/>
+              </w:rPr>
+              <w:t xml:space="preserve">", (name,)) и </w:t>
+            </w:r>
+            <w:proofErr w:type="spellStart"/>
+            <w:r>
+              <w:rPr>
+                <w:sz w:val="22"/>
+                <w:szCs w:val="22"/>
+              </w:rPr>
+              <w:t>валидация</w:t>
+            </w:r>
+            <w:proofErr w:type="spellEnd"/>
+            <w:r>
+              <w:rPr>
+                <w:sz w:val="22"/>
+                <w:szCs w:val="22"/>
+              </w:rPr>
+              <w:t xml:space="preserve"> name </w:t>
+            </w:r>
+            <w:proofErr w:type="spellStart"/>
+            <w:r>
+              <w:rPr>
+                <w:sz w:val="22"/>
+                <w:szCs w:val="22"/>
+              </w:rPr>
+              <w:t>через</w:t>
+            </w:r>
+            <w:proofErr w:type="spellEnd"/>
+            <w:r>
+              <w:rPr>
+                <w:sz w:val="22"/>
+                <w:szCs w:val="22"/>
+              </w:rPr>
+              <w:t xml:space="preserve"> </w:t>
+            </w:r>
+            <w:proofErr w:type="spellStart"/>
+            <w:r>
+              <w:rPr>
+                <w:sz w:val="22"/>
+                <w:szCs w:val="22"/>
+              </w:rPr>
+              <w:t>Pydantic</w:t>
+            </w:r>
+            <w:proofErr w:type="spellEnd"/>
           </w:p>
         </w:tc>
       </w:tr>
       <w:tr>
-        <w:tblPrEx>
-          <w:tblCellMar>
-            <w:top w:w="0" w:type="dxa"/>
-            <w:bottom w:w="0" w:type="dxa"/>
-          </w:tblCellMar>
-        </w:tblPrEx>
         <w:tc>
           <w:tcPr>
             <w:tcW w:w="0" w:type="auto"/>
@@ -3580,13 +5061,49 @@
                 <w:szCs w:val="22"/>
               </w:rPr>
             </w:pPr>
-            <w:r>
-              <w:rPr>
-                <w:sz w:val="22"/>
-                <w:szCs w:val="22"/>
-              </w:rPr>
-              <w:t>yaml.load без SafeLoader</w:t>
-            </w:r>
+            <w:proofErr w:type="spellStart"/>
+            <w:proofErr w:type="gramStart"/>
+            <w:r>
+              <w:rPr>
+                <w:sz w:val="22"/>
+                <w:szCs w:val="22"/>
+              </w:rPr>
+              <w:t>yaml.load</w:t>
+            </w:r>
+            <w:proofErr w:type="spellEnd"/>
+            <w:proofErr w:type="gramEnd"/>
+            <w:r>
+              <w:rPr>
+                <w:sz w:val="22"/>
+                <w:szCs w:val="22"/>
+              </w:rPr>
+              <w:t xml:space="preserve"> </w:t>
+            </w:r>
+            <w:proofErr w:type="spellStart"/>
+            <w:r>
+              <w:rPr>
+                <w:sz w:val="22"/>
+                <w:szCs w:val="22"/>
+              </w:rPr>
+              <w:t>без</w:t>
+            </w:r>
+            <w:proofErr w:type="spellEnd"/>
+            <w:r>
+              <w:rPr>
+                <w:sz w:val="22"/>
+                <w:szCs w:val="22"/>
+              </w:rPr>
+              <w:t xml:space="preserve"> </w:t>
+            </w:r>
+            <w:proofErr w:type="spellStart"/>
+            <w:r>
+              <w:rPr>
+                <w:sz w:val="22"/>
+                <w:szCs w:val="22"/>
+              </w:rPr>
+              <w:t>SafeLoader</w:t>
+            </w:r>
+            <w:proofErr w:type="spellEnd"/>
           </w:p>
         </w:tc>
         <w:tc>
@@ -3614,23 +5131,35 @@
                 <w:szCs w:val="22"/>
               </w:rPr>
             </w:pPr>
-            <w:r>
-              <w:rPr>
-                <w:sz w:val="22"/>
-                <w:szCs w:val="22"/>
-              </w:rPr>
-              <w:t>yaml.safe_load(data)</w:t>
+            <w:proofErr w:type="spellStart"/>
+            <w:proofErr w:type="gramStart"/>
+            <w:r>
+              <w:rPr>
+                <w:sz w:val="22"/>
+                <w:szCs w:val="22"/>
+              </w:rPr>
+              <w:t>yaml.safe</w:t>
+            </w:r>
+            <w:proofErr w:type="gramEnd"/>
+            <w:r>
+              <w:rPr>
+                <w:sz w:val="22"/>
+                <w:szCs w:val="22"/>
+              </w:rPr>
+              <w:t>_load</w:t>
+            </w:r>
+            <w:proofErr w:type="spellEnd"/>
+            <w:r>
+              <w:rPr>
+                <w:sz w:val="22"/>
+                <w:szCs w:val="22"/>
+              </w:rPr>
+              <w:t>(data)</w:t>
             </w:r>
           </w:p>
         </w:tc>
       </w:tr>
       <w:tr>
-        <w:tblPrEx>
-          <w:tblCellMar>
-            <w:top w:w="0" w:type="dxa"/>
-            <w:bottom w:w="0" w:type="dxa"/>
-          </w:tblCellMar>
-        </w:tblPrEx>
         <w:tc>
           <w:tcPr>
             <w:tcW w:w="0" w:type="auto"/>
@@ -3725,6 +5254,7 @@
                 <w:lang w:val="ru-RU"/>
               </w:rPr>
             </w:pPr>
+            <w:proofErr w:type="gramStart"/>
             <w:r>
               <w:rPr>
                 <w:sz w:val="22"/>
@@ -3747,13 +5277,32 @@
               </w:rPr>
               <w:t>loads</w:t>
             </w:r>
+            <w:proofErr w:type="gramEnd"/>
             <w:r>
               <w:rPr>
                 <w:sz w:val="22"/>
                 <w:szCs w:val="22"/>
                 <w:lang w:val="ru-RU"/>
               </w:rPr>
-              <w:t xml:space="preserve"> на недоверенных данных</w:t>
+              <w:t xml:space="preserve"> на </w:t>
+            </w:r>
+            <w:proofErr w:type="spellStart"/>
+            <w:r>
+              <w:rPr>
+                <w:sz w:val="22"/>
+                <w:szCs w:val="22"/>
+                <w:lang w:val="ru-RU"/>
+              </w:rPr>
+              <w:t>недоверенных</w:t>
+            </w:r>
+            <w:proofErr w:type="spellEnd"/>
+            <w:r>
+              <w:rPr>
+                <w:sz w:val="22"/>
+                <w:szCs w:val="22"/>
+                <w:lang w:val="ru-RU"/>
+              </w:rPr>
+              <w:t xml:space="preserve"> данных</w:t>
             </w:r>
           </w:p>
         </w:tc>
@@ -3821,6 +5370,8 @@
               </w:rPr>
               <w:t xml:space="preserve"> (</w:t>
             </w:r>
+            <w:proofErr w:type="spellStart"/>
+            <w:proofErr w:type="gramStart"/>
             <w:r>
               <w:rPr>
                 <w:sz w:val="22"/>
@@ -3828,6 +5379,7 @@
               </w:rPr>
               <w:t>json</w:t>
             </w:r>
+            <w:proofErr w:type="spellEnd"/>
             <w:r>
               <w:rPr>
                 <w:sz w:val="22"/>
@@ -3843,6 +5395,7 @@
               </w:rPr>
               <w:t>loads</w:t>
             </w:r>
+            <w:proofErr w:type="gramEnd"/>
             <w:r>
               <w:rPr>
                 <w:sz w:val="22"/>
@@ -3855,12 +5408,6 @@
         </w:tc>
       </w:tr>
       <w:tr>
-        <w:tblPrEx>
-          <w:tblCellMar>
-            <w:top w:w="0" w:type="dxa"/>
-            <w:bottom w:w="0" w:type="dxa"/>
-          </w:tblCellMar>
-        </w:tblPrEx>
         <w:tc>
           <w:tcPr>
             <w:tcW w:w="0" w:type="auto"/>
@@ -3954,12 +5501,21 @@
                 <w:szCs w:val="22"/>
               </w:rPr>
             </w:pPr>
-            <w:r>
-              <w:rPr>
-                <w:sz w:val="22"/>
-                <w:szCs w:val="22"/>
-              </w:rPr>
-              <w:t>Привязка к 0.0.0.0</w:t>
+            <w:proofErr w:type="spellStart"/>
+            <w:r>
+              <w:rPr>
+                <w:sz w:val="22"/>
+                <w:szCs w:val="22"/>
+              </w:rPr>
+              <w:t>Привязка</w:t>
+            </w:r>
+            <w:proofErr w:type="spellEnd"/>
+            <w:r>
+              <w:rPr>
+                <w:sz w:val="22"/>
+                <w:szCs w:val="22"/>
+              </w:rPr>
+              <w:t xml:space="preserve"> к 0.0.0.0</w:t>
             </w:r>
           </w:p>
         </w:tc>
@@ -4031,12 +5587,6 @@
         </w:tc>
       </w:tr>
       <w:tr>
-        <w:tblPrEx>
-          <w:tblCellMar>
-            <w:top w:w="0" w:type="dxa"/>
-            <w:bottom w:w="0" w:type="dxa"/>
-          </w:tblCellMar>
-        </w:tblPrEx>
         <w:tc>
           <w:tcPr>
             <w:tcW w:w="0" w:type="auto"/>
@@ -4139,6 +5689,7 @@
               </w:rPr>
               <w:t>Фиксированный путь /</w:t>
             </w:r>
+            <w:proofErr w:type="spellStart"/>
             <w:r>
               <w:rPr>
                 <w:sz w:val="22"/>
@@ -4146,6 +5697,7 @@
               </w:rPr>
               <w:t>tmp</w:t>
             </w:r>
+            <w:proofErr w:type="spellEnd"/>
             <w:r>
               <w:rPr>
                 <w:sz w:val="22"/>
@@ -4203,23 +5755,28 @@
                 <w:szCs w:val="22"/>
               </w:rPr>
             </w:pPr>
-            <w:r>
-              <w:rPr>
-                <w:sz w:val="22"/>
-                <w:szCs w:val="22"/>
-              </w:rPr>
-              <w:t>tempfile.NamedTemporaryFile(...)</w:t>
+            <w:proofErr w:type="spellStart"/>
+            <w:proofErr w:type="gramStart"/>
+            <w:r>
+              <w:rPr>
+                <w:sz w:val="22"/>
+                <w:szCs w:val="22"/>
+              </w:rPr>
+              <w:t>tempfile.NamedTemporaryFile</w:t>
+            </w:r>
+            <w:proofErr w:type="spellEnd"/>
+            <w:proofErr w:type="gramEnd"/>
+            <w:r>
+              <w:rPr>
+                <w:sz w:val="22"/>
+                <w:szCs w:val="22"/>
+              </w:rPr>
+              <w:t>(...)</w:t>
             </w:r>
           </w:p>
         </w:tc>
       </w:tr>
       <w:tr>
-        <w:tblPrEx>
-          <w:tblCellMar>
-            <w:top w:w="0" w:type="dxa"/>
-            <w:bottom w:w="0" w:type="dxa"/>
-          </w:tblCellMar>
-        </w:tblPrEx>
         <w:tc>
           <w:tcPr>
             <w:tcW w:w="0" w:type="auto"/>
@@ -4318,7 +5875,39 @@
                 <w:sz w:val="22"/>
                 <w:szCs w:val="22"/>
               </w:rPr>
-              <w:t>HTTP-запрос без timeout</w:t>
+              <w:t>HTTP-</w:t>
+            </w:r>
+            <w:proofErr w:type="spellStart"/>
+            <w:r>
+              <w:rPr>
+                <w:sz w:val="22"/>
+                <w:szCs w:val="22"/>
+              </w:rPr>
+              <w:t>запрос</w:t>
+            </w:r>
+            <w:proofErr w:type="spellEnd"/>
+            <w:r>
+              <w:rPr>
+                <w:sz w:val="22"/>
+                <w:szCs w:val="22"/>
+              </w:rPr>
+              <w:t xml:space="preserve"> </w:t>
+            </w:r>
+            <w:proofErr w:type="spellStart"/>
+            <w:r>
+              <w:rPr>
+                <w:sz w:val="22"/>
+                <w:szCs w:val="22"/>
+              </w:rPr>
+              <w:t>без</w:t>
+            </w:r>
+            <w:proofErr w:type="spellEnd"/>
+            <w:r>
+              <w:rPr>
+                <w:sz w:val="22"/>
+                <w:szCs w:val="22"/>
+              </w:rPr>
+              <w:t xml:space="preserve"> timeout</w:t>
             </w:r>
           </w:p>
         </w:tc>
@@ -4347,12 +5936,39 @@
                 <w:szCs w:val="22"/>
               </w:rPr>
             </w:pPr>
-            <w:r>
-              <w:rPr>
-                <w:sz w:val="22"/>
-                <w:szCs w:val="22"/>
-              </w:rPr>
-              <w:t>requests.get(url, timeout=5)</w:t>
+            <w:proofErr w:type="spellStart"/>
+            <w:proofErr w:type="gramStart"/>
+            <w:r>
+              <w:rPr>
+                <w:sz w:val="22"/>
+                <w:szCs w:val="22"/>
+              </w:rPr>
+              <w:t>requests.get</w:t>
+            </w:r>
+            <w:proofErr w:type="spellEnd"/>
+            <w:r>
+              <w:rPr>
+                <w:sz w:val="22"/>
+                <w:szCs w:val="22"/>
+              </w:rPr>
+              <w:t>(</w:t>
+            </w:r>
+            <w:proofErr w:type="spellStart"/>
+            <w:proofErr w:type="gramEnd"/>
+            <w:r>
+              <w:rPr>
+                <w:sz w:val="22"/>
+                <w:szCs w:val="22"/>
+              </w:rPr>
+              <w:t>url</w:t>
+            </w:r>
+            <w:proofErr w:type="spellEnd"/>
+            <w:r>
+              <w:rPr>
+                <w:sz w:val="22"/>
+                <w:szCs w:val="22"/>
+              </w:rPr>
+              <w:t>, timeout=5)</w:t>
             </w:r>
           </w:p>
         </w:tc>
@@ -4384,6 +6000,7 @@
           <w:lang w:val="ru-RU"/>
         </w:rPr>
       </w:pPr>
+      <w:proofErr w:type="spellStart"/>
       <w:r>
         <w:rPr>
           <w:smallCaps/>
@@ -4393,6 +6010,7 @@
         </w:rPr>
         <w:t>Та</w:t>
       </w:r>
+      <w:proofErr w:type="spellEnd"/>
       <w:r>
         <w:rPr>
           <w:smallCaps/>
@@ -4411,44 +6029,16 @@
           <w:szCs w:val="28"/>
           <w:lang w:val="ru-RU"/>
         </w:rPr>
-        <w:t xml:space="preserve"> </w:t>
-      </w:r>
-      <w:r>
-        <w:rPr>
-          <w:smallCaps/>
-          <w:color w:val="333333"/>
-          <w:sz w:val="28"/>
-          <w:szCs w:val="28"/>
-          <w:lang w:val="ru-RU"/>
-        </w:rPr>
-        <w:t>3</w:t>
-      </w:r>
-      <w:r>
-        <w:rPr>
-          <w:color w:val="333333"/>
-          <w:sz w:val="28"/>
-          <w:szCs w:val="28"/>
-          <w:lang w:val="ru-RU"/>
-        </w:rPr>
-        <w:t xml:space="preserve"> – </w:t>
-      </w:r>
-      <w:r>
-        <w:rPr>
-          <w:color w:val="333333"/>
-          <w:sz w:val="28"/>
-          <w:szCs w:val="28"/>
-          <w:lang w:val="ru-RU"/>
-        </w:rPr>
-        <w:t>Уязвимости</w:t>
-      </w:r>
-      <w:r>
-        <w:rPr>
-          <w:color w:val="333333"/>
-          <w:sz w:val="28"/>
-          <w:szCs w:val="28"/>
-          <w:lang w:val="ru-RU"/>
-        </w:rPr>
-        <w:t xml:space="preserve"> уровня </w:t>
+        <w:t xml:space="preserve"> 3</w:t>
+      </w:r>
+      <w:r>
+        <w:rPr>
+          <w:color w:val="333333"/>
+          <w:sz w:val="28"/>
+          <w:szCs w:val="28"/>
+          <w:lang w:val="ru-RU"/>
+        </w:rPr>
+        <w:t xml:space="preserve"> – Уязвимости уровня </w:t>
       </w:r>
       <w:r>
         <w:rPr>
@@ -4483,12 +6073,6 @@
         <w:gridCol w:w="5542"/>
       </w:tblGrid>
       <w:tr>
-        <w:tblPrEx>
-          <w:tblCellMar>
-            <w:top w:w="0" w:type="dxa"/>
-            <w:bottom w:w="0" w:type="dxa"/>
-          </w:tblCellMar>
-        </w:tblPrEx>
         <w:trPr>
           <w:tblHeader/>
         </w:trPr>
@@ -4514,6 +6098,7 @@
             <w:pPr>
               <w:jc w:val="center"/>
             </w:pPr>
+            <w:proofErr w:type="spellStart"/>
             <w:r>
               <w:rPr>
                 <w:b/>
@@ -4523,6 +6108,7 @@
               </w:rPr>
               <w:t>Код</w:t>
             </w:r>
+            <w:proofErr w:type="spellEnd"/>
           </w:p>
         </w:tc>
         <w:tc>
@@ -4547,6 +6133,8 @@
             <w:pPr>
               <w:jc w:val="center"/>
             </w:pPr>
+            <w:proofErr w:type="spellStart"/>
+            <w:proofErr w:type="gramStart"/>
             <w:r>
               <w:rPr>
                 <w:b/>
@@ -4556,6 +6144,8 @@
               </w:rPr>
               <w:t>Файл:строка</w:t>
             </w:r>
+            <w:proofErr w:type="spellEnd"/>
+            <w:proofErr w:type="gramEnd"/>
           </w:p>
         </w:tc>
         <w:tc>
@@ -4580,6 +6170,7 @@
             <w:pPr>
               <w:jc w:val="center"/>
             </w:pPr>
+            <w:proofErr w:type="spellStart"/>
             <w:r>
               <w:rPr>
                 <w:b/>
@@ -4589,6 +6180,7 @@
               </w:rPr>
               <w:t>Суть</w:t>
             </w:r>
+            <w:proofErr w:type="spellEnd"/>
           </w:p>
         </w:tc>
         <w:tc>
@@ -4613,6 +6205,7 @@
             <w:pPr>
               <w:jc w:val="center"/>
             </w:pPr>
+            <w:proofErr w:type="spellStart"/>
             <w:r>
               <w:rPr>
                 <w:b/>
@@ -4622,16 +6215,11 @@
               </w:rPr>
               <w:t>Исправление</w:t>
             </w:r>
+            <w:proofErr w:type="spellEnd"/>
           </w:p>
         </w:tc>
       </w:tr>
       <w:tr>
-        <w:tblPrEx>
-          <w:tblCellMar>
-            <w:top w:w="0" w:type="dxa"/>
-            <w:bottom w:w="0" w:type="dxa"/>
-          </w:tblCellMar>
-        </w:tblPrEx>
         <w:tc>
           <w:tcPr>
             <w:tcW w:w="363" w:type="pct"/>
@@ -4761,23 +6349,42 @@
                 <w:szCs w:val="22"/>
               </w:rPr>
             </w:pPr>
-            <w:r>
-              <w:rPr>
-                <w:sz w:val="22"/>
-                <w:szCs w:val="22"/>
-              </w:rPr>
-              <w:t>os.environ.get("ADMIN_PASSWORD"), os.environ.get("SECRET_KEY")</w:t>
+            <w:proofErr w:type="spellStart"/>
+            <w:r>
+              <w:rPr>
+                <w:sz w:val="22"/>
+                <w:szCs w:val="22"/>
+              </w:rPr>
+              <w:t>os.environ.get</w:t>
+            </w:r>
+            <w:proofErr w:type="spellEnd"/>
+            <w:r>
+              <w:rPr>
+                <w:sz w:val="22"/>
+                <w:szCs w:val="22"/>
+              </w:rPr>
+              <w:t xml:space="preserve">("ADMIN_PASSWORD"), </w:t>
+            </w:r>
+            <w:proofErr w:type="spellStart"/>
+            <w:r>
+              <w:rPr>
+                <w:sz w:val="22"/>
+                <w:szCs w:val="22"/>
+              </w:rPr>
+              <w:t>os.environ.get</w:t>
+            </w:r>
+            <w:proofErr w:type="spellEnd"/>
+            <w:r>
+              <w:rPr>
+                <w:sz w:val="22"/>
+                <w:szCs w:val="22"/>
+              </w:rPr>
+              <w:t>("SECRET_KEY")</w:t>
             </w:r>
           </w:p>
         </w:tc>
       </w:tr>
       <w:tr>
-        <w:tblPrEx>
-          <w:tblCellMar>
-            <w:top w:w="0" w:type="dxa"/>
-            <w:bottom w:w="0" w:type="dxa"/>
-          </w:tblCellMar>
-        </w:tblPrEx>
         <w:tc>
           <w:tcPr>
             <w:tcW w:w="363" w:type="pct"/>
@@ -4910,18 +6517,37 @@
                 <w:sz w:val="22"/>
                 <w:szCs w:val="22"/>
               </w:rPr>
-              <w:t>if START_TIME &lt;= 0: raise HTTPException(500)</w:t>
+              <w:t xml:space="preserve">if START_TIME &lt;= 0: raise </w:t>
+            </w:r>
+            <w:proofErr w:type="spellStart"/>
+            <w:proofErr w:type="gramStart"/>
+            <w:r>
+              <w:rPr>
+                <w:sz w:val="22"/>
+                <w:szCs w:val="22"/>
+              </w:rPr>
+              <w:t>HTTPException</w:t>
+            </w:r>
+            <w:proofErr w:type="spellEnd"/>
+            <w:r>
+              <w:rPr>
+                <w:sz w:val="22"/>
+                <w:szCs w:val="22"/>
+              </w:rPr>
+              <w:t>(</w:t>
+            </w:r>
+            <w:proofErr w:type="gramEnd"/>
+            <w:r>
+              <w:rPr>
+                <w:sz w:val="22"/>
+                <w:szCs w:val="22"/>
+              </w:rPr>
+              <w:t>500)</w:t>
             </w:r>
           </w:p>
         </w:tc>
       </w:tr>
       <w:tr>
-        <w:tblPrEx>
-          <w:tblCellMar>
-            <w:top w:w="0" w:type="dxa"/>
-            <w:bottom w:w="0" w:type="dxa"/>
-          </w:tblCellMar>
-        </w:tblPrEx>
         <w:tc>
           <w:tcPr>
             <w:tcW w:w="363" w:type="pct"/>
@@ -5020,8 +6646,33 @@
                 <w:sz w:val="22"/>
                 <w:szCs w:val="22"/>
               </w:rPr>
-              <w:t>except: pass скрывает ошибки</w:t>
-            </w:r>
+              <w:t xml:space="preserve">except: pass </w:t>
+            </w:r>
+            <w:proofErr w:type="spellStart"/>
+            <w:r>
+              <w:rPr>
+                <w:sz w:val="22"/>
+                <w:szCs w:val="22"/>
+              </w:rPr>
+              <w:t>скрывает</w:t>
+            </w:r>
+            <w:proofErr w:type="spellEnd"/>
+            <w:r>
+              <w:rPr>
+                <w:sz w:val="22"/>
+                <w:szCs w:val="22"/>
+              </w:rPr>
+              <w:t xml:space="preserve"> </w:t>
+            </w:r>
+            <w:proofErr w:type="spellStart"/>
+            <w:r>
+              <w:rPr>
+                <w:sz w:val="22"/>
+                <w:szCs w:val="22"/>
+              </w:rPr>
+              <w:t>ошибки</w:t>
+            </w:r>
+            <w:proofErr w:type="spellEnd"/>
           </w:p>
         </w:tc>
         <w:tc>
@@ -5058,6 +6709,7 @@
               </w:rPr>
               <w:t>Ловить конкретное исключение (</w:t>
             </w:r>
+            <w:proofErr w:type="spellStart"/>
             <w:r>
               <w:rPr>
                 <w:sz w:val="22"/>
@@ -5065,6 +6717,7 @@
               </w:rPr>
               <w:t>ValueError</w:t>
             </w:r>
+            <w:proofErr w:type="spellEnd"/>
             <w:r>
               <w:rPr>
                 <w:sz w:val="22"/>
@@ -5077,12 +6730,6 @@
         </w:tc>
       </w:tr>
       <w:tr>
-        <w:tblPrEx>
-          <w:tblCellMar>
-            <w:top w:w="0" w:type="dxa"/>
-            <w:bottom w:w="0" w:type="dxa"/>
-          </w:tblCellMar>
-        </w:tblPrEx>
         <w:tc>
           <w:tcPr>
             <w:tcW w:w="363" w:type="pct"/>
@@ -5176,12 +6823,21 @@
                 <w:szCs w:val="22"/>
               </w:rPr>
             </w:pPr>
-            <w:r>
-              <w:rPr>
-                <w:sz w:val="22"/>
-                <w:szCs w:val="22"/>
-              </w:rPr>
-              <w:t>Импорт pickle</w:t>
+            <w:proofErr w:type="spellStart"/>
+            <w:r>
+              <w:rPr>
+                <w:sz w:val="22"/>
+                <w:szCs w:val="22"/>
+              </w:rPr>
+              <w:t>Импорт</w:t>
+            </w:r>
+            <w:proofErr w:type="spellEnd"/>
+            <w:r>
+              <w:rPr>
+                <w:sz w:val="22"/>
+                <w:szCs w:val="22"/>
+              </w:rPr>
+              <w:t xml:space="preserve"> pickle</w:t>
             </w:r>
           </w:p>
         </w:tc>
@@ -5245,12 +6901,6 @@
         </w:tc>
       </w:tr>
       <w:tr>
-        <w:tblPrEx>
-          <w:tblCellMar>
-            <w:top w:w="0" w:type="dxa"/>
-            <w:bottom w:w="0" w:type="dxa"/>
-          </w:tblCellMar>
-        </w:tblPrEx>
         <w:tc>
           <w:tcPr>
             <w:tcW w:w="363" w:type="pct"/>
@@ -5344,12 +6994,21 @@
                 <w:szCs w:val="22"/>
               </w:rPr>
             </w:pPr>
-            <w:r>
-              <w:rPr>
-                <w:sz w:val="22"/>
-                <w:szCs w:val="22"/>
-              </w:rPr>
-              <w:t>Импорт subprocess</w:t>
+            <w:proofErr w:type="spellStart"/>
+            <w:r>
+              <w:rPr>
+                <w:sz w:val="22"/>
+                <w:szCs w:val="22"/>
+              </w:rPr>
+              <w:t>Импорт</w:t>
+            </w:r>
+            <w:proofErr w:type="spellEnd"/>
+            <w:r>
+              <w:rPr>
+                <w:sz w:val="22"/>
+                <w:szCs w:val="22"/>
+              </w:rPr>
+              <w:t xml:space="preserve"> subprocess</w:t>
             </w:r>
           </w:p>
         </w:tc>
@@ -5401,6 +7060,7 @@
               </w:rPr>
               <w:t xml:space="preserve">, валидированный ввод); помечен # </w:t>
             </w:r>
+            <w:proofErr w:type="spellStart"/>
             <w:r>
               <w:rPr>
                 <w:sz w:val="22"/>
@@ -5408,6 +7068,7 @@
               </w:rPr>
               <w:t>nosec</w:t>
             </w:r>
+            <w:proofErr w:type="spellEnd"/>
             <w:r>
               <w:rPr>
                 <w:sz w:val="22"/>
@@ -5436,8 +7097,33 @@
                 <w:sz w:val="22"/>
                 <w:szCs w:val="22"/>
               </w:rPr>
-              <w:t>Это ложное срабатывание</w:t>
-            </w:r>
+              <w:t xml:space="preserve">Это </w:t>
+            </w:r>
+            <w:proofErr w:type="spellStart"/>
+            <w:r>
+              <w:rPr>
+                <w:sz w:val="22"/>
+                <w:szCs w:val="22"/>
+              </w:rPr>
+              <w:t>ложное</w:t>
+            </w:r>
+            <w:proofErr w:type="spellEnd"/>
+            <w:r>
+              <w:rPr>
+                <w:sz w:val="22"/>
+                <w:szCs w:val="22"/>
+              </w:rPr>
+              <w:t xml:space="preserve"> </w:t>
+            </w:r>
+            <w:proofErr w:type="spellStart"/>
+            <w:r>
+              <w:rPr>
+                <w:sz w:val="22"/>
+                <w:szCs w:val="22"/>
+              </w:rPr>
+              <w:t>срабатывание</w:t>
+            </w:r>
+            <w:proofErr w:type="spellEnd"/>
           </w:p>
         </w:tc>
       </w:tr>
@@ -5490,7 +7176,7 @@
         </w:rPr>
         <w:lastRenderedPageBreak/>
         <w:drawing>
-          <wp:inline distT="0" distB="0" distL="0" distR="0" wp14:anchorId="35966CAB" wp14:editId="4607B314">
+          <wp:inline distT="0" distB="0" distL="0" distR="0" wp14:anchorId="35966CAB" wp14:editId="2D99D3AE">
             <wp:extent cx="5761730" cy="4170248"/>
             <wp:effectExtent l="0" t="0" r="4445" b="0"/>
             <wp:docPr id="1113099309" name="Picture 3"/>
@@ -5605,7 +7291,7 @@
           <w:lang w:val="ru-RU"/>
         </w:rPr>
         <w:drawing>
-          <wp:inline distT="0" distB="0" distL="0" distR="0" wp14:anchorId="4D3DFB07" wp14:editId="161F3382">
+          <wp:inline distT="0" distB="0" distL="0" distR="0" wp14:anchorId="4D3DFB07" wp14:editId="24FD89BD">
             <wp:extent cx="5585552" cy="4361028"/>
             <wp:effectExtent l="0" t="0" r="2540" b="0"/>
             <wp:docPr id="128862468" name="Picture 4"/>
@@ -5749,7 +7435,7 @@
           <w:lang w:val="ru-RU"/>
         </w:rPr>
       </w:pPr>
-      <w:bookmarkStart w:id="4" w:name="_Toc242017558"/>
+      <w:bookmarkStart w:id="4" w:name="_Toc242280437"/>
       <w:r>
         <w:rPr>
           <w:b/>
@@ -5783,7 +7469,6 @@
         </w:rPr>
         <w:t>3</w:t>
       </w:r>
-      <w:bookmarkEnd w:id="4"/>
       <w:r>
         <w:rPr>
           <w:b/>
@@ -5822,6 +7507,7 @@
         </w:rPr>
         <w:t xml:space="preserve"> сканирование зависимостей</w:t>
       </w:r>
+      <w:bookmarkEnd w:id="4"/>
     </w:p>
     <w:p>
       <w:pPr>
@@ -5842,7 +7528,49 @@
           <w:szCs w:val="28"/>
           <w:lang w:val="ru-RU"/>
         </w:rPr>
-        <w:t>Safety проверяет файлы зависимостей (requirements.txt, Pipfile, pyproject.toml) на наличие известных уязвимостей в пакетах.</w:t>
+        <w:t xml:space="preserve">Safety проверяет файлы зависимостей (requirements.txt, </w:t>
+      </w:r>
+      <w:proofErr w:type="spellStart"/>
+      <w:r>
+        <w:rPr>
+          <w:color w:val="333333"/>
+          <w:sz w:val="28"/>
+          <w:szCs w:val="28"/>
+          <w:lang w:val="ru-RU"/>
+        </w:rPr>
+        <w:t>Pipfile</w:t>
+      </w:r>
+      <w:proofErr w:type="spellEnd"/>
+      <w:r>
+        <w:rPr>
+          <w:color w:val="333333"/>
+          <w:sz w:val="28"/>
+          <w:szCs w:val="28"/>
+          <w:lang w:val="ru-RU"/>
+        </w:rPr>
+        <w:t xml:space="preserve">, </w:t>
+      </w:r>
+      <w:proofErr w:type="spellStart"/>
+      <w:proofErr w:type="gramStart"/>
+      <w:r>
+        <w:rPr>
+          <w:color w:val="333333"/>
+          <w:sz w:val="28"/>
+          <w:szCs w:val="28"/>
+          <w:lang w:val="ru-RU"/>
+        </w:rPr>
+        <w:t>pyproject.toml</w:t>
+      </w:r>
+      <w:proofErr w:type="spellEnd"/>
+      <w:proofErr w:type="gramEnd"/>
+      <w:r>
+        <w:rPr>
+          <w:color w:val="333333"/>
+          <w:sz w:val="28"/>
+          <w:szCs w:val="28"/>
+          <w:lang w:val="ru-RU"/>
+        </w:rPr>
+        <w:t>) на наличие известных уязвимостей в пакетах.</w:t>
       </w:r>
     </w:p>
     <w:p>
@@ -5853,7 +7581,6 @@
           <w:color w:val="333333"/>
           <w:sz w:val="28"/>
           <w:szCs w:val="28"/>
-          <w:lang w:val="ru-RU"/>
         </w:rPr>
       </w:pPr>
       <w:r>
@@ -5872,27 +7599,8 @@
           <w:color w:val="333333"/>
           <w:sz w:val="28"/>
           <w:szCs w:val="28"/>
-          <w:lang w:val="ru-RU"/>
-        </w:rPr>
-        <w:t xml:space="preserve"> </w:t>
-      </w:r>
-      <w:r>
-        <w:rPr>
-          <w:color w:val="333333"/>
-          <w:sz w:val="28"/>
-          <w:szCs w:val="28"/>
-          <w:lang w:val="ru-RU"/>
-        </w:rPr>
-        <w:t>safety scan</w:t>
-      </w:r>
-      <w:r>
-        <w:rPr>
-          <w:color w:val="333333"/>
-          <w:sz w:val="28"/>
-          <w:szCs w:val="28"/>
-          <w:lang w:val="ru-RU"/>
-        </w:rPr>
-        <w:t>:</w:t>
+        </w:rPr>
+        <w:t xml:space="preserve"> safety scan:</w:t>
       </w:r>
     </w:p>
     <w:p>
@@ -6134,16 +7842,94 @@
           <w:sz w:val="28"/>
           <w:szCs w:val="28"/>
         </w:rPr>
-        <w:t xml:space="preserve">: fastapi (3), requests (4), Jinja2 (5), urllib3 (10), python-multipart (10). </w:t>
-      </w:r>
-      <w:r>
-        <w:rPr>
-          <w:color w:val="333333"/>
-          <w:sz w:val="28"/>
-          <w:szCs w:val="28"/>
-          <w:lang w:val="ru-RU"/>
-        </w:rPr>
-        <w:t xml:space="preserve">Пакеты uvicorn, PyYAML и psutil уязвимостей не содержат. </w:t>
+        <w:t xml:space="preserve">: </w:t>
+      </w:r>
+      <w:proofErr w:type="spellStart"/>
+      <w:r>
+        <w:rPr>
+          <w:color w:val="333333"/>
+          <w:sz w:val="28"/>
+          <w:szCs w:val="28"/>
+        </w:rPr>
+        <w:t>fastapi</w:t>
+      </w:r>
+      <w:proofErr w:type="spellEnd"/>
+      <w:r>
+        <w:rPr>
+          <w:color w:val="333333"/>
+          <w:sz w:val="28"/>
+          <w:szCs w:val="28"/>
+        </w:rPr>
+        <w:t xml:space="preserve"> (3), requests (4), Jinja2 (5), urllib3 (10), python-multipart (10). </w:t>
+      </w:r>
+      <w:r>
+        <w:rPr>
+          <w:color w:val="333333"/>
+          <w:sz w:val="28"/>
+          <w:szCs w:val="28"/>
+          <w:lang w:val="ru-RU"/>
+        </w:rPr>
+        <w:t xml:space="preserve">Пакеты </w:t>
+      </w:r>
+      <w:proofErr w:type="spellStart"/>
+      <w:r>
+        <w:rPr>
+          <w:color w:val="333333"/>
+          <w:sz w:val="28"/>
+          <w:szCs w:val="28"/>
+          <w:lang w:val="ru-RU"/>
+        </w:rPr>
+        <w:t>uvicorn</w:t>
+      </w:r>
+      <w:proofErr w:type="spellEnd"/>
+      <w:r>
+        <w:rPr>
+          <w:color w:val="333333"/>
+          <w:sz w:val="28"/>
+          <w:szCs w:val="28"/>
+          <w:lang w:val="ru-RU"/>
+        </w:rPr>
+        <w:t xml:space="preserve">, </w:t>
+      </w:r>
+      <w:proofErr w:type="spellStart"/>
+      <w:r>
+        <w:rPr>
+          <w:color w:val="333333"/>
+          <w:sz w:val="28"/>
+          <w:szCs w:val="28"/>
+          <w:lang w:val="ru-RU"/>
+        </w:rPr>
+        <w:t>PyYAML</w:t>
+      </w:r>
+      <w:proofErr w:type="spellEnd"/>
+      <w:r>
+        <w:rPr>
+          <w:color w:val="333333"/>
+          <w:sz w:val="28"/>
+          <w:szCs w:val="28"/>
+          <w:lang w:val="ru-RU"/>
+        </w:rPr>
+        <w:t xml:space="preserve"> и </w:t>
+      </w:r>
+      <w:proofErr w:type="spellStart"/>
+      <w:r>
+        <w:rPr>
+          <w:color w:val="333333"/>
+          <w:sz w:val="28"/>
+          <w:szCs w:val="28"/>
+          <w:lang w:val="ru-RU"/>
+        </w:rPr>
+        <w:t>psutil</w:t>
+      </w:r>
+      <w:proofErr w:type="spellEnd"/>
+      <w:r>
+        <w:rPr>
+          <w:color w:val="333333"/>
+          <w:sz w:val="28"/>
+          <w:szCs w:val="28"/>
+          <w:lang w:val="ru-RU"/>
+        </w:rPr>
+        <w:t xml:space="preserve"> уязвимостей не содержат. </w:t>
       </w:r>
     </w:p>
     <w:p>
@@ -6155,6 +7941,7 @@
           <w:color w:val="333333"/>
           <w:sz w:val="28"/>
           <w:szCs w:val="28"/>
+          <w:lang w:val="ru-RU"/>
         </w:rPr>
       </w:pPr>
       <w:r>
@@ -6176,6 +7963,7 @@
           <w:color w:val="333333"/>
           <w:sz w:val="28"/>
           <w:szCs w:val="28"/>
+          <w:lang w:val="ru-RU"/>
         </w:rPr>
       </w:pPr>
     </w:p>
@@ -6191,6 +7979,7 @@
           <w:szCs w:val="28"/>
         </w:rPr>
       </w:pPr>
+      <w:proofErr w:type="spellStart"/>
       <w:r>
         <w:rPr>
           <w:smallCaps/>
@@ -6200,6 +7989,7 @@
         </w:rPr>
         <w:t>Та</w:t>
       </w:r>
+      <w:proofErr w:type="spellEnd"/>
       <w:r>
         <w:rPr>
           <w:smallCaps/>
@@ -6227,16 +8017,7 @@
           <w:szCs w:val="28"/>
           <w:lang w:val="ru-RU"/>
         </w:rPr>
-        <w:t xml:space="preserve"> – </w:t>
-      </w:r>
-      <w:r>
-        <w:rPr>
-          <w:color w:val="333333"/>
-          <w:sz w:val="28"/>
-          <w:szCs w:val="28"/>
-          <w:lang w:val="ru-RU"/>
-        </w:rPr>
-        <w:t>Уязвимости пакетов</w:t>
+        <w:t xml:space="preserve"> – Уязвимости пакетов</w:t>
       </w:r>
     </w:p>
     <w:tbl>
@@ -6264,12 +8045,6 @@
         <w:gridCol w:w="2116"/>
       </w:tblGrid>
       <w:tr>
-        <w:tblPrEx>
-          <w:tblCellMar>
-            <w:top w:w="0" w:type="dxa"/>
-            <w:bottom w:w="0" w:type="dxa"/>
-          </w:tblCellMar>
-        </w:tblPrEx>
         <w:trPr>
           <w:tblHeader/>
         </w:trPr>
@@ -6295,6 +8070,7 @@
             <w:pPr>
               <w:jc w:val="center"/>
             </w:pPr>
+            <w:proofErr w:type="spellStart"/>
             <w:r>
               <w:rPr>
                 <w:b/>
@@ -6304,6 +8080,7 @@
               </w:rPr>
               <w:t>Пакет</w:t>
             </w:r>
+            <w:proofErr w:type="spellEnd"/>
           </w:p>
         </w:tc>
         <w:tc>
@@ -6328,6 +8105,7 @@
             <w:pPr>
               <w:jc w:val="center"/>
             </w:pPr>
+            <w:proofErr w:type="spellStart"/>
             <w:r>
               <w:rPr>
                 <w:b/>
@@ -6337,6 +8115,7 @@
               </w:rPr>
               <w:t>Версия</w:t>
             </w:r>
+            <w:proofErr w:type="spellEnd"/>
           </w:p>
         </w:tc>
         <w:tc>
@@ -6361,6 +8140,7 @@
             <w:pPr>
               <w:jc w:val="center"/>
             </w:pPr>
+            <w:proofErr w:type="spellStart"/>
             <w:r>
               <w:rPr>
                 <w:b/>
@@ -6368,32 +8148,9 @@
                 <w:sz w:val="22"/>
                 <w:szCs w:val="22"/>
               </w:rPr>
-              <w:t>Уязвимость (CVE/ID)</w:t>
-            </w:r>
-          </w:p>
-        </w:tc>
-        <w:tc>
-          <w:tcPr>
-            <w:tcW w:w="1485" w:type="pct"/>
-            <w:tcBorders>
-              <w:top w:val="single" w:sz="4" w:space="0" w:color="808080"/>
-              <w:left w:val="single" w:sz="4" w:space="0" w:color="808080"/>
-              <w:bottom w:val="single" w:sz="4" w:space="0" w:color="808080"/>
-              <w:right w:val="single" w:sz="4" w:space="0" w:color="808080"/>
-            </w:tcBorders>
-            <w:shd w:val="clear" w:color="auto" w:fill="D9E2F3"/>
-            <w:tcMar>
-              <w:top w:w="60" w:type="dxa"/>
-              <w:left w:w="100" w:type="dxa"/>
-              <w:bottom w:w="60" w:type="dxa"/>
-              <w:right w:w="100" w:type="dxa"/>
-            </w:tcMar>
-            <w:vAlign w:val="center"/>
-          </w:tcPr>
-          <w:p>
-            <w:pPr>
-              <w:jc w:val="center"/>
-            </w:pPr>
+              <w:t>Уязвимость</w:t>
+            </w:r>
+            <w:proofErr w:type="spellEnd"/>
             <w:r>
               <w:rPr>
                 <w:b/>
@@ -6401,13 +8158,13 @@
                 <w:sz w:val="22"/>
                 <w:szCs w:val="22"/>
               </w:rPr>
-              <w:t>Исправлено в</w:t>
-            </w:r>
-          </w:p>
-        </w:tc>
-        <w:tc>
-          <w:tcPr>
-            <w:tcW w:w="1132" w:type="pct"/>
+              <w:t xml:space="preserve"> (CVE/ID)</w:t>
+            </w:r>
+          </w:p>
+        </w:tc>
+        <w:tc>
+          <w:tcPr>
+            <w:tcW w:w="1485" w:type="pct"/>
             <w:tcBorders>
               <w:top w:val="single" w:sz="4" w:space="0" w:color="808080"/>
               <w:left w:val="single" w:sz="4" w:space="0" w:color="808080"/>
@@ -6427,6 +8184,7 @@
             <w:pPr>
               <w:jc w:val="center"/>
             </w:pPr>
+            <w:proofErr w:type="spellStart"/>
             <w:r>
               <w:rPr>
                 <w:b/>
@@ -6434,18 +8192,77 @@
                 <w:sz w:val="22"/>
                 <w:szCs w:val="22"/>
               </w:rPr>
-              <w:t>Путь обновления</w:t>
-            </w:r>
+              <w:t>Исправлено</w:t>
+            </w:r>
+            <w:proofErr w:type="spellEnd"/>
+            <w:r>
+              <w:rPr>
+                <w:b/>
+                <w:bCs/>
+                <w:sz w:val="22"/>
+                <w:szCs w:val="22"/>
+              </w:rPr>
+              <w:t xml:space="preserve"> в</w:t>
+            </w:r>
+          </w:p>
+        </w:tc>
+        <w:tc>
+          <w:tcPr>
+            <w:tcW w:w="1132" w:type="pct"/>
+            <w:tcBorders>
+              <w:top w:val="single" w:sz="4" w:space="0" w:color="808080"/>
+              <w:left w:val="single" w:sz="4" w:space="0" w:color="808080"/>
+              <w:bottom w:val="single" w:sz="4" w:space="0" w:color="808080"/>
+              <w:right w:val="single" w:sz="4" w:space="0" w:color="808080"/>
+            </w:tcBorders>
+            <w:shd w:val="clear" w:color="auto" w:fill="D9E2F3"/>
+            <w:tcMar>
+              <w:top w:w="60" w:type="dxa"/>
+              <w:left w:w="100" w:type="dxa"/>
+              <w:bottom w:w="60" w:type="dxa"/>
+              <w:right w:w="100" w:type="dxa"/>
+            </w:tcMar>
+            <w:vAlign w:val="center"/>
+          </w:tcPr>
+          <w:p>
+            <w:pPr>
+              <w:jc w:val="center"/>
+            </w:pPr>
+            <w:proofErr w:type="spellStart"/>
+            <w:r>
+              <w:rPr>
+                <w:b/>
+                <w:bCs/>
+                <w:sz w:val="22"/>
+                <w:szCs w:val="22"/>
+              </w:rPr>
+              <w:t>Путь</w:t>
+            </w:r>
+            <w:proofErr w:type="spellEnd"/>
+            <w:r>
+              <w:rPr>
+                <w:b/>
+                <w:bCs/>
+                <w:sz w:val="22"/>
+                <w:szCs w:val="22"/>
+              </w:rPr>
+              <w:t xml:space="preserve"> </w:t>
+            </w:r>
+            <w:proofErr w:type="spellStart"/>
+            <w:r>
+              <w:rPr>
+                <w:b/>
+                <w:bCs/>
+                <w:sz w:val="22"/>
+                <w:szCs w:val="22"/>
+              </w:rPr>
+              <w:t>обновления</w:t>
+            </w:r>
+            <w:proofErr w:type="spellEnd"/>
           </w:p>
         </w:tc>
       </w:tr>
       <w:tr>
-        <w:tblPrEx>
-          <w:tblCellMar>
-            <w:top w:w="0" w:type="dxa"/>
-            <w:bottom w:w="0" w:type="dxa"/>
-          </w:tblCellMar>
-        </w:tblPrEx>
         <w:tc>
           <w:tcPr>
             <w:tcW w:w="836" w:type="pct"/>
@@ -6467,9 +8284,11 @@
             <w:pPr>
               <w:jc w:val="center"/>
             </w:pPr>
+            <w:proofErr w:type="spellStart"/>
             <w:r>
               <w:t>fastapi</w:t>
             </w:r>
+            <w:proofErr w:type="spellEnd"/>
           </w:p>
         </w:tc>
         <w:tc>
@@ -6572,18 +8391,25 @@
               <w:jc w:val="center"/>
             </w:pPr>
             <w:r>
-              <w:t>0.109.1 или новее</w:t>
-            </w:r>
+              <w:t xml:space="preserve">0.109.1 </w:t>
+            </w:r>
+            <w:proofErr w:type="spellStart"/>
+            <w:r>
+              <w:t>или</w:t>
+            </w:r>
+            <w:proofErr w:type="spellEnd"/>
+            <w:r>
+              <w:t xml:space="preserve"> </w:t>
+            </w:r>
+            <w:proofErr w:type="spellStart"/>
+            <w:r>
+              <w:t>новее</w:t>
+            </w:r>
+            <w:proofErr w:type="spellEnd"/>
           </w:p>
         </w:tc>
       </w:tr>
       <w:tr>
-        <w:tblPrEx>
-          <w:tblCellMar>
-            <w:top w:w="0" w:type="dxa"/>
-            <w:bottom w:w="0" w:type="dxa"/>
-          </w:tblCellMar>
-        </w:tblPrEx>
         <w:tc>
           <w:tcPr>
             <w:tcW w:w="836" w:type="pct"/>
@@ -6716,12 +8542,6 @@
         </w:tc>
       </w:tr>
       <w:tr>
-        <w:tblPrEx>
-          <w:tblCellMar>
-            <w:top w:w="0" w:type="dxa"/>
-            <w:bottom w:w="0" w:type="dxa"/>
-          </w:tblCellMar>
-        </w:tblPrEx>
         <w:tc>
           <w:tcPr>
             <w:tcW w:w="836" w:type="pct"/>
@@ -6854,12 +8674,6 @@
         </w:tc>
       </w:tr>
       <w:tr>
-        <w:tblPrEx>
-          <w:tblCellMar>
-            <w:top w:w="0" w:type="dxa"/>
-            <w:bottom w:w="0" w:type="dxa"/>
-          </w:tblCellMar>
-        </w:tblPrEx>
         <w:tc>
           <w:tcPr>
             <w:tcW w:w="836" w:type="pct"/>
@@ -6976,7 +8790,15 @@
               </w:rPr>
             </w:pPr>
             <w:r>
-              <w:t>71608, 61601, 61893 и ещё 7</w:t>
+              <w:t xml:space="preserve">71608, 61601, 61893 и </w:t>
+            </w:r>
+            <w:proofErr w:type="spellStart"/>
+            <w:r>
+              <w:t>ещё</w:t>
+            </w:r>
+            <w:proofErr w:type="spellEnd"/>
+            <w:r>
+              <w:t xml:space="preserve"> 7</w:t>
             </w:r>
           </w:p>
         </w:tc>
@@ -7012,12 +8834,6 @@
         </w:tc>
       </w:tr>
       <w:tr>
-        <w:tblPrEx>
-          <w:tblCellMar>
-            <w:top w:w="0" w:type="dxa"/>
-            <w:bottom w:w="0" w:type="dxa"/>
-          </w:tblCellMar>
-        </w:tblPrEx>
         <w:tc>
           <w:tcPr>
             <w:tcW w:w="836" w:type="pct"/>
@@ -7134,7 +8950,15 @@
               </w:rPr>
             </w:pPr>
             <w:r>
-              <w:t>74427, 66706, 85155 и ещё 7</w:t>
+              <w:t xml:space="preserve">74427, 66706, 85155 и </w:t>
+            </w:r>
+            <w:proofErr w:type="spellStart"/>
+            <w:r>
+              <w:t>ещё</w:t>
+            </w:r>
+            <w:proofErr w:type="spellEnd"/>
+            <w:r>
+              <w:t xml:space="preserve"> 7</w:t>
             </w:r>
           </w:p>
         </w:tc>
@@ -7170,12 +8994,6 @@
         </w:tc>
       </w:tr>
       <w:tr>
-        <w:tblPrEx>
-          <w:tblCellMar>
-            <w:top w:w="0" w:type="dxa"/>
-            <w:bottom w:w="0" w:type="dxa"/>
-          </w:tblCellMar>
-        </w:tblPrEx>
         <w:tc>
           <w:tcPr>
             <w:tcW w:w="836" w:type="pct"/>
@@ -7201,9 +9019,11 @@
                 <w:szCs w:val="22"/>
               </w:rPr>
             </w:pPr>
+            <w:proofErr w:type="spellStart"/>
             <w:r>
               <w:t>uvicorn</w:t>
             </w:r>
+            <w:proofErr w:type="spellEnd"/>
           </w:p>
         </w:tc>
         <w:tc>
@@ -7321,19 +9141,31 @@
                 <w:szCs w:val="22"/>
               </w:rPr>
             </w:pPr>
-            <w:r>
-              <w:t>обновлять не требуется</w:t>
-            </w:r>
+            <w:proofErr w:type="spellStart"/>
+            <w:r>
+              <w:t>обновлять</w:t>
+            </w:r>
+            <w:proofErr w:type="spellEnd"/>
+            <w:r>
+              <w:t xml:space="preserve"> </w:t>
+            </w:r>
+            <w:proofErr w:type="spellStart"/>
+            <w:r>
+              <w:t>не</w:t>
+            </w:r>
+            <w:proofErr w:type="spellEnd"/>
+            <w:r>
+              <w:t xml:space="preserve"> </w:t>
+            </w:r>
+            <w:proofErr w:type="spellStart"/>
+            <w:r>
+              <w:t>требуется</w:t>
+            </w:r>
+            <w:proofErr w:type="spellEnd"/>
           </w:p>
         </w:tc>
       </w:tr>
       <w:tr>
-        <w:tblPrEx>
-          <w:tblCellMar>
-            <w:top w:w="0" w:type="dxa"/>
-            <w:bottom w:w="0" w:type="dxa"/>
-          </w:tblCellMar>
-        </w:tblPrEx>
         <w:tc>
           <w:tcPr>
             <w:tcW w:w="836" w:type="pct"/>
@@ -7359,9 +9191,11 @@
                 <w:szCs w:val="22"/>
               </w:rPr>
             </w:pPr>
+            <w:proofErr w:type="spellStart"/>
             <w:r>
               <w:t>PyYAML</w:t>
             </w:r>
+            <w:proofErr w:type="spellEnd"/>
           </w:p>
         </w:tc>
         <w:tc>
@@ -7479,19 +9313,31 @@
                 <w:szCs w:val="22"/>
               </w:rPr>
             </w:pPr>
-            <w:r>
-              <w:t>обновлять не требуется</w:t>
-            </w:r>
+            <w:proofErr w:type="spellStart"/>
+            <w:r>
+              <w:t>обновлять</w:t>
+            </w:r>
+            <w:proofErr w:type="spellEnd"/>
+            <w:r>
+              <w:t xml:space="preserve"> </w:t>
+            </w:r>
+            <w:proofErr w:type="spellStart"/>
+            <w:r>
+              <w:t>не</w:t>
+            </w:r>
+            <w:proofErr w:type="spellEnd"/>
+            <w:r>
+              <w:t xml:space="preserve"> </w:t>
+            </w:r>
+            <w:proofErr w:type="spellStart"/>
+            <w:r>
+              <w:t>требуется</w:t>
+            </w:r>
+            <w:proofErr w:type="spellEnd"/>
           </w:p>
         </w:tc>
       </w:tr>
       <w:tr>
-        <w:tblPrEx>
-          <w:tblCellMar>
-            <w:top w:w="0" w:type="dxa"/>
-            <w:bottom w:w="0" w:type="dxa"/>
-          </w:tblCellMar>
-        </w:tblPrEx>
         <w:tc>
           <w:tcPr>
             <w:tcW w:w="836" w:type="pct"/>
@@ -7517,9 +9363,11 @@
                 <w:szCs w:val="22"/>
               </w:rPr>
             </w:pPr>
+            <w:proofErr w:type="spellStart"/>
             <w:r>
               <w:t>psutil</w:t>
             </w:r>
+            <w:proofErr w:type="spellEnd"/>
           </w:p>
         </w:tc>
         <w:tc>
@@ -7637,9 +9485,27 @@
                 <w:szCs w:val="22"/>
               </w:rPr>
             </w:pPr>
-            <w:r>
-              <w:t>обновлять не требуется</w:t>
-            </w:r>
+            <w:proofErr w:type="spellStart"/>
+            <w:r>
+              <w:t>обновлять</w:t>
+            </w:r>
+            <w:proofErr w:type="spellEnd"/>
+            <w:r>
+              <w:t xml:space="preserve"> </w:t>
+            </w:r>
+            <w:proofErr w:type="spellStart"/>
+            <w:r>
+              <w:t>не</w:t>
+            </w:r>
+            <w:proofErr w:type="spellEnd"/>
+            <w:r>
+              <w:t xml:space="preserve"> </w:t>
+            </w:r>
+            <w:proofErr w:type="spellStart"/>
+            <w:r>
+              <w:t>требуется</w:t>
+            </w:r>
+            <w:proofErr w:type="spellEnd"/>
           </w:p>
         </w:tc>
       </w:tr>
@@ -7677,7 +9543,7 @@
         </w:rPr>
         <w:lastRenderedPageBreak/>
         <w:drawing>
-          <wp:inline distT="0" distB="0" distL="0" distR="0" wp14:anchorId="708A5BA8" wp14:editId="368136C7">
+          <wp:inline distT="0" distB="0" distL="0" distR="0" wp14:anchorId="708A5BA8" wp14:editId="43FEE755">
             <wp:extent cx="5389582" cy="3461316"/>
             <wp:effectExtent l="0" t="0" r="0" b="6350"/>
             <wp:docPr id="865089756" name="Picture 5"/>
@@ -7728,24 +9594,30 @@
           <w:color w:val="333333"/>
           <w:sz w:val="28"/>
           <w:szCs w:val="28"/>
-          <w:lang w:val="ru-RU"/>
-        </w:rPr>
-      </w:pPr>
-      <w:r>
-        <w:rPr>
-          <w:color w:val="333333"/>
-          <w:sz w:val="28"/>
-          <w:szCs w:val="28"/>
-          <w:lang w:val="ru-RU"/>
-        </w:rPr>
-        <w:t xml:space="preserve">Рис. </w:t>
-      </w:r>
-      <w:r>
-        <w:rPr>
-          <w:color w:val="333333"/>
-          <w:sz w:val="28"/>
-          <w:szCs w:val="28"/>
-          <w:lang w:val="ru-RU"/>
+        </w:rPr>
+      </w:pPr>
+      <w:r>
+        <w:rPr>
+          <w:color w:val="333333"/>
+          <w:sz w:val="28"/>
+          <w:szCs w:val="28"/>
+          <w:lang w:val="ru-RU"/>
+        </w:rPr>
+        <w:t>Рис</w:t>
+      </w:r>
+      <w:r>
+        <w:rPr>
+          <w:color w:val="333333"/>
+          <w:sz w:val="28"/>
+          <w:szCs w:val="28"/>
+        </w:rPr>
+        <w:t xml:space="preserve">. </w:t>
+      </w:r>
+      <w:r>
+        <w:rPr>
+          <w:color w:val="333333"/>
+          <w:sz w:val="28"/>
+          <w:szCs w:val="28"/>
         </w:rPr>
         <w:t>4</w:t>
       </w:r>
@@ -7754,7 +9626,6 @@
           <w:color w:val="333333"/>
           <w:sz w:val="28"/>
           <w:szCs w:val="28"/>
-          <w:lang w:val="ru-RU"/>
         </w:rPr>
         <w:t xml:space="preserve"> – </w:t>
       </w:r>
@@ -7801,6 +9672,7 @@
           <w:szCs w:val="28"/>
         </w:rPr>
       </w:pPr>
+      <w:bookmarkStart w:id="5" w:name="_Toc242280438"/>
       <w:r>
         <w:rPr>
           <w:b/>
@@ -7820,7 +9692,7 @@
           <w:sz w:val="28"/>
           <w:szCs w:val="28"/>
         </w:rPr>
-        <w:t xml:space="preserve"> </w:t>
+        <w:t xml:space="preserve"> 4</w:t>
       </w:r>
       <w:r>
         <w:rPr>
@@ -7830,8 +9702,216 @@
           <w:sz w:val="28"/>
           <w:szCs w:val="28"/>
         </w:rPr>
-        <w:t>4</w:t>
-      </w:r>
+        <w:t xml:space="preserve"> </w:t>
+      </w:r>
+      <w:r>
+        <w:rPr>
+          <w:color w:val="333333"/>
+          <w:sz w:val="28"/>
+          <w:szCs w:val="28"/>
+          <w:lang w:val="ru-RU"/>
+        </w:rPr>
+        <w:t>З</w:t>
+      </w:r>
+      <w:r>
+        <w:rPr>
+          <w:color w:val="333333"/>
+          <w:sz w:val="28"/>
+          <w:szCs w:val="28"/>
+          <w:lang w:val="ru-RU"/>
+        </w:rPr>
+        <w:t>апуск</w:t>
+      </w:r>
+      <w:r>
+        <w:rPr>
+          <w:color w:val="333333"/>
+          <w:sz w:val="28"/>
+          <w:szCs w:val="28"/>
+        </w:rPr>
+        <w:t xml:space="preserve"> </w:t>
+      </w:r>
+      <w:proofErr w:type="spellStart"/>
+      <w:r>
+        <w:rPr>
+          <w:color w:val="333333"/>
+          <w:sz w:val="28"/>
+          <w:szCs w:val="28"/>
+        </w:rPr>
+        <w:t>Semgrep</w:t>
+      </w:r>
+      <w:proofErr w:type="spellEnd"/>
+      <w:r>
+        <w:rPr>
+          <w:color w:val="333333"/>
+          <w:sz w:val="28"/>
+          <w:szCs w:val="28"/>
+        </w:rPr>
+        <w:t xml:space="preserve"> </w:t>
+      </w:r>
+      <w:r>
+        <w:rPr>
+          <w:color w:val="333333"/>
+          <w:sz w:val="28"/>
+          <w:szCs w:val="28"/>
+        </w:rPr>
+        <w:t>–</w:t>
+      </w:r>
+      <w:r>
+        <w:rPr>
+          <w:color w:val="333333"/>
+          <w:sz w:val="28"/>
+          <w:szCs w:val="28"/>
+        </w:rPr>
+        <w:t xml:space="preserve"> </w:t>
+      </w:r>
+      <w:r>
+        <w:rPr>
+          <w:color w:val="333333"/>
+          <w:sz w:val="28"/>
+          <w:szCs w:val="28"/>
+          <w:lang w:val="ru-RU"/>
+        </w:rPr>
+        <w:t>расширенный</w:t>
+      </w:r>
+      <w:r>
+        <w:rPr>
+          <w:color w:val="333333"/>
+          <w:sz w:val="28"/>
+          <w:szCs w:val="28"/>
+        </w:rPr>
+        <w:t xml:space="preserve"> SAST </w:t>
+      </w:r>
+      <w:r>
+        <w:rPr>
+          <w:color w:val="333333"/>
+          <w:sz w:val="28"/>
+          <w:szCs w:val="28"/>
+          <w:lang w:val="ru-RU"/>
+        </w:rPr>
+        <w:t>для</w:t>
+      </w:r>
+      <w:r>
+        <w:rPr>
+          <w:color w:val="333333"/>
+          <w:sz w:val="28"/>
+          <w:szCs w:val="28"/>
+        </w:rPr>
+        <w:t xml:space="preserve"> </w:t>
+      </w:r>
+      <w:proofErr w:type="spellStart"/>
+      <w:r>
+        <w:rPr>
+          <w:color w:val="333333"/>
+          <w:sz w:val="28"/>
+          <w:szCs w:val="28"/>
+        </w:rPr>
+        <w:t>FastAPI</w:t>
+      </w:r>
+      <w:bookmarkEnd w:id="5"/>
+      <w:proofErr w:type="spellEnd"/>
+    </w:p>
+    <w:p>
+      <w:pPr>
+        <w:pStyle w:val="NormalWeb"/>
+        <w:shd w:val="clear" w:color="auto" w:fill="FFFFFF"/>
+        <w:rPr>
+          <w:color w:val="333333"/>
+          <w:sz w:val="28"/>
+          <w:szCs w:val="28"/>
+          <w:lang w:val="ru-RU"/>
+        </w:rPr>
+      </w:pPr>
+      <w:proofErr w:type="spellStart"/>
+      <w:r>
+        <w:rPr>
+          <w:color w:val="333333"/>
+          <w:sz w:val="28"/>
+          <w:szCs w:val="28"/>
+          <w:lang w:val="ru-RU"/>
+        </w:rPr>
+        <w:t>Semgrep</w:t>
+      </w:r>
+      <w:proofErr w:type="spellEnd"/>
+      <w:r>
+        <w:rPr>
+          <w:color w:val="333333"/>
+          <w:sz w:val="28"/>
+          <w:szCs w:val="28"/>
+          <w:lang w:val="ru-RU"/>
+        </w:rPr>
+        <w:t xml:space="preserve"> поддерживает анализ с учетом фреймворков (</w:t>
+      </w:r>
+      <w:proofErr w:type="spellStart"/>
+      <w:r>
+        <w:rPr>
+          <w:color w:val="333333"/>
+          <w:sz w:val="28"/>
+          <w:szCs w:val="28"/>
+          <w:lang w:val="ru-RU"/>
+        </w:rPr>
+        <w:t>FastAPI</w:t>
+      </w:r>
+      <w:proofErr w:type="spellEnd"/>
+      <w:r>
+        <w:rPr>
+          <w:color w:val="333333"/>
+          <w:sz w:val="28"/>
+          <w:szCs w:val="28"/>
+          <w:lang w:val="ru-RU"/>
+        </w:rPr>
+        <w:t xml:space="preserve">, </w:t>
+      </w:r>
+      <w:proofErr w:type="spellStart"/>
+      <w:r>
+        <w:rPr>
+          <w:color w:val="333333"/>
+          <w:sz w:val="28"/>
+          <w:szCs w:val="28"/>
+          <w:lang w:val="ru-RU"/>
+        </w:rPr>
+        <w:t>Flask</w:t>
+      </w:r>
+      <w:proofErr w:type="spellEnd"/>
+      <w:r>
+        <w:rPr>
+          <w:color w:val="333333"/>
+          <w:sz w:val="28"/>
+          <w:szCs w:val="28"/>
+          <w:lang w:val="ru-RU"/>
+        </w:rPr>
+        <w:t xml:space="preserve">, </w:t>
+      </w:r>
+      <w:proofErr w:type="spellStart"/>
+      <w:r>
+        <w:rPr>
+          <w:color w:val="333333"/>
+          <w:sz w:val="28"/>
+          <w:szCs w:val="28"/>
+          <w:lang w:val="ru-RU"/>
+        </w:rPr>
+        <w:t>Django</w:t>
+      </w:r>
+      <w:proofErr w:type="spellEnd"/>
+      <w:r>
+        <w:rPr>
+          <w:color w:val="333333"/>
+          <w:sz w:val="28"/>
+          <w:szCs w:val="28"/>
+          <w:lang w:val="ru-RU"/>
+        </w:rPr>
+        <w:t>) и может обнаруживать специфические для фреймворка уязвимости.</w:t>
+      </w:r>
+    </w:p>
+    <w:p>
+      <w:pPr>
+        <w:pStyle w:val="NormalWeb"/>
+        <w:shd w:val="clear" w:color="auto" w:fill="FFFFFF"/>
+        <w:rPr>
+          <w:color w:val="333333"/>
+          <w:sz w:val="28"/>
+          <w:szCs w:val="28"/>
+        </w:rPr>
+      </w:pPr>
       <w:r>
         <w:rPr>
           <w:b/>
@@ -7839,117 +9919,10 @@
           <w:color w:val="333333"/>
           <w:sz w:val="28"/>
           <w:szCs w:val="28"/>
-        </w:rPr>
-        <w:t xml:space="preserve"> </w:t>
-      </w:r>
-      <w:r>
-        <w:rPr>
-          <w:color w:val="333333"/>
-          <w:sz w:val="28"/>
-          <w:szCs w:val="28"/>
-          <w:lang w:val="ru-RU"/>
-        </w:rPr>
-        <w:t>З</w:t>
-      </w:r>
-      <w:r>
-        <w:rPr>
-          <w:color w:val="333333"/>
-          <w:sz w:val="28"/>
-          <w:szCs w:val="28"/>
-          <w:lang w:val="ru-RU"/>
-        </w:rPr>
-        <w:t>апуск</w:t>
-      </w:r>
-      <w:r>
-        <w:rPr>
-          <w:color w:val="333333"/>
-          <w:sz w:val="28"/>
-          <w:szCs w:val="28"/>
-        </w:rPr>
-        <w:t xml:space="preserve"> Semgrep </w:t>
-      </w:r>
-      <w:r>
-        <w:rPr>
-          <w:color w:val="333333"/>
-          <w:sz w:val="28"/>
-          <w:szCs w:val="28"/>
-        </w:rPr>
-        <w:t>–</w:t>
-      </w:r>
-      <w:r>
-        <w:rPr>
-          <w:color w:val="333333"/>
-          <w:sz w:val="28"/>
-          <w:szCs w:val="28"/>
-        </w:rPr>
-        <w:t xml:space="preserve"> </w:t>
-      </w:r>
-      <w:r>
-        <w:rPr>
-          <w:color w:val="333333"/>
-          <w:sz w:val="28"/>
-          <w:szCs w:val="28"/>
-          <w:lang w:val="ru-RU"/>
-        </w:rPr>
-        <w:t>расширенный</w:t>
-      </w:r>
-      <w:r>
-        <w:rPr>
-          <w:color w:val="333333"/>
-          <w:sz w:val="28"/>
-          <w:szCs w:val="28"/>
-        </w:rPr>
-        <w:t xml:space="preserve"> SAST </w:t>
-      </w:r>
-      <w:r>
-        <w:rPr>
-          <w:color w:val="333333"/>
-          <w:sz w:val="28"/>
-          <w:szCs w:val="28"/>
-          <w:lang w:val="ru-RU"/>
-        </w:rPr>
-        <w:t>для</w:t>
-      </w:r>
-      <w:r>
-        <w:rPr>
-          <w:color w:val="333333"/>
-          <w:sz w:val="28"/>
-          <w:szCs w:val="28"/>
-        </w:rPr>
-        <w:t xml:space="preserve"> FastAPI</w:t>
-      </w:r>
-    </w:p>
-    <w:p>
-      <w:pPr>
-        <w:pStyle w:val="NormalWeb"/>
-        <w:shd w:val="clear" w:color="auto" w:fill="FFFFFF"/>
-        <w:rPr>
-          <w:color w:val="333333"/>
-          <w:sz w:val="28"/>
-          <w:szCs w:val="28"/>
-          <w:lang w:val="ru-RU"/>
-        </w:rPr>
-      </w:pPr>
-      <w:r>
-        <w:rPr>
-          <w:color w:val="333333"/>
-          <w:sz w:val="28"/>
-          <w:szCs w:val="28"/>
-          <w:lang w:val="ru-RU"/>
-        </w:rPr>
-        <w:t>Semgrep поддерживает анализ с учетом фреймворков (FastAPI, Flask, Django) и может обнаруживать специфические для фреймворка уязвимости.</w:t>
-      </w:r>
-    </w:p>
-    <w:p>
-      <w:pPr>
-        <w:pStyle w:val="NormalWeb"/>
-        <w:shd w:val="clear" w:color="auto" w:fill="FFFFFF"/>
-        <w:rPr>
-          <w:color w:val="333333"/>
-          <w:sz w:val="28"/>
-          <w:szCs w:val="28"/>
-        </w:rPr>
-      </w:pPr>
+          <w:lang w:val="ru-RU"/>
+        </w:rPr>
+        <w:t>Вывод</w:t>
+      </w:r>
       <w:r>
         <w:rPr>
           <w:b/>
@@ -7957,9 +9930,8 @@
           <w:color w:val="333333"/>
           <w:sz w:val="28"/>
           <w:szCs w:val="28"/>
-          <w:lang w:val="ru-RU"/>
-        </w:rPr>
-        <w:t>Вывод</w:t>
+        </w:rPr>
+        <w:t xml:space="preserve"> </w:t>
       </w:r>
       <w:r>
         <w:rPr>
@@ -7968,35 +9940,53 @@
           <w:color w:val="333333"/>
           <w:sz w:val="28"/>
           <w:szCs w:val="28"/>
+          <w:lang w:val="ru-RU"/>
+        </w:rPr>
+        <w:t>команды</w:t>
+      </w:r>
+      <w:r>
+        <w:rPr>
+          <w:color w:val="333333"/>
+          <w:sz w:val="28"/>
+          <w:szCs w:val="28"/>
+        </w:rPr>
+        <w:t xml:space="preserve">: </w:t>
+      </w:r>
+      <w:proofErr w:type="spellStart"/>
+      <w:r>
+        <w:rPr>
+          <w:color w:val="333333"/>
+          <w:sz w:val="28"/>
+          <w:szCs w:val="28"/>
+        </w:rPr>
+        <w:t>semgrep</w:t>
+      </w:r>
+      <w:proofErr w:type="spellEnd"/>
+      <w:r>
+        <w:rPr>
+          <w:color w:val="333333"/>
+          <w:sz w:val="28"/>
+          <w:szCs w:val="28"/>
         </w:rPr>
         <w:t xml:space="preserve"> </w:t>
       </w:r>
-      <w:r>
-        <w:rPr>
-          <w:b/>
-          <w:bCs/>
-          <w:color w:val="333333"/>
-          <w:sz w:val="28"/>
-          <w:szCs w:val="28"/>
-          <w:lang w:val="ru-RU"/>
-        </w:rPr>
-        <w:t>команды</w:t>
-      </w:r>
-      <w:r>
-        <w:rPr>
-          <w:color w:val="333333"/>
-          <w:sz w:val="28"/>
-          <w:szCs w:val="28"/>
-        </w:rPr>
-        <w:t xml:space="preserve">: </w:t>
-      </w:r>
-      <w:r>
-        <w:rPr>
-          <w:color w:val="333333"/>
-          <w:sz w:val="28"/>
-          <w:szCs w:val="28"/>
-        </w:rPr>
-        <w:t>semgrep scan ./app --config p/default</w:t>
+      <w:proofErr w:type="gramStart"/>
+      <w:r>
+        <w:rPr>
+          <w:color w:val="333333"/>
+          <w:sz w:val="28"/>
+          <w:szCs w:val="28"/>
+        </w:rPr>
+        <w:t>scan .</w:t>
+      </w:r>
+      <w:proofErr w:type="gramEnd"/>
+      <w:r>
+        <w:rPr>
+          <w:color w:val="333333"/>
+          <w:sz w:val="28"/>
+          <w:szCs w:val="28"/>
+        </w:rPr>
+        <w:t>/app --config p/default</w:t>
       </w:r>
       <w:r>
         <w:rPr>
@@ -8158,7 +10148,6 @@
           <w:color w:val="333333"/>
           <w:sz w:val="28"/>
           <w:szCs w:val="28"/>
-          <w:lang w:val="ru-RU"/>
         </w:rPr>
       </w:pPr>
     </w:p>
@@ -8171,17 +10160,348 @@
           <w:color w:val="333333"/>
           <w:sz w:val="28"/>
           <w:szCs w:val="28"/>
-          <w:lang w:val="ru-RU"/>
-        </w:rPr>
-      </w:pPr>
-      <w:r>
-        <w:rPr>
-          <w:color w:val="333333"/>
-          <w:sz w:val="28"/>
-          <w:szCs w:val="28"/>
-          <w:lang w:val="ru-RU"/>
-        </w:rPr>
-        <w:t xml:space="preserve">Semgrep (версия 1.179.0) просканировал 5 файлов проекта и обнаружил 5 проблем: 3 уровня ERROR (command injection через subprocess с shell=True, небезопасная загрузка YAML, отключённая проверка SSL-сертификата) и 2 уровня WARNING (использование pickle и eval). </w:t>
+        </w:rPr>
+      </w:pPr>
+      <w:proofErr w:type="spellStart"/>
+      <w:r>
+        <w:rPr>
+          <w:color w:val="333333"/>
+          <w:sz w:val="28"/>
+          <w:szCs w:val="28"/>
+        </w:rPr>
+        <w:t>Semgrep</w:t>
+      </w:r>
+      <w:proofErr w:type="spellEnd"/>
+      <w:r>
+        <w:rPr>
+          <w:color w:val="333333"/>
+          <w:sz w:val="28"/>
+          <w:szCs w:val="28"/>
+        </w:rPr>
+        <w:t xml:space="preserve"> (</w:t>
+      </w:r>
+      <w:r>
+        <w:rPr>
+          <w:color w:val="333333"/>
+          <w:sz w:val="28"/>
+          <w:szCs w:val="28"/>
+          <w:lang w:val="ru-RU"/>
+        </w:rPr>
+        <w:t>версия</w:t>
+      </w:r>
+      <w:r>
+        <w:rPr>
+          <w:color w:val="333333"/>
+          <w:sz w:val="28"/>
+          <w:szCs w:val="28"/>
+        </w:rPr>
+        <w:t xml:space="preserve"> 1.179.0) </w:t>
+      </w:r>
+      <w:r>
+        <w:rPr>
+          <w:color w:val="333333"/>
+          <w:sz w:val="28"/>
+          <w:szCs w:val="28"/>
+          <w:lang w:val="ru-RU"/>
+        </w:rPr>
+        <w:t>просканировал</w:t>
+      </w:r>
+      <w:r>
+        <w:rPr>
+          <w:color w:val="333333"/>
+          <w:sz w:val="28"/>
+          <w:szCs w:val="28"/>
+        </w:rPr>
+        <w:t xml:space="preserve"> 5 </w:t>
+      </w:r>
+      <w:r>
+        <w:rPr>
+          <w:color w:val="333333"/>
+          <w:sz w:val="28"/>
+          <w:szCs w:val="28"/>
+          <w:lang w:val="ru-RU"/>
+        </w:rPr>
+        <w:t>файлов</w:t>
+      </w:r>
+      <w:r>
+        <w:rPr>
+          <w:color w:val="333333"/>
+          <w:sz w:val="28"/>
+          <w:szCs w:val="28"/>
+        </w:rPr>
+        <w:t xml:space="preserve"> </w:t>
+      </w:r>
+      <w:r>
+        <w:rPr>
+          <w:color w:val="333333"/>
+          <w:sz w:val="28"/>
+          <w:szCs w:val="28"/>
+          <w:lang w:val="ru-RU"/>
+        </w:rPr>
+        <w:t>проекта</w:t>
+      </w:r>
+      <w:r>
+        <w:rPr>
+          <w:color w:val="333333"/>
+          <w:sz w:val="28"/>
+          <w:szCs w:val="28"/>
+        </w:rPr>
+        <w:t xml:space="preserve"> </w:t>
+      </w:r>
+      <w:r>
+        <w:rPr>
+          <w:color w:val="333333"/>
+          <w:sz w:val="28"/>
+          <w:szCs w:val="28"/>
+          <w:lang w:val="ru-RU"/>
+        </w:rPr>
+        <w:t>и</w:t>
+      </w:r>
+      <w:r>
+        <w:rPr>
+          <w:color w:val="333333"/>
+          <w:sz w:val="28"/>
+          <w:szCs w:val="28"/>
+        </w:rPr>
+        <w:t xml:space="preserve"> </w:t>
+      </w:r>
+      <w:r>
+        <w:rPr>
+          <w:color w:val="333333"/>
+          <w:sz w:val="28"/>
+          <w:szCs w:val="28"/>
+          <w:lang w:val="ru-RU"/>
+        </w:rPr>
+        <w:t>обнаружил</w:t>
+      </w:r>
+      <w:r>
+        <w:rPr>
+          <w:color w:val="333333"/>
+          <w:sz w:val="28"/>
+          <w:szCs w:val="28"/>
+        </w:rPr>
+        <w:t xml:space="preserve"> 5 </w:t>
+      </w:r>
+      <w:r>
+        <w:rPr>
+          <w:color w:val="333333"/>
+          <w:sz w:val="28"/>
+          <w:szCs w:val="28"/>
+          <w:lang w:val="ru-RU"/>
+        </w:rPr>
+        <w:t>проблем</w:t>
+      </w:r>
+      <w:r>
+        <w:rPr>
+          <w:color w:val="333333"/>
+          <w:sz w:val="28"/>
+          <w:szCs w:val="28"/>
+        </w:rPr>
+        <w:t xml:space="preserve">: 3 </w:t>
+      </w:r>
+      <w:r>
+        <w:rPr>
+          <w:color w:val="333333"/>
+          <w:sz w:val="28"/>
+          <w:szCs w:val="28"/>
+          <w:lang w:val="ru-RU"/>
+        </w:rPr>
+        <w:t>уровня</w:t>
+      </w:r>
+      <w:r>
+        <w:rPr>
+          <w:color w:val="333333"/>
+          <w:sz w:val="28"/>
+          <w:szCs w:val="28"/>
+        </w:rPr>
+        <w:t xml:space="preserve"> ERROR (command injection </w:t>
+      </w:r>
+      <w:r>
+        <w:rPr>
+          <w:color w:val="333333"/>
+          <w:sz w:val="28"/>
+          <w:szCs w:val="28"/>
+          <w:lang w:val="ru-RU"/>
+        </w:rPr>
+        <w:t>через</w:t>
+      </w:r>
+      <w:r>
+        <w:rPr>
+          <w:color w:val="333333"/>
+          <w:sz w:val="28"/>
+          <w:szCs w:val="28"/>
+        </w:rPr>
+        <w:t xml:space="preserve"> subprocess </w:t>
+      </w:r>
+      <w:r>
+        <w:rPr>
+          <w:color w:val="333333"/>
+          <w:sz w:val="28"/>
+          <w:szCs w:val="28"/>
+          <w:lang w:val="ru-RU"/>
+        </w:rPr>
+        <w:t>с</w:t>
+      </w:r>
+      <w:r>
+        <w:rPr>
+          <w:color w:val="333333"/>
+          <w:sz w:val="28"/>
+          <w:szCs w:val="28"/>
+        </w:rPr>
+        <w:t xml:space="preserve"> shell=True, </w:t>
+      </w:r>
+      <w:r>
+        <w:rPr>
+          <w:color w:val="333333"/>
+          <w:sz w:val="28"/>
+          <w:szCs w:val="28"/>
+          <w:lang w:val="ru-RU"/>
+        </w:rPr>
+        <w:t>небезопасная</w:t>
+      </w:r>
+      <w:r>
+        <w:rPr>
+          <w:color w:val="333333"/>
+          <w:sz w:val="28"/>
+          <w:szCs w:val="28"/>
+        </w:rPr>
+        <w:t xml:space="preserve"> </w:t>
+      </w:r>
+      <w:r>
+        <w:rPr>
+          <w:color w:val="333333"/>
+          <w:sz w:val="28"/>
+          <w:szCs w:val="28"/>
+          <w:lang w:val="ru-RU"/>
+        </w:rPr>
+        <w:t>загрузка</w:t>
+      </w:r>
+      <w:r>
+        <w:rPr>
+          <w:color w:val="333333"/>
+          <w:sz w:val="28"/>
+          <w:szCs w:val="28"/>
+        </w:rPr>
+        <w:t xml:space="preserve"> YAML, </w:t>
+      </w:r>
+      <w:r>
+        <w:rPr>
+          <w:color w:val="333333"/>
+          <w:sz w:val="28"/>
+          <w:szCs w:val="28"/>
+          <w:lang w:val="ru-RU"/>
+        </w:rPr>
+        <w:t>отключённая</w:t>
+      </w:r>
+      <w:r>
+        <w:rPr>
+          <w:color w:val="333333"/>
+          <w:sz w:val="28"/>
+          <w:szCs w:val="28"/>
+        </w:rPr>
+        <w:t xml:space="preserve"> </w:t>
+      </w:r>
+      <w:r>
+        <w:rPr>
+          <w:color w:val="333333"/>
+          <w:sz w:val="28"/>
+          <w:szCs w:val="28"/>
+          <w:lang w:val="ru-RU"/>
+        </w:rPr>
+        <w:t>проверка</w:t>
+      </w:r>
+      <w:r>
+        <w:rPr>
+          <w:color w:val="333333"/>
+          <w:sz w:val="28"/>
+          <w:szCs w:val="28"/>
+        </w:rPr>
+        <w:t xml:space="preserve"> SSL-</w:t>
+      </w:r>
+      <w:r>
+        <w:rPr>
+          <w:color w:val="333333"/>
+          <w:sz w:val="28"/>
+          <w:szCs w:val="28"/>
+          <w:lang w:val="ru-RU"/>
+        </w:rPr>
+        <w:t>сертификата</w:t>
+      </w:r>
+      <w:r>
+        <w:rPr>
+          <w:color w:val="333333"/>
+          <w:sz w:val="28"/>
+          <w:szCs w:val="28"/>
+        </w:rPr>
+        <w:t xml:space="preserve">) </w:t>
+      </w:r>
+      <w:r>
+        <w:rPr>
+          <w:color w:val="333333"/>
+          <w:sz w:val="28"/>
+          <w:szCs w:val="28"/>
+          <w:lang w:val="ru-RU"/>
+        </w:rPr>
+        <w:t>и</w:t>
+      </w:r>
+      <w:r>
+        <w:rPr>
+          <w:color w:val="333333"/>
+          <w:sz w:val="28"/>
+          <w:szCs w:val="28"/>
+        </w:rPr>
+        <w:t xml:space="preserve"> 2 </w:t>
+      </w:r>
+      <w:r>
+        <w:rPr>
+          <w:color w:val="333333"/>
+          <w:sz w:val="28"/>
+          <w:szCs w:val="28"/>
+          <w:lang w:val="ru-RU"/>
+        </w:rPr>
+        <w:t>уровня</w:t>
+      </w:r>
+      <w:r>
+        <w:rPr>
+          <w:color w:val="333333"/>
+          <w:sz w:val="28"/>
+          <w:szCs w:val="28"/>
+        </w:rPr>
+        <w:t xml:space="preserve"> WARNING (</w:t>
+      </w:r>
+      <w:r>
+        <w:rPr>
+          <w:color w:val="333333"/>
+          <w:sz w:val="28"/>
+          <w:szCs w:val="28"/>
+          <w:lang w:val="ru-RU"/>
+        </w:rPr>
+        <w:t>использование</w:t>
+      </w:r>
+      <w:r>
+        <w:rPr>
+          <w:color w:val="333333"/>
+          <w:sz w:val="28"/>
+          <w:szCs w:val="28"/>
+        </w:rPr>
+        <w:t xml:space="preserve"> pickle </w:t>
+      </w:r>
+      <w:r>
+        <w:rPr>
+          <w:color w:val="333333"/>
+          <w:sz w:val="28"/>
+          <w:szCs w:val="28"/>
+          <w:lang w:val="ru-RU"/>
+        </w:rPr>
+        <w:t>и</w:t>
+      </w:r>
+      <w:r>
+        <w:rPr>
+          <w:color w:val="333333"/>
+          <w:sz w:val="28"/>
+          <w:szCs w:val="28"/>
+        </w:rPr>
+        <w:t xml:space="preserve"> eval). </w:t>
       </w:r>
     </w:p>
     <w:p>
@@ -8203,7 +10523,67 @@
           <w:szCs w:val="28"/>
           <w:lang w:val="ru-RU"/>
         </w:rPr>
-        <w:t xml:space="preserve">Все находки соответствуют находкам Bandit (B602, B506, B301, B501, B307). Semgrep сопоставил каждую находку с CWE и категорией OWASP Top 10 (A03:2021 Injection, A07:2021, A08:2021). </w:t>
+        <w:t xml:space="preserve">Все находки соответствуют находкам </w:t>
+      </w:r>
+      <w:proofErr w:type="spellStart"/>
+      <w:r>
+        <w:rPr>
+          <w:color w:val="333333"/>
+          <w:sz w:val="28"/>
+          <w:szCs w:val="28"/>
+          <w:lang w:val="ru-RU"/>
+        </w:rPr>
+        <w:t>Bandit</w:t>
+      </w:r>
+      <w:proofErr w:type="spellEnd"/>
+      <w:r>
+        <w:rPr>
+          <w:color w:val="333333"/>
+          <w:sz w:val="28"/>
+          <w:szCs w:val="28"/>
+          <w:lang w:val="ru-RU"/>
+        </w:rPr>
+        <w:t xml:space="preserve"> (B602, B506, B301, B501, B307). </w:t>
+      </w:r>
+      <w:proofErr w:type="spellStart"/>
+      <w:r>
+        <w:rPr>
+          <w:color w:val="333333"/>
+          <w:sz w:val="28"/>
+          <w:szCs w:val="28"/>
+          <w:lang w:val="ru-RU"/>
+        </w:rPr>
+        <w:t>Semgrep</w:t>
+      </w:r>
+      <w:proofErr w:type="spellEnd"/>
+      <w:r>
+        <w:rPr>
+          <w:color w:val="333333"/>
+          <w:sz w:val="28"/>
+          <w:szCs w:val="28"/>
+          <w:lang w:val="ru-RU"/>
+        </w:rPr>
+        <w:t xml:space="preserve"> сопоставил каждую находку с CWE и категорией OWASP Top 10 (A03:2021 </w:t>
+      </w:r>
+      <w:proofErr w:type="spellStart"/>
+      <w:r>
+        <w:rPr>
+          <w:color w:val="333333"/>
+          <w:sz w:val="28"/>
+          <w:szCs w:val="28"/>
+          <w:lang w:val="ru-RU"/>
+        </w:rPr>
+        <w:t>Injection</w:t>
+      </w:r>
+      <w:proofErr w:type="spellEnd"/>
+      <w:r>
+        <w:rPr>
+          <w:color w:val="333333"/>
+          <w:sz w:val="28"/>
+          <w:szCs w:val="28"/>
+          <w:lang w:val="ru-RU"/>
+        </w:rPr>
+        <w:t xml:space="preserve">, A07:2021, A08:2021). </w:t>
       </w:r>
     </w:p>
     <w:p>
@@ -8225,7 +10605,67 @@
           <w:szCs w:val="28"/>
           <w:lang w:val="ru-RU"/>
         </w:rPr>
-        <w:t>Часть проблем, найденных Bandit (MD5, SQL-инъекция, захардкоженные пароли, 0.0.0.0, /tmp), в данном наборе правил обнаружена не была.</w:t>
+        <w:t xml:space="preserve">Часть проблем, найденных </w:t>
+      </w:r>
+      <w:proofErr w:type="spellStart"/>
+      <w:r>
+        <w:rPr>
+          <w:color w:val="333333"/>
+          <w:sz w:val="28"/>
+          <w:szCs w:val="28"/>
+          <w:lang w:val="ru-RU"/>
+        </w:rPr>
+        <w:t>Bandit</w:t>
+      </w:r>
+      <w:proofErr w:type="spellEnd"/>
+      <w:r>
+        <w:rPr>
+          <w:color w:val="333333"/>
+          <w:sz w:val="28"/>
+          <w:szCs w:val="28"/>
+          <w:lang w:val="ru-RU"/>
+        </w:rPr>
+        <w:t xml:space="preserve"> (MD5, SQL-инъекция, </w:t>
+      </w:r>
+      <w:proofErr w:type="spellStart"/>
+      <w:r>
+        <w:rPr>
+          <w:color w:val="333333"/>
+          <w:sz w:val="28"/>
+          <w:szCs w:val="28"/>
+          <w:lang w:val="ru-RU"/>
+        </w:rPr>
+        <w:t>захардкоженные</w:t>
+      </w:r>
+      <w:proofErr w:type="spellEnd"/>
+      <w:r>
+        <w:rPr>
+          <w:color w:val="333333"/>
+          <w:sz w:val="28"/>
+          <w:szCs w:val="28"/>
+          <w:lang w:val="ru-RU"/>
+        </w:rPr>
+        <w:t xml:space="preserve"> пароли, 0.0.0.0, /</w:t>
+      </w:r>
+      <w:proofErr w:type="spellStart"/>
+      <w:r>
+        <w:rPr>
+          <w:color w:val="333333"/>
+          <w:sz w:val="28"/>
+          <w:szCs w:val="28"/>
+          <w:lang w:val="ru-RU"/>
+        </w:rPr>
+        <w:t>tmp</w:t>
+      </w:r>
+      <w:proofErr w:type="spellEnd"/>
+      <w:r>
+        <w:rPr>
+          <w:color w:val="333333"/>
+          <w:sz w:val="28"/>
+          <w:szCs w:val="28"/>
+          <w:lang w:val="ru-RU"/>
+        </w:rPr>
+        <w:t>), в данном наборе правил обнаружена не была.</w:t>
       </w:r>
     </w:p>
     <w:p>
@@ -8237,6 +10677,7 @@
           <w:color w:val="333333"/>
           <w:sz w:val="28"/>
           <w:szCs w:val="28"/>
+          <w:lang w:val="ru-RU"/>
         </w:rPr>
       </w:pPr>
     </w:p>
@@ -8249,6 +10690,7 @@
           <w:color w:val="333333"/>
           <w:sz w:val="28"/>
           <w:szCs w:val="28"/>
+          <w:lang w:val="ru-RU"/>
         </w:rPr>
       </w:pPr>
     </w:p>
@@ -8261,6 +10703,7 @@
           <w:color w:val="333333"/>
           <w:sz w:val="28"/>
           <w:szCs w:val="28"/>
+          <w:lang w:val="ru-RU"/>
         </w:rPr>
       </w:pPr>
     </w:p>
@@ -8273,6 +10716,7 @@
           <w:color w:val="333333"/>
           <w:sz w:val="28"/>
           <w:szCs w:val="28"/>
+          <w:lang w:val="ru-RU"/>
         </w:rPr>
       </w:pPr>
     </w:p>
@@ -8285,6 +10729,7 @@
           <w:color w:val="333333"/>
           <w:sz w:val="28"/>
           <w:szCs w:val="28"/>
+          <w:lang w:val="ru-RU"/>
         </w:rPr>
       </w:pPr>
     </w:p>
@@ -8304,6 +10749,7 @@
           <w:lang w:val="ru-RU"/>
         </w:rPr>
       </w:pPr>
+      <w:proofErr w:type="spellStart"/>
       <w:r>
         <w:rPr>
           <w:smallCaps/>
@@ -8314,6 +10760,7 @@
         <w:lastRenderedPageBreak/>
         <w:t>Та</w:t>
       </w:r>
+      <w:proofErr w:type="spellEnd"/>
       <w:r>
         <w:rPr>
           <w:smallCaps/>
@@ -8341,17 +10788,9 @@
           <w:szCs w:val="28"/>
           <w:lang w:val="ru-RU"/>
         </w:rPr>
-        <w:t xml:space="preserve"> – </w:t>
-      </w:r>
-      <w:r>
-        <w:rPr>
-          <w:color w:val="333333"/>
-          <w:sz w:val="28"/>
-          <w:szCs w:val="28"/>
-          <w:lang w:val="ru-RU"/>
-        </w:rPr>
-        <w:t xml:space="preserve">Результат </w:t>
-      </w:r>
+        <w:t xml:space="preserve"> – Результат </w:t>
+      </w:r>
+      <w:proofErr w:type="spellStart"/>
       <w:r>
         <w:rPr>
           <w:color w:val="333333"/>
@@ -8360,6 +10799,7 @@
         </w:rPr>
         <w:t>Semgrep</w:t>
       </w:r>
+      <w:proofErr w:type="spellEnd"/>
     </w:p>
     <w:tbl>
       <w:tblPr>
@@ -8387,12 +10827,6 @@
         <w:gridCol w:w="852"/>
       </w:tblGrid>
       <w:tr>
-        <w:tblPrEx>
-          <w:tblCellMar>
-            <w:top w:w="0" w:type="dxa"/>
-            <w:bottom w:w="0" w:type="dxa"/>
-          </w:tblCellMar>
-        </w:tblPrEx>
         <w:trPr>
           <w:tblHeader/>
         </w:trPr>
@@ -8458,6 +10892,8 @@
                 <w:lang w:val="ru-RU"/>
               </w:rPr>
             </w:pPr>
+            <w:proofErr w:type="spellStart"/>
+            <w:proofErr w:type="gramStart"/>
             <w:r>
               <w:rPr>
                 <w:b/>
@@ -8468,6 +10904,8 @@
               </w:rPr>
               <w:t>Файл:строка</w:t>
             </w:r>
+            <w:proofErr w:type="spellEnd"/>
+            <w:proofErr w:type="gramEnd"/>
           </w:p>
         </w:tc>
         <w:tc>
@@ -8618,12 +11056,6 @@
         </w:tc>
       </w:tr>
       <w:tr>
-        <w:tblPrEx>
-          <w:tblCellMar>
-            <w:top w:w="0" w:type="dxa"/>
-            <w:bottom w:w="0" w:type="dxa"/>
-          </w:tblCellMar>
-        </w:tblPrEx>
         <w:tc>
           <w:tcPr>
             <w:tcW w:w="0" w:type="auto"/>
@@ -8779,12 +11211,6 @@
         </w:tc>
       </w:tr>
       <w:tr>
-        <w:tblPrEx>
-          <w:tblCellMar>
-            <w:top w:w="0" w:type="dxa"/>
-            <w:bottom w:w="0" w:type="dxa"/>
-          </w:tblCellMar>
-        </w:tblPrEx>
         <w:tc>
           <w:tcPr>
             <w:tcW w:w="0" w:type="auto"/>
@@ -8807,7 +11233,15 @@
               <w:jc w:val="center"/>
             </w:pPr>
             <w:r>
-              <w:t>avoid-pyyaml-load</w:t>
+              <w:t>avoid-</w:t>
+            </w:r>
+            <w:proofErr w:type="spellStart"/>
+            <w:r>
+              <w:t>pyyaml</w:t>
+            </w:r>
+            <w:proofErr w:type="spellEnd"/>
+            <w:r>
+              <w:t>-load</w:t>
             </w:r>
           </w:p>
         </w:tc>
@@ -8885,7 +11319,15 @@
               <w:jc w:val="center"/>
             </w:pPr>
             <w:r>
-              <w:t>CWE-502 (десериализация)</w:t>
+              <w:t>CWE-502 (</w:t>
+            </w:r>
+            <w:proofErr w:type="spellStart"/>
+            <w:r>
+              <w:t>десериализация</w:t>
+            </w:r>
+            <w:proofErr w:type="spellEnd"/>
+            <w:r>
+              <w:t>)</w:t>
             </w:r>
           </w:p>
         </w:tc>
@@ -8937,12 +11379,6 @@
         </w:tc>
       </w:tr>
       <w:tr>
-        <w:tblPrEx>
-          <w:tblCellMar>
-            <w:top w:w="0" w:type="dxa"/>
-            <w:bottom w:w="0" w:type="dxa"/>
-          </w:tblCellMar>
-        </w:tblPrEx>
         <w:tc>
           <w:tcPr>
             <w:tcW w:w="0" w:type="auto"/>
@@ -9095,12 +11531,6 @@
         </w:tc>
       </w:tr>
       <w:tr>
-        <w:tblPrEx>
-          <w:tblCellMar>
-            <w:top w:w="0" w:type="dxa"/>
-            <w:bottom w:w="0" w:type="dxa"/>
-          </w:tblCellMar>
-        </w:tblPrEx>
         <w:tc>
           <w:tcPr>
             <w:tcW w:w="0" w:type="auto"/>
@@ -9217,7 +11647,23 @@
               </w:rPr>
             </w:pPr>
             <w:r>
-              <w:t>CWE-295 (проверка сертификата)</w:t>
+              <w:t>CWE-295 (</w:t>
+            </w:r>
+            <w:proofErr w:type="spellStart"/>
+            <w:r>
+              <w:t>проверка</w:t>
+            </w:r>
+            <w:proofErr w:type="spellEnd"/>
+            <w:r>
+              <w:t xml:space="preserve"> </w:t>
+            </w:r>
+            <w:proofErr w:type="spellStart"/>
+            <w:r>
+              <w:t>сертификата</w:t>
+            </w:r>
+            <w:proofErr w:type="spellEnd"/>
+            <w:r>
+              <w:t>)</w:t>
             </w:r>
           </w:p>
         </w:tc>
@@ -9273,12 +11719,6 @@
         </w:tc>
       </w:tr>
       <w:tr>
-        <w:tblPrEx>
-          <w:tblCellMar>
-            <w:top w:w="0" w:type="dxa"/>
-            <w:bottom w:w="0" w:type="dxa"/>
-          </w:tblCellMar>
-        </w:tblPrEx>
         <w:tc>
           <w:tcPr>
             <w:tcW w:w="0" w:type="auto"/>
@@ -9477,6 +11917,7 @@
           <w:lang w:val="ru-RU"/>
         </w:rPr>
       </w:pPr>
+      <w:bookmarkStart w:id="6" w:name="_Toc242280439"/>
       <w:r>
         <w:rPr>
           <w:b/>
@@ -9519,6 +11960,7 @@
         </w:rPr>
         <w:t>Интерпретация результатов и меры по устранению</w:t>
       </w:r>
+      <w:bookmarkEnd w:id="6"/>
     </w:p>
     <w:p>
       <w:pPr>
@@ -9554,6 +11996,7 @@
           <w:szCs w:val="28"/>
         </w:rPr>
       </w:pPr>
+      <w:proofErr w:type="spellStart"/>
       <w:r>
         <w:rPr>
           <w:smallCaps/>
@@ -9563,6 +12006,7 @@
         </w:rPr>
         <w:t>Та</w:t>
       </w:r>
+      <w:proofErr w:type="spellEnd"/>
       <w:r>
         <w:rPr>
           <w:smallCaps/>
@@ -9627,12 +12071,6 @@
         <w:gridCol w:w="3294"/>
       </w:tblGrid>
       <w:tr>
-        <w:tblPrEx>
-          <w:tblCellMar>
-            <w:top w:w="0" w:type="dxa"/>
-            <w:bottom w:w="0" w:type="dxa"/>
-          </w:tblCellMar>
-        </w:tblPrEx>
         <w:trPr>
           <w:tblHeader/>
         </w:trPr>
@@ -9658,6 +12096,7 @@
             <w:pPr>
               <w:jc w:val="center"/>
             </w:pPr>
+            <w:proofErr w:type="spellStart"/>
             <w:r>
               <w:rPr>
                 <w:b/>
@@ -9667,6 +12106,7 @@
               </w:rPr>
               <w:t>Инструмент</w:t>
             </w:r>
+            <w:proofErr w:type="spellEnd"/>
           </w:p>
         </w:tc>
         <w:tc>
@@ -9691,6 +12131,7 @@
             <w:pPr>
               <w:jc w:val="center"/>
             </w:pPr>
+            <w:proofErr w:type="spellStart"/>
             <w:r>
               <w:rPr>
                 <w:b/>
@@ -9700,6 +12141,7 @@
               </w:rPr>
               <w:t>Уязвимость</w:t>
             </w:r>
+            <w:proofErr w:type="spellEnd"/>
           </w:p>
         </w:tc>
         <w:tc>
@@ -9724,6 +12166,7 @@
             <w:pPr>
               <w:jc w:val="center"/>
             </w:pPr>
+            <w:proofErr w:type="spellStart"/>
             <w:r>
               <w:rPr>
                 <w:b/>
@@ -9733,6 +12176,7 @@
               </w:rPr>
               <w:t>Файл</w:t>
             </w:r>
+            <w:proofErr w:type="spellEnd"/>
           </w:p>
         </w:tc>
         <w:tc>
@@ -9757,6 +12201,7 @@
             <w:pPr>
               <w:jc w:val="center"/>
             </w:pPr>
+            <w:proofErr w:type="spellStart"/>
             <w:r>
               <w:rPr>
                 <w:b/>
@@ -9766,6 +12211,7 @@
               </w:rPr>
               <w:t>Строка</w:t>
             </w:r>
+            <w:proofErr w:type="spellEnd"/>
           </w:p>
         </w:tc>
         <w:tc>
@@ -9790,6 +12236,7 @@
             <w:pPr>
               <w:jc w:val="center"/>
             </w:pPr>
+            <w:proofErr w:type="spellStart"/>
             <w:r>
               <w:rPr>
                 <w:b/>
@@ -9799,16 +12246,11 @@
               </w:rPr>
               <w:t>Рекомендация</w:t>
             </w:r>
+            <w:proofErr w:type="spellEnd"/>
           </w:p>
         </w:tc>
       </w:tr>
       <w:tr>
-        <w:tblPrEx>
-          <w:tblCellMar>
-            <w:top w:w="0" w:type="dxa"/>
-            <w:bottom w:w="0" w:type="dxa"/>
-          </w:tblCellMar>
-        </w:tblPrEx>
         <w:tc>
           <w:tcPr>
             <w:tcW w:w="0" w:type="auto"/>
@@ -9980,12 +12422,6 @@
         </w:tc>
       </w:tr>
       <w:tr>
-        <w:tblPrEx>
-          <w:tblCellMar>
-            <w:top w:w="0" w:type="dxa"/>
-            <w:bottom w:w="0" w:type="dxa"/>
-          </w:tblCellMar>
-        </w:tblPrEx>
         <w:tc>
           <w:tcPr>
             <w:tcW w:w="0" w:type="auto"/>
@@ -10127,23 +12563,42 @@
             <w:pPr>
               <w:jc w:val="center"/>
             </w:pPr>
-            <w:r>
-              <w:rPr>
-                <w:sz w:val="22"/>
-                <w:szCs w:val="22"/>
-              </w:rPr>
-              <w:t>Использовать sha256 / bcrypt / argon2</w:t>
+            <w:proofErr w:type="spellStart"/>
+            <w:r>
+              <w:rPr>
+                <w:sz w:val="22"/>
+                <w:szCs w:val="22"/>
+              </w:rPr>
+              <w:t>Использовать</w:t>
+            </w:r>
+            <w:proofErr w:type="spellEnd"/>
+            <w:r>
+              <w:rPr>
+                <w:sz w:val="22"/>
+                <w:szCs w:val="22"/>
+              </w:rPr>
+              <w:t xml:space="preserve"> sha256 / </w:t>
+            </w:r>
+            <w:proofErr w:type="spellStart"/>
+            <w:r>
+              <w:rPr>
+                <w:sz w:val="22"/>
+                <w:szCs w:val="22"/>
+              </w:rPr>
+              <w:t>bcrypt</w:t>
+            </w:r>
+            <w:proofErr w:type="spellEnd"/>
+            <w:r>
+              <w:rPr>
+                <w:sz w:val="22"/>
+                <w:szCs w:val="22"/>
+              </w:rPr>
+              <w:t xml:space="preserve"> / argon2</w:t>
             </w:r>
           </w:p>
         </w:tc>
       </w:tr>
       <w:tr>
-        <w:tblPrEx>
-          <w:tblCellMar>
-            <w:top w:w="0" w:type="dxa"/>
-            <w:bottom w:w="0" w:type="dxa"/>
-          </w:tblCellMar>
-        </w:tblPrEx>
         <w:tc>
           <w:tcPr>
             <w:tcW w:w="0" w:type="auto"/>
@@ -10296,12 +12751,6 @@
         </w:tc>
       </w:tr>
       <w:tr>
-        <w:tblPrEx>
-          <w:tblCellMar>
-            <w:top w:w="0" w:type="dxa"/>
-            <w:bottom w:w="0" w:type="dxa"/>
-          </w:tblCellMar>
-        </w:tblPrEx>
         <w:tc>
           <w:tcPr>
             <w:tcW w:w="0" w:type="auto"/>
@@ -10446,6 +12895,8 @@
                 <w:lang w:val="ru-RU"/>
               </w:rPr>
             </w:pPr>
+            <w:proofErr w:type="spellStart"/>
+            <w:proofErr w:type="gramStart"/>
             <w:r>
               <w:rPr>
                 <w:sz w:val="22"/>
@@ -10453,6 +12904,7 @@
               </w:rPr>
               <w:t>ast</w:t>
             </w:r>
+            <w:proofErr w:type="spellEnd"/>
             <w:r>
               <w:rPr>
                 <w:sz w:val="22"/>
@@ -10468,6 +12920,7 @@
               </w:rPr>
               <w:t>literal</w:t>
             </w:r>
+            <w:proofErr w:type="gramEnd"/>
             <w:r>
               <w:rPr>
                 <w:sz w:val="22"/>
@@ -10495,12 +12948,6 @@
         </w:tc>
       </w:tr>
       <w:tr>
-        <w:tblPrEx>
-          <w:tblCellMar>
-            <w:top w:w="0" w:type="dxa"/>
-            <w:bottom w:w="0" w:type="dxa"/>
-          </w:tblCellMar>
-        </w:tblPrEx>
         <w:tc>
           <w:tcPr>
             <w:tcW w:w="0" w:type="auto"/>
@@ -10647,18 +13094,53 @@
                 <w:sz w:val="22"/>
                 <w:szCs w:val="22"/>
               </w:rPr>
-              <w:t>127.0.0.1 либо обоснованный # nosec</w:t>
-            </w:r>
+              <w:t xml:space="preserve">127.0.0.1 </w:t>
+            </w:r>
+            <w:proofErr w:type="spellStart"/>
+            <w:r>
+              <w:rPr>
+                <w:sz w:val="22"/>
+                <w:szCs w:val="22"/>
+              </w:rPr>
+              <w:t>либо</w:t>
+            </w:r>
+            <w:proofErr w:type="spellEnd"/>
+            <w:r>
+              <w:rPr>
+                <w:sz w:val="22"/>
+                <w:szCs w:val="22"/>
+              </w:rPr>
+              <w:t xml:space="preserve"> </w:t>
+            </w:r>
+            <w:proofErr w:type="spellStart"/>
+            <w:r>
+              <w:rPr>
+                <w:sz w:val="22"/>
+                <w:szCs w:val="22"/>
+              </w:rPr>
+              <w:t>обоснованный</w:t>
+            </w:r>
+            <w:proofErr w:type="spellEnd"/>
+            <w:r>
+              <w:rPr>
+                <w:sz w:val="22"/>
+                <w:szCs w:val="22"/>
+              </w:rPr>
+              <w:t xml:space="preserve"> # </w:t>
+            </w:r>
+            <w:proofErr w:type="spellStart"/>
+            <w:r>
+              <w:rPr>
+                <w:sz w:val="22"/>
+                <w:szCs w:val="22"/>
+              </w:rPr>
+              <w:t>nosec</w:t>
+            </w:r>
+            <w:proofErr w:type="spellEnd"/>
           </w:p>
         </w:tc>
       </w:tr>
       <w:tr>
-        <w:tblPrEx>
-          <w:tblCellMar>
-            <w:top w:w="0" w:type="dxa"/>
-            <w:bottom w:w="0" w:type="dxa"/>
-          </w:tblCellMar>
-        </w:tblPrEx>
         <w:tc>
           <w:tcPr>
             <w:tcW w:w="0" w:type="auto"/>
@@ -10800,23 +13282,35 @@
             <w:pPr>
               <w:jc w:val="center"/>
             </w:pPr>
-            <w:r>
-              <w:rPr>
-                <w:sz w:val="22"/>
-                <w:szCs w:val="22"/>
-              </w:rPr>
-              <w:t>Параметризованный запрос</w:t>
-            </w:r>
+            <w:proofErr w:type="spellStart"/>
+            <w:r>
+              <w:rPr>
+                <w:sz w:val="22"/>
+                <w:szCs w:val="22"/>
+              </w:rPr>
+              <w:t>Параметризованный</w:t>
+            </w:r>
+            <w:proofErr w:type="spellEnd"/>
+            <w:r>
+              <w:rPr>
+                <w:sz w:val="22"/>
+                <w:szCs w:val="22"/>
+              </w:rPr>
+              <w:t xml:space="preserve"> </w:t>
+            </w:r>
+            <w:proofErr w:type="spellStart"/>
+            <w:r>
+              <w:rPr>
+                <w:sz w:val="22"/>
+                <w:szCs w:val="22"/>
+              </w:rPr>
+              <w:t>запрос</w:t>
+            </w:r>
+            <w:proofErr w:type="spellEnd"/>
           </w:p>
         </w:tc>
       </w:tr>
       <w:tr>
-        <w:tblPrEx>
-          <w:tblCellMar>
-            <w:top w:w="0" w:type="dxa"/>
-            <w:bottom w:w="0" w:type="dxa"/>
-          </w:tblCellMar>
-        </w:tblPrEx>
         <w:tc>
           <w:tcPr>
             <w:tcW w:w="0" w:type="auto"/>
@@ -10873,8 +13367,19 @@
                 <w:sz w:val="22"/>
                 <w:szCs w:val="22"/>
               </w:rPr>
-              <w:t>B506: yaml.load</w:t>
-            </w:r>
+              <w:t xml:space="preserve">B506: </w:t>
+            </w:r>
+            <w:proofErr w:type="spellStart"/>
+            <w:proofErr w:type="gramStart"/>
+            <w:r>
+              <w:rPr>
+                <w:sz w:val="22"/>
+                <w:szCs w:val="22"/>
+              </w:rPr>
+              <w:t>yaml.load</w:t>
+            </w:r>
+            <w:proofErr w:type="spellEnd"/>
+            <w:proofErr w:type="gramEnd"/>
           </w:p>
         </w:tc>
         <w:tc>
@@ -10958,23 +13463,28 @@
             <w:pPr>
               <w:jc w:val="center"/>
             </w:pPr>
-            <w:r>
-              <w:rPr>
-                <w:sz w:val="22"/>
-                <w:szCs w:val="22"/>
-              </w:rPr>
-              <w:t>yaml.safe_load</w:t>
-            </w:r>
+            <w:proofErr w:type="spellStart"/>
+            <w:proofErr w:type="gramStart"/>
+            <w:r>
+              <w:rPr>
+                <w:sz w:val="22"/>
+                <w:szCs w:val="22"/>
+              </w:rPr>
+              <w:t>yaml.safe</w:t>
+            </w:r>
+            <w:proofErr w:type="gramEnd"/>
+            <w:r>
+              <w:rPr>
+                <w:sz w:val="22"/>
+                <w:szCs w:val="22"/>
+              </w:rPr>
+              <w:t>_load</w:t>
+            </w:r>
+            <w:proofErr w:type="spellEnd"/>
           </w:p>
         </w:tc>
       </w:tr>
       <w:tr>
-        <w:tblPrEx>
-          <w:tblCellMar>
-            <w:top w:w="0" w:type="dxa"/>
-            <w:bottom w:w="0" w:type="dxa"/>
-          </w:tblCellMar>
-        </w:tblPrEx>
         <w:tc>
           <w:tcPr>
             <w:tcW w:w="0" w:type="auto"/>
@@ -11116,23 +13626,42 @@
             <w:pPr>
               <w:jc w:val="center"/>
             </w:pPr>
-            <w:r>
-              <w:rPr>
-                <w:sz w:val="22"/>
-                <w:szCs w:val="22"/>
-              </w:rPr>
-              <w:t>Заменить на JSON</w:t>
+            <w:proofErr w:type="spellStart"/>
+            <w:r>
+              <w:rPr>
+                <w:sz w:val="22"/>
+                <w:szCs w:val="22"/>
+              </w:rPr>
+              <w:t>Заменить</w:t>
+            </w:r>
+            <w:proofErr w:type="spellEnd"/>
+            <w:r>
+              <w:rPr>
+                <w:sz w:val="22"/>
+                <w:szCs w:val="22"/>
+              </w:rPr>
+              <w:t xml:space="preserve"> </w:t>
+            </w:r>
+            <w:proofErr w:type="spellStart"/>
+            <w:r>
+              <w:rPr>
+                <w:sz w:val="22"/>
+                <w:szCs w:val="22"/>
+              </w:rPr>
+              <w:t>на</w:t>
+            </w:r>
+            <w:proofErr w:type="spellEnd"/>
+            <w:r>
+              <w:rPr>
+                <w:sz w:val="22"/>
+                <w:szCs w:val="22"/>
+              </w:rPr>
+              <w:t xml:space="preserve"> JSON</w:t>
             </w:r>
           </w:p>
         </w:tc>
       </w:tr>
       <w:tr>
-        <w:tblPrEx>
-          <w:tblCellMar>
-            <w:top w:w="0" w:type="dxa"/>
-            <w:bottom w:w="0" w:type="dxa"/>
-          </w:tblCellMar>
-        </w:tblPrEx>
         <w:tc>
           <w:tcPr>
             <w:tcW w:w="0" w:type="auto"/>
@@ -11189,8 +13718,17 @@
                 <w:sz w:val="22"/>
                 <w:szCs w:val="22"/>
               </w:rPr>
-              <w:t>B108: insecure /tmp</w:t>
-            </w:r>
+              <w:t>B108: insecure /</w:t>
+            </w:r>
+            <w:proofErr w:type="spellStart"/>
+            <w:r>
+              <w:rPr>
+                <w:sz w:val="22"/>
+                <w:szCs w:val="22"/>
+              </w:rPr>
+              <w:t>tmp</w:t>
+            </w:r>
+            <w:proofErr w:type="spellEnd"/>
           </w:p>
         </w:tc>
         <w:tc>
@@ -11274,6 +13812,8 @@
             <w:pPr>
               <w:jc w:val="center"/>
             </w:pPr>
+            <w:proofErr w:type="spellStart"/>
+            <w:proofErr w:type="gramStart"/>
             <w:r>
               <w:rPr>
                 <w:sz w:val="22"/>
@@ -11281,16 +13821,12 @@
               </w:rPr>
               <w:t>tempfile.NamedTemporaryFile</w:t>
             </w:r>
+            <w:proofErr w:type="spellEnd"/>
+            <w:proofErr w:type="gramEnd"/>
           </w:p>
         </w:tc>
       </w:tr>
       <w:tr>
-        <w:tblPrEx>
-          <w:tblCellMar>
-            <w:top w:w="0" w:type="dxa"/>
-            <w:bottom w:w="0" w:type="dxa"/>
-          </w:tblCellMar>
-        </w:tblPrEx>
         <w:tc>
           <w:tcPr>
             <w:tcW w:w="0" w:type="auto"/>
@@ -11432,23 +13968,26 @@
             <w:pPr>
               <w:jc w:val="center"/>
             </w:pPr>
-            <w:r>
-              <w:rPr>
-                <w:sz w:val="22"/>
-                <w:szCs w:val="22"/>
-              </w:rPr>
-              <w:t>Добавить timeout=5</w:t>
+            <w:proofErr w:type="spellStart"/>
+            <w:r>
+              <w:rPr>
+                <w:sz w:val="22"/>
+                <w:szCs w:val="22"/>
+              </w:rPr>
+              <w:t>Добавить</w:t>
+            </w:r>
+            <w:proofErr w:type="spellEnd"/>
+            <w:r>
+              <w:rPr>
+                <w:sz w:val="22"/>
+                <w:szCs w:val="22"/>
+              </w:rPr>
+              <w:t xml:space="preserve"> timeout=5</w:t>
             </w:r>
           </w:p>
         </w:tc>
       </w:tr>
       <w:tr>
-        <w:tblPrEx>
-          <w:tblCellMar>
-            <w:top w:w="0" w:type="dxa"/>
-            <w:bottom w:w="0" w:type="dxa"/>
-          </w:tblCellMar>
-        </w:tblPrEx>
         <w:tc>
           <w:tcPr>
             <w:tcW w:w="0" w:type="auto"/>
@@ -11590,23 +14129,51 @@
             <w:pPr>
               <w:jc w:val="center"/>
             </w:pPr>
-            <w:r>
-              <w:rPr>
-                <w:sz w:val="22"/>
-                <w:szCs w:val="22"/>
-              </w:rPr>
-              <w:t>Хранить в переменных окружения</w:t>
-            </w:r>
+            <w:proofErr w:type="spellStart"/>
+            <w:r>
+              <w:rPr>
+                <w:sz w:val="22"/>
+                <w:szCs w:val="22"/>
+              </w:rPr>
+              <w:t>Хранить</w:t>
+            </w:r>
+            <w:proofErr w:type="spellEnd"/>
+            <w:r>
+              <w:rPr>
+                <w:sz w:val="22"/>
+                <w:szCs w:val="22"/>
+              </w:rPr>
+              <w:t xml:space="preserve"> в </w:t>
+            </w:r>
+            <w:proofErr w:type="spellStart"/>
+            <w:r>
+              <w:rPr>
+                <w:sz w:val="22"/>
+                <w:szCs w:val="22"/>
+              </w:rPr>
+              <w:t>переменных</w:t>
+            </w:r>
+            <w:proofErr w:type="spellEnd"/>
+            <w:r>
+              <w:rPr>
+                <w:sz w:val="22"/>
+                <w:szCs w:val="22"/>
+              </w:rPr>
+              <w:t xml:space="preserve"> </w:t>
+            </w:r>
+            <w:proofErr w:type="spellStart"/>
+            <w:r>
+              <w:rPr>
+                <w:sz w:val="22"/>
+                <w:szCs w:val="22"/>
+              </w:rPr>
+              <w:t>окружения</w:t>
+            </w:r>
+            <w:proofErr w:type="spellEnd"/>
           </w:p>
         </w:tc>
       </w:tr>
       <w:tr>
-        <w:tblPrEx>
-          <w:tblCellMar>
-            <w:top w:w="0" w:type="dxa"/>
-            <w:bottom w:w="0" w:type="dxa"/>
-          </w:tblCellMar>
-        </w:tblPrEx>
         <w:tc>
           <w:tcPr>
             <w:tcW w:w="0" w:type="auto"/>
@@ -11753,18 +14320,21 @@
                 <w:sz w:val="22"/>
                 <w:szCs w:val="22"/>
               </w:rPr>
-              <w:t>if ...: raise HTTPException</w:t>
-            </w:r>
+              <w:t xml:space="preserve">if ...: raise </w:t>
+            </w:r>
+            <w:proofErr w:type="spellStart"/>
+            <w:r>
+              <w:rPr>
+                <w:sz w:val="22"/>
+                <w:szCs w:val="22"/>
+              </w:rPr>
+              <w:t>HTTPException</w:t>
+            </w:r>
+            <w:proofErr w:type="spellEnd"/>
           </w:p>
         </w:tc>
       </w:tr>
       <w:tr>
-        <w:tblPrEx>
-          <w:tblCellMar>
-            <w:top w:w="0" w:type="dxa"/>
-            <w:bottom w:w="0" w:type="dxa"/>
-          </w:tblCellMar>
-        </w:tblPrEx>
         <w:tc>
           <w:tcPr>
             <w:tcW w:w="0" w:type="auto"/>
@@ -11907,23 +14477,35 @@
             <w:pPr>
               <w:jc w:val="center"/>
             </w:pPr>
-            <w:r>
-              <w:rPr>
-                <w:sz w:val="22"/>
-                <w:szCs w:val="22"/>
-              </w:rPr>
-              <w:t>Логировать исключение</w:t>
-            </w:r>
+            <w:proofErr w:type="spellStart"/>
+            <w:r>
+              <w:rPr>
+                <w:sz w:val="22"/>
+                <w:szCs w:val="22"/>
+              </w:rPr>
+              <w:t>Логировать</w:t>
+            </w:r>
+            <w:proofErr w:type="spellEnd"/>
+            <w:r>
+              <w:rPr>
+                <w:sz w:val="22"/>
+                <w:szCs w:val="22"/>
+              </w:rPr>
+              <w:t xml:space="preserve"> </w:t>
+            </w:r>
+            <w:proofErr w:type="spellStart"/>
+            <w:r>
+              <w:rPr>
+                <w:sz w:val="22"/>
+                <w:szCs w:val="22"/>
+              </w:rPr>
+              <w:t>исключение</w:t>
+            </w:r>
+            <w:proofErr w:type="spellEnd"/>
           </w:p>
         </w:tc>
       </w:tr>
       <w:tr>
-        <w:tblPrEx>
-          <w:tblCellMar>
-            <w:top w:w="0" w:type="dxa"/>
-            <w:bottom w:w="0" w:type="dxa"/>
-          </w:tblCellMar>
-        </w:tblPrEx>
         <w:tc>
           <w:tcPr>
             <w:tcW w:w="0" w:type="auto"/>
@@ -11983,12 +14565,37 @@
                 <w:szCs w:val="22"/>
               </w:rPr>
             </w:pPr>
-            <w:r>
-              <w:rPr>
-                <w:sz w:val="22"/>
-                <w:szCs w:val="22"/>
-              </w:rPr>
-              <w:t>fastapi 0.95.0: 3 уязвимости (ID 64930, 58704, 65293)</w:t>
+            <w:proofErr w:type="spellStart"/>
+            <w:r>
+              <w:rPr>
+                <w:sz w:val="22"/>
+                <w:szCs w:val="22"/>
+              </w:rPr>
+              <w:t>fastapi</w:t>
+            </w:r>
+            <w:proofErr w:type="spellEnd"/>
+            <w:r>
+              <w:rPr>
+                <w:sz w:val="22"/>
+                <w:szCs w:val="22"/>
+              </w:rPr>
+              <w:t xml:space="preserve"> 0.95.0: 3 </w:t>
+            </w:r>
+            <w:proofErr w:type="spellStart"/>
+            <w:r>
+              <w:rPr>
+                <w:sz w:val="22"/>
+                <w:szCs w:val="22"/>
+              </w:rPr>
+              <w:t>уязвимости</w:t>
+            </w:r>
+            <w:proofErr w:type="spellEnd"/>
+            <w:r>
+              <w:rPr>
+                <w:sz w:val="22"/>
+                <w:szCs w:val="22"/>
+              </w:rPr>
+              <w:t xml:space="preserve"> (ID 64930, 58704, 65293)</w:t>
             </w:r>
           </w:p>
         </w:tc>
@@ -12085,23 +14692,67 @@
                 <w:szCs w:val="22"/>
               </w:rPr>
             </w:pPr>
-            <w:r>
-              <w:rPr>
-                <w:sz w:val="22"/>
-                <w:szCs w:val="22"/>
-              </w:rPr>
-              <w:t>Обновить до 0.109.1 или новее</w:t>
-            </w:r>
+            <w:proofErr w:type="spellStart"/>
+            <w:r>
+              <w:rPr>
+                <w:sz w:val="22"/>
+                <w:szCs w:val="22"/>
+              </w:rPr>
+              <w:t>Обновить</w:t>
+            </w:r>
+            <w:proofErr w:type="spellEnd"/>
+            <w:r>
+              <w:rPr>
+                <w:sz w:val="22"/>
+                <w:szCs w:val="22"/>
+              </w:rPr>
+              <w:t xml:space="preserve"> </w:t>
+            </w:r>
+            <w:proofErr w:type="spellStart"/>
+            <w:r>
+              <w:rPr>
+                <w:sz w:val="22"/>
+                <w:szCs w:val="22"/>
+              </w:rPr>
+              <w:t>до</w:t>
+            </w:r>
+            <w:proofErr w:type="spellEnd"/>
+            <w:r>
+              <w:rPr>
+                <w:sz w:val="22"/>
+                <w:szCs w:val="22"/>
+              </w:rPr>
+              <w:t xml:space="preserve"> 0.109.1 </w:t>
+            </w:r>
+            <w:proofErr w:type="spellStart"/>
+            <w:r>
+              <w:rPr>
+                <w:sz w:val="22"/>
+                <w:szCs w:val="22"/>
+              </w:rPr>
+              <w:t>или</w:t>
+            </w:r>
+            <w:proofErr w:type="spellEnd"/>
+            <w:r>
+              <w:rPr>
+                <w:sz w:val="22"/>
+                <w:szCs w:val="22"/>
+              </w:rPr>
+              <w:t xml:space="preserve"> </w:t>
+            </w:r>
+            <w:proofErr w:type="spellStart"/>
+            <w:r>
+              <w:rPr>
+                <w:sz w:val="22"/>
+                <w:szCs w:val="22"/>
+              </w:rPr>
+              <w:t>новее</w:t>
+            </w:r>
+            <w:proofErr w:type="spellEnd"/>
           </w:p>
         </w:tc>
       </w:tr>
       <w:tr>
-        <w:tblPrEx>
-          <w:tblCellMar>
-            <w:top w:w="0" w:type="dxa"/>
-            <w:bottom w:w="0" w:type="dxa"/>
-          </w:tblCellMar>
-        </w:tblPrEx>
         <w:tc>
           <w:tcPr>
             <w:tcW w:w="0" w:type="auto"/>
@@ -12166,7 +14817,23 @@
                 <w:sz w:val="22"/>
                 <w:szCs w:val="22"/>
               </w:rPr>
-              <w:t>requests 2.25.1: 4 уязвимости (ID 90553, 77680, 58755, 71064)</w:t>
+              <w:t xml:space="preserve">requests 2.25.1: 4 </w:t>
+            </w:r>
+            <w:proofErr w:type="spellStart"/>
+            <w:r>
+              <w:rPr>
+                <w:sz w:val="22"/>
+                <w:szCs w:val="22"/>
+              </w:rPr>
+              <w:t>уязвимости</w:t>
+            </w:r>
+            <w:proofErr w:type="spellEnd"/>
+            <w:r>
+              <w:rPr>
+                <w:sz w:val="22"/>
+                <w:szCs w:val="22"/>
+              </w:rPr>
+              <w:t xml:space="preserve"> (ID 90553, 77680, 58755, 71064)</w:t>
             </w:r>
           </w:p>
         </w:tc>
@@ -12263,23 +14930,42 @@
                 <w:szCs w:val="22"/>
               </w:rPr>
             </w:pPr>
-            <w:r>
-              <w:rPr>
-                <w:sz w:val="22"/>
-                <w:szCs w:val="22"/>
-              </w:rPr>
-              <w:t>Обновить до 2.33.0</w:t>
+            <w:proofErr w:type="spellStart"/>
+            <w:r>
+              <w:rPr>
+                <w:sz w:val="22"/>
+                <w:szCs w:val="22"/>
+              </w:rPr>
+              <w:t>Обновить</w:t>
+            </w:r>
+            <w:proofErr w:type="spellEnd"/>
+            <w:r>
+              <w:rPr>
+                <w:sz w:val="22"/>
+                <w:szCs w:val="22"/>
+              </w:rPr>
+              <w:t xml:space="preserve"> </w:t>
+            </w:r>
+            <w:proofErr w:type="spellStart"/>
+            <w:r>
+              <w:rPr>
+                <w:sz w:val="22"/>
+                <w:szCs w:val="22"/>
+              </w:rPr>
+              <w:t>до</w:t>
+            </w:r>
+            <w:proofErr w:type="spellEnd"/>
+            <w:r>
+              <w:rPr>
+                <w:sz w:val="22"/>
+                <w:szCs w:val="22"/>
+              </w:rPr>
+              <w:t xml:space="preserve"> 2.33.0</w:t>
             </w:r>
           </w:p>
         </w:tc>
       </w:tr>
       <w:tr>
-        <w:tblPrEx>
-          <w:tblCellMar>
-            <w:top w:w="0" w:type="dxa"/>
-            <w:bottom w:w="0" w:type="dxa"/>
-          </w:tblCellMar>
-        </w:tblPrEx>
         <w:tc>
           <w:tcPr>
             <w:tcW w:w="0" w:type="auto"/>
@@ -12344,7 +15030,23 @@
                 <w:sz w:val="22"/>
                 <w:szCs w:val="22"/>
               </w:rPr>
-              <w:t>Jinja2 3.0.3: 5 уязвимостей (ID 76378, 74735, 71591, 64227, 75976)</w:t>
+              <w:t xml:space="preserve">Jinja2 3.0.3: 5 </w:t>
+            </w:r>
+            <w:proofErr w:type="spellStart"/>
+            <w:r>
+              <w:rPr>
+                <w:sz w:val="22"/>
+                <w:szCs w:val="22"/>
+              </w:rPr>
+              <w:t>уязвимостей</w:t>
+            </w:r>
+            <w:proofErr w:type="spellEnd"/>
+            <w:r>
+              <w:rPr>
+                <w:sz w:val="22"/>
+                <w:szCs w:val="22"/>
+              </w:rPr>
+              <w:t xml:space="preserve"> (ID 76378, 74735, 71591, 64227, 75976)</w:t>
             </w:r>
           </w:p>
         </w:tc>
@@ -12441,23 +15143,42 @@
                 <w:szCs w:val="22"/>
               </w:rPr>
             </w:pPr>
-            <w:r>
-              <w:rPr>
-                <w:sz w:val="22"/>
-                <w:szCs w:val="22"/>
-              </w:rPr>
-              <w:t>Обновить до 3.1.6</w:t>
+            <w:proofErr w:type="spellStart"/>
+            <w:r>
+              <w:rPr>
+                <w:sz w:val="22"/>
+                <w:szCs w:val="22"/>
+              </w:rPr>
+              <w:t>Обновить</w:t>
+            </w:r>
+            <w:proofErr w:type="spellEnd"/>
+            <w:r>
+              <w:rPr>
+                <w:sz w:val="22"/>
+                <w:szCs w:val="22"/>
+              </w:rPr>
+              <w:t xml:space="preserve"> </w:t>
+            </w:r>
+            <w:proofErr w:type="spellStart"/>
+            <w:r>
+              <w:rPr>
+                <w:sz w:val="22"/>
+                <w:szCs w:val="22"/>
+              </w:rPr>
+              <w:t>до</w:t>
+            </w:r>
+            <w:proofErr w:type="spellEnd"/>
+            <w:r>
+              <w:rPr>
+                <w:sz w:val="22"/>
+                <w:szCs w:val="22"/>
+              </w:rPr>
+              <w:t xml:space="preserve"> 3.1.6</w:t>
             </w:r>
           </w:p>
         </w:tc>
       </w:tr>
       <w:tr>
-        <w:tblPrEx>
-          <w:tblCellMar>
-            <w:top w:w="0" w:type="dxa"/>
-            <w:bottom w:w="0" w:type="dxa"/>
-          </w:tblCellMar>
-        </w:tblPrEx>
         <w:tc>
           <w:tcPr>
             <w:tcW w:w="0" w:type="auto"/>
@@ -12518,6 +15239,7 @@
                 <w:lang w:val="ru-RU"/>
               </w:rPr>
             </w:pPr>
+            <w:proofErr w:type="spellStart"/>
             <w:r>
               <w:rPr>
                 <w:sz w:val="22"/>
@@ -12525,6 +15247,7 @@
               </w:rPr>
               <w:t>urllib</w:t>
             </w:r>
+            <w:proofErr w:type="spellEnd"/>
             <w:r>
               <w:rPr>
                 <w:sz w:val="22"/>
@@ -12643,23 +15366,42 @@
                 <w:szCs w:val="22"/>
               </w:rPr>
             </w:pPr>
-            <w:r>
-              <w:rPr>
-                <w:sz w:val="22"/>
-                <w:szCs w:val="22"/>
-              </w:rPr>
-              <w:t>Обновить до 2.8.0</w:t>
+            <w:proofErr w:type="spellStart"/>
+            <w:r>
+              <w:rPr>
+                <w:sz w:val="22"/>
+                <w:szCs w:val="22"/>
+              </w:rPr>
+              <w:t>Обновить</w:t>
+            </w:r>
+            <w:proofErr w:type="spellEnd"/>
+            <w:r>
+              <w:rPr>
+                <w:sz w:val="22"/>
+                <w:szCs w:val="22"/>
+              </w:rPr>
+              <w:t xml:space="preserve"> </w:t>
+            </w:r>
+            <w:proofErr w:type="spellStart"/>
+            <w:r>
+              <w:rPr>
+                <w:sz w:val="22"/>
+                <w:szCs w:val="22"/>
+              </w:rPr>
+              <w:t>до</w:t>
+            </w:r>
+            <w:proofErr w:type="spellEnd"/>
+            <w:r>
+              <w:rPr>
+                <w:sz w:val="22"/>
+                <w:szCs w:val="22"/>
+              </w:rPr>
+              <w:t xml:space="preserve"> 2.8.0</w:t>
             </w:r>
           </w:p>
         </w:tc>
       </w:tr>
       <w:tr>
-        <w:tblPrEx>
-          <w:tblCellMar>
-            <w:top w:w="0" w:type="dxa"/>
-            <w:bottom w:w="0" w:type="dxa"/>
-          </w:tblCellMar>
-        </w:tblPrEx>
         <w:tc>
           <w:tcPr>
             <w:tcW w:w="0" w:type="auto"/>
@@ -12724,7 +15466,39 @@
                 <w:sz w:val="22"/>
                 <w:szCs w:val="22"/>
               </w:rPr>
-              <w:t>python-multipart 0.0.5: 10 уязвимостей (ID 74427, 66706, 85155 и др.)</w:t>
+              <w:t xml:space="preserve">python-multipart 0.0.5: 10 </w:t>
+            </w:r>
+            <w:proofErr w:type="spellStart"/>
+            <w:r>
+              <w:rPr>
+                <w:sz w:val="22"/>
+                <w:szCs w:val="22"/>
+              </w:rPr>
+              <w:t>уязвимостей</w:t>
+            </w:r>
+            <w:proofErr w:type="spellEnd"/>
+            <w:r>
+              <w:rPr>
+                <w:sz w:val="22"/>
+                <w:szCs w:val="22"/>
+              </w:rPr>
+              <w:t xml:space="preserve"> (ID 74427, 66706, 85155 и </w:t>
+            </w:r>
+            <w:proofErr w:type="spellStart"/>
+            <w:r>
+              <w:rPr>
+                <w:sz w:val="22"/>
+                <w:szCs w:val="22"/>
+              </w:rPr>
+              <w:t>др</w:t>
+            </w:r>
+            <w:proofErr w:type="spellEnd"/>
+            <w:r>
+              <w:rPr>
+                <w:sz w:val="22"/>
+                <w:szCs w:val="22"/>
+              </w:rPr>
+              <w:t>.)</w:t>
             </w:r>
           </w:p>
         </w:tc>
@@ -12821,23 +15595,42 @@
                 <w:szCs w:val="22"/>
               </w:rPr>
             </w:pPr>
-            <w:r>
-              <w:rPr>
-                <w:sz w:val="22"/>
-                <w:szCs w:val="22"/>
-              </w:rPr>
-              <w:t>Обновить до 0.0.31</w:t>
+            <w:proofErr w:type="spellStart"/>
+            <w:r>
+              <w:rPr>
+                <w:sz w:val="22"/>
+                <w:szCs w:val="22"/>
+              </w:rPr>
+              <w:t>Обновить</w:t>
+            </w:r>
+            <w:proofErr w:type="spellEnd"/>
+            <w:r>
+              <w:rPr>
+                <w:sz w:val="22"/>
+                <w:szCs w:val="22"/>
+              </w:rPr>
+              <w:t xml:space="preserve"> </w:t>
+            </w:r>
+            <w:proofErr w:type="spellStart"/>
+            <w:r>
+              <w:rPr>
+                <w:sz w:val="22"/>
+                <w:szCs w:val="22"/>
+              </w:rPr>
+              <w:t>до</w:t>
+            </w:r>
+            <w:proofErr w:type="spellEnd"/>
+            <w:r>
+              <w:rPr>
+                <w:sz w:val="22"/>
+                <w:szCs w:val="22"/>
+              </w:rPr>
+              <w:t xml:space="preserve"> 0.0.31</w:t>
             </w:r>
           </w:p>
         </w:tc>
       </w:tr>
       <w:tr>
-        <w:tblPrEx>
-          <w:tblCellMar>
-            <w:top w:w="0" w:type="dxa"/>
-            <w:bottom w:w="0" w:type="dxa"/>
-          </w:tblCellMar>
-        </w:tblPrEx>
         <w:tc>
           <w:tcPr>
             <w:tcW w:w="0" w:type="auto"/>
@@ -12859,9 +15652,11 @@
             <w:pPr>
               <w:jc w:val="center"/>
             </w:pPr>
+            <w:proofErr w:type="spellStart"/>
             <w:r>
               <w:t>Semgrep</w:t>
             </w:r>
+            <w:proofErr w:type="spellEnd"/>
           </w:p>
         </w:tc>
         <w:tc>
@@ -12991,12 +15786,6 @@
         </w:tc>
       </w:tr>
       <w:tr>
-        <w:tblPrEx>
-          <w:tblCellMar>
-            <w:top w:w="0" w:type="dxa"/>
-            <w:bottom w:w="0" w:type="dxa"/>
-          </w:tblCellMar>
-        </w:tblPrEx>
         <w:tc>
           <w:tcPr>
             <w:tcW w:w="0" w:type="auto"/>
@@ -13022,9 +15811,11 @@
                 <w:szCs w:val="22"/>
               </w:rPr>
             </w:pPr>
+            <w:proofErr w:type="spellStart"/>
             <w:r>
               <w:t>Semgrep</w:t>
             </w:r>
+            <w:proofErr w:type="spellEnd"/>
           </w:p>
         </w:tc>
         <w:tc>
@@ -13053,7 +15844,15 @@
               </w:rPr>
             </w:pPr>
             <w:r>
-              <w:t>avoid-pyyaml-load (CWE-502)</w:t>
+              <w:t>avoid-</w:t>
+            </w:r>
+            <w:proofErr w:type="spellStart"/>
+            <w:r>
+              <w:t>pyyaml</w:t>
+            </w:r>
+            <w:proofErr w:type="spellEnd"/>
+            <w:r>
+              <w:t>-load (CWE-502)</w:t>
             </w:r>
           </w:p>
         </w:tc>
@@ -13142,19 +15941,20 @@
                 <w:szCs w:val="22"/>
               </w:rPr>
             </w:pPr>
-            <w:r>
-              <w:t>yaml.safe_load</w:t>
-            </w:r>
+            <w:proofErr w:type="spellStart"/>
+            <w:proofErr w:type="gramStart"/>
+            <w:r>
+              <w:t>yaml.safe</w:t>
+            </w:r>
+            <w:proofErr w:type="gramEnd"/>
+            <w:r>
+              <w:t>_load</w:t>
+            </w:r>
+            <w:proofErr w:type="spellEnd"/>
           </w:p>
         </w:tc>
       </w:tr>
       <w:tr>
-        <w:tblPrEx>
-          <w:tblCellMar>
-            <w:top w:w="0" w:type="dxa"/>
-            <w:bottom w:w="0" w:type="dxa"/>
-          </w:tblCellMar>
-        </w:tblPrEx>
         <w:tc>
           <w:tcPr>
             <w:tcW w:w="0" w:type="auto"/>
@@ -13180,9 +15980,11 @@
                 <w:szCs w:val="22"/>
               </w:rPr>
             </w:pPr>
+            <w:proofErr w:type="spellStart"/>
             <w:r>
               <w:t>Semgrep</w:t>
             </w:r>
+            <w:proofErr w:type="spellEnd"/>
           </w:p>
         </w:tc>
         <w:tc>
@@ -13300,19 +16102,26 @@
                 <w:szCs w:val="22"/>
               </w:rPr>
             </w:pPr>
-            <w:r>
-              <w:t>Заменить на JSON</w:t>
+            <w:proofErr w:type="spellStart"/>
+            <w:r>
+              <w:t>Заменить</w:t>
+            </w:r>
+            <w:proofErr w:type="spellEnd"/>
+            <w:r>
+              <w:t xml:space="preserve"> </w:t>
+            </w:r>
+            <w:proofErr w:type="spellStart"/>
+            <w:r>
+              <w:t>на</w:t>
+            </w:r>
+            <w:proofErr w:type="spellEnd"/>
+            <w:r>
+              <w:t xml:space="preserve"> JSON</w:t>
             </w:r>
           </w:p>
         </w:tc>
       </w:tr>
       <w:tr>
-        <w:tblPrEx>
-          <w:tblCellMar>
-            <w:top w:w="0" w:type="dxa"/>
-            <w:bottom w:w="0" w:type="dxa"/>
-          </w:tblCellMar>
-        </w:tblPrEx>
         <w:tc>
           <w:tcPr>
             <w:tcW w:w="0" w:type="auto"/>
@@ -13338,9 +16147,11 @@
                 <w:szCs w:val="22"/>
               </w:rPr>
             </w:pPr>
+            <w:proofErr w:type="spellStart"/>
             <w:r>
               <w:t>Semgrep</w:t>
             </w:r>
+            <w:proofErr w:type="spellEnd"/>
           </w:p>
         </w:tc>
         <w:tc>
@@ -13465,12 +16276,6 @@
         </w:tc>
       </w:tr>
       <w:tr>
-        <w:tblPrEx>
-          <w:tblCellMar>
-            <w:top w:w="0" w:type="dxa"/>
-            <w:bottom w:w="0" w:type="dxa"/>
-          </w:tblCellMar>
-        </w:tblPrEx>
         <w:tc>
           <w:tcPr>
             <w:tcW w:w="0" w:type="auto"/>
@@ -13496,9 +16301,11 @@
                 <w:szCs w:val="22"/>
               </w:rPr>
             </w:pPr>
+            <w:proofErr w:type="spellStart"/>
             <w:r>
               <w:t>Semgrep</w:t>
             </w:r>
+            <w:proofErr w:type="spellEnd"/>
           </w:p>
         </w:tc>
         <w:tc>
@@ -13617,9 +16424,12 @@
                 <w:lang w:val="ru-RU"/>
               </w:rPr>
             </w:pPr>
+            <w:proofErr w:type="spellStart"/>
+            <w:proofErr w:type="gramStart"/>
             <w:r>
               <w:t>ast</w:t>
             </w:r>
+            <w:proofErr w:type="spellEnd"/>
             <w:r>
               <w:rPr>
                 <w:lang w:val="ru-RU"/>
@@ -13629,6 +16439,7 @@
             <w:r>
               <w:t>literal</w:t>
             </w:r>
+            <w:proofErr w:type="gramEnd"/>
             <w:r>
               <w:rPr>
                 <w:lang w:val="ru-RU"/>
@@ -13683,7 +16494,7 @@
         </w:rPr>
         <w:lastRenderedPageBreak/>
         <w:drawing>
-          <wp:inline distT="0" distB="0" distL="0" distR="0" wp14:anchorId="0E24F948" wp14:editId="43D5670A">
+          <wp:inline distT="0" distB="0" distL="0" distR="0" wp14:anchorId="0E24F948" wp14:editId="066DF93A">
             <wp:extent cx="5940425" cy="2788285"/>
             <wp:effectExtent l="0" t="0" r="3175" b="5715"/>
             <wp:docPr id="28872763" name="Picture 6"/>
@@ -14034,6 +16845,7 @@
         </w:rPr>
         <w:t xml:space="preserve"> – Результат </w:t>
       </w:r>
+      <w:proofErr w:type="spellStart"/>
       <w:r>
         <w:rPr>
           <w:color w:val="333333"/>
@@ -14042,6 +16854,7 @@
         </w:rPr>
         <w:t>Semgrep</w:t>
       </w:r>
+      <w:proofErr w:type="spellEnd"/>
       <w:r>
         <w:rPr>
           <w:color w:val="333333"/>
@@ -14088,6 +16901,7 @@
           <w:lang w:val="ru-RU"/>
         </w:rPr>
       </w:pPr>
+      <w:bookmarkStart w:id="7" w:name="_Toc242280440"/>
       <w:r>
         <w:rPr>
           <w:b/>
@@ -14110,19 +16924,17 @@
         </w:rPr>
         <w:t>6</w:t>
       </w:r>
-    </w:p>
-    <w:p>
-      <w:pPr>
-        <w:pStyle w:val="NormalWeb"/>
-        <w:shd w:val="clear" w:color="auto" w:fill="FFFFFF"/>
-        <w:jc w:val="both"/>
-        <w:rPr>
-          <w:color w:val="333333"/>
-          <w:sz w:val="28"/>
-          <w:szCs w:val="28"/>
-          <w:lang w:val="ru-RU"/>
-        </w:rPr>
-      </w:pPr>
+      <w:r>
+        <w:rPr>
+          <w:b/>
+          <w:bCs/>
+          <w:color w:val="333333"/>
+          <w:sz w:val="28"/>
+          <w:szCs w:val="28"/>
+          <w:lang w:val="ru-RU"/>
+        </w:rPr>
+        <w:t xml:space="preserve"> </w:t>
+      </w:r>
       <w:r>
         <w:rPr>
           <w:color w:val="333333"/>
@@ -14132,6 +16944,7 @@
         </w:rPr>
         <w:t>Интеграция SAST в CI/CD</w:t>
       </w:r>
+      <w:bookmarkEnd w:id="7"/>
     </w:p>
     <w:p>
       <w:pPr>
@@ -14277,6 +17090,7 @@
           <w:szCs w:val="28"/>
           <w:lang w:val="ru-RU"/>
         </w:rPr>
+        <w:lastRenderedPageBreak/>
         <w:drawing>
           <wp:inline distT="0" distB="0" distL="0" distR="0" wp14:anchorId="00FE4BBE" wp14:editId="0BE00CE2">
             <wp:extent cx="5146606" cy="4683934"/>
@@ -14347,7 +17161,24 @@
           <w:sz w:val="28"/>
           <w:szCs w:val="28"/>
         </w:rPr>
-        <w:t>GitLab CI</w:t>
+        <w:t>GitLab</w:t>
+      </w:r>
+      <w:r>
+        <w:rPr>
+          <w:color w:val="333333"/>
+          <w:sz w:val="28"/>
+          <w:szCs w:val="28"/>
+          <w:lang w:val="ru-RU"/>
+        </w:rPr>
+        <w:t xml:space="preserve"> </w:t>
+      </w:r>
+      <w:r>
+        <w:rPr>
+          <w:color w:val="333333"/>
+          <w:sz w:val="28"/>
+          <w:szCs w:val="28"/>
+        </w:rPr>
+        <w:t>CI</w:t>
       </w:r>
     </w:p>
     <w:p>
@@ -14411,7 +17242,7 @@
           <w:lang w:val="ru-RU"/>
         </w:rPr>
       </w:pPr>
-      <w:bookmarkStart w:id="5" w:name="_Toc242017559"/>
+      <w:bookmarkStart w:id="8" w:name="_Toc242280441"/>
       <w:r>
         <w:rPr>
           <w:rFonts w:ascii="Times New Roman" w:hAnsi="Times New Roman" w:cs="Times New Roman"/>
@@ -14426,7 +17257,7 @@
         <w:lastRenderedPageBreak/>
         <w:t>Контрольные вопросы</w:t>
       </w:r>
-      <w:bookmarkEnd w:id="5"/>
+      <w:bookmarkEnd w:id="8"/>
     </w:p>
     <w:p>
       <w:pPr>
@@ -14451,7 +17282,31 @@
           <w:szCs w:val="28"/>
           <w:lang w:val="ru-RU"/>
         </w:rPr>
-        <w:t>1. SAST: Что такое статический анализ безопасности кода и чем он отличается от динамического (DAST)?</w:t>
+        <w:t>1. SAST</w:t>
+      </w:r>
+      <w:proofErr w:type="gramStart"/>
+      <w:r>
+        <w:rPr>
+          <w:b/>
+          <w:bCs/>
+          <w:color w:val="333333"/>
+          <w:sz w:val="28"/>
+          <w:szCs w:val="28"/>
+          <w:lang w:val="ru-RU"/>
+        </w:rPr>
+        <w:t>: Что</w:t>
+      </w:r>
+      <w:proofErr w:type="gramEnd"/>
+      <w:r>
+        <w:rPr>
+          <w:b/>
+          <w:bCs/>
+          <w:color w:val="333333"/>
+          <w:sz w:val="28"/>
+          <w:szCs w:val="28"/>
+          <w:lang w:val="ru-RU"/>
+        </w:rPr>
+        <w:t xml:space="preserve"> такое статический анализ безопасности кода и чем он отличается от динамического (DAST)?</w:t>
       </w:r>
     </w:p>
     <w:p>
@@ -14473,7 +17328,47 @@
           <w:szCs w:val="28"/>
           <w:lang w:val="ru-RU"/>
         </w:rPr>
-        <w:t xml:space="preserve">SAST (Static Application Security Testing) это анализ исходного кода без его запуска, в поисках уязвимых шаблонов (подход «белого ящика»). Работает на ранних этапах разработки и указывает точный файл и строку. </w:t>
+        <w:t>SAST (</w:t>
+      </w:r>
+      <w:proofErr w:type="spellStart"/>
+      <w:r>
+        <w:rPr>
+          <w:color w:val="333333"/>
+          <w:sz w:val="28"/>
+          <w:szCs w:val="28"/>
+          <w:lang w:val="ru-RU"/>
+        </w:rPr>
+        <w:t>Static</w:t>
+      </w:r>
+      <w:proofErr w:type="spellEnd"/>
+      <w:r>
+        <w:rPr>
+          <w:color w:val="333333"/>
+          <w:sz w:val="28"/>
+          <w:szCs w:val="28"/>
+          <w:lang w:val="ru-RU"/>
+        </w:rPr>
+        <w:t xml:space="preserve"> Application Security </w:t>
+      </w:r>
+      <w:proofErr w:type="spellStart"/>
+      <w:r>
+        <w:rPr>
+          <w:color w:val="333333"/>
+          <w:sz w:val="28"/>
+          <w:szCs w:val="28"/>
+          <w:lang w:val="ru-RU"/>
+        </w:rPr>
+        <w:t>Testing</w:t>
+      </w:r>
+      <w:proofErr w:type="spellEnd"/>
+      <w:r>
+        <w:rPr>
+          <w:color w:val="333333"/>
+          <w:sz w:val="28"/>
+          <w:szCs w:val="28"/>
+          <w:lang w:val="ru-RU"/>
+        </w:rPr>
+        <w:t xml:space="preserve">) это анализ исходного кода без его запуска, в поисках уязвимых шаблонов (подход «белого ящика»). Работает на ранних этапах разработки и указывает точный файл и строку. </w:t>
       </w:r>
     </w:p>
     <w:p>
@@ -14495,7 +17390,27 @@
           <w:szCs w:val="28"/>
           <w:lang w:val="ru-RU"/>
         </w:rPr>
-        <w:t xml:space="preserve">DAST (Dynamic) проверяет работающее приложение снаружи, отправляя запросы (подход «чёрного ящика»): видит проблемы конфигурации и поведения в рантайме, но не знает, в какой строке кода причина. </w:t>
+        <w:t xml:space="preserve">DAST (Dynamic) проверяет работающее приложение снаружи, отправляя запросы (подход «чёрного ящика»): видит проблемы конфигурации и поведения в </w:t>
+      </w:r>
+      <w:proofErr w:type="spellStart"/>
+      <w:r>
+        <w:rPr>
+          <w:color w:val="333333"/>
+          <w:sz w:val="28"/>
+          <w:szCs w:val="28"/>
+          <w:lang w:val="ru-RU"/>
+        </w:rPr>
+        <w:t>рантайме</w:t>
+      </w:r>
+      <w:proofErr w:type="spellEnd"/>
+      <w:r>
+        <w:rPr>
+          <w:color w:val="333333"/>
+          <w:sz w:val="28"/>
+          <w:szCs w:val="28"/>
+          <w:lang w:val="ru-RU"/>
+        </w:rPr>
+        <w:t xml:space="preserve">, но не знает, в какой строке кода причина. </w:t>
       </w:r>
     </w:p>
     <w:p>
@@ -14556,7 +17471,55 @@
           <w:szCs w:val="28"/>
           <w:lang w:val="ru-RU"/>
         </w:rPr>
-        <w:t>2. Bandit: Какие основные категории уязвимостей обнаруживает Bandit и как его интегрировать в CI/CD?</w:t>
+        <w:t xml:space="preserve">2. </w:t>
+      </w:r>
+      <w:proofErr w:type="spellStart"/>
+      <w:r>
+        <w:rPr>
+          <w:b/>
+          <w:bCs/>
+          <w:color w:val="333333"/>
+          <w:sz w:val="28"/>
+          <w:szCs w:val="28"/>
+          <w:lang w:val="ru-RU"/>
+        </w:rPr>
+        <w:t>Bandit</w:t>
+      </w:r>
+      <w:proofErr w:type="spellEnd"/>
+      <w:r>
+        <w:rPr>
+          <w:b/>
+          <w:bCs/>
+          <w:color w:val="333333"/>
+          <w:sz w:val="28"/>
+          <w:szCs w:val="28"/>
+          <w:lang w:val="ru-RU"/>
+        </w:rPr>
+        <w:t xml:space="preserve">: Какие основные категории уязвимостей обнаруживает </w:t>
+      </w:r>
+      <w:proofErr w:type="spellStart"/>
+      <w:r>
+        <w:rPr>
+          <w:b/>
+          <w:bCs/>
+          <w:color w:val="333333"/>
+          <w:sz w:val="28"/>
+          <w:szCs w:val="28"/>
+          <w:lang w:val="ru-RU"/>
+        </w:rPr>
+        <w:t>Bandit</w:t>
+      </w:r>
+      <w:proofErr w:type="spellEnd"/>
+      <w:r>
+        <w:rPr>
+          <w:b/>
+          <w:bCs/>
+          <w:color w:val="333333"/>
+          <w:sz w:val="28"/>
+          <w:szCs w:val="28"/>
+          <w:lang w:val="ru-RU"/>
+        </w:rPr>
+        <w:t xml:space="preserve"> и как его интегрировать в CI/CD?</w:t>
       </w:r>
     </w:p>
     <w:p>
@@ -14766,13 +17729,41 @@
           <w:szCs w:val="28"/>
         </w:rPr>
       </w:pPr>
-      <w:r>
-        <w:rPr>
-          <w:color w:val="333333"/>
-          <w:sz w:val="28"/>
-          <w:szCs w:val="28"/>
-        </w:rPr>
-        <w:t>слабая криптография: B324 (MD5);</w:t>
+      <w:proofErr w:type="spellStart"/>
+      <w:r>
+        <w:rPr>
+          <w:color w:val="333333"/>
+          <w:sz w:val="28"/>
+          <w:szCs w:val="28"/>
+        </w:rPr>
+        <w:t>слабая</w:t>
+      </w:r>
+      <w:proofErr w:type="spellEnd"/>
+      <w:r>
+        <w:rPr>
+          <w:color w:val="333333"/>
+          <w:sz w:val="28"/>
+          <w:szCs w:val="28"/>
+        </w:rPr>
+        <w:t xml:space="preserve"> </w:t>
+      </w:r>
+      <w:proofErr w:type="spellStart"/>
+      <w:r>
+        <w:rPr>
+          <w:color w:val="333333"/>
+          <w:sz w:val="28"/>
+          <w:szCs w:val="28"/>
+        </w:rPr>
+        <w:t>криптография</w:t>
+      </w:r>
+      <w:proofErr w:type="spellEnd"/>
+      <w:r>
+        <w:rPr>
+          <w:color w:val="333333"/>
+          <w:sz w:val="28"/>
+          <w:szCs w:val="28"/>
+        </w:rPr>
+        <w:t>: B324 (MD5);</w:t>
       </w:r>
     </w:p>
     <w:p>
@@ -14883,7 +17874,27 @@
           <w:szCs w:val="28"/>
           <w:lang w:val="ru-RU"/>
         </w:rPr>
-        <w:t xml:space="preserve">небезопасная десериализация: </w:t>
+        <w:t xml:space="preserve">небезопасная </w:t>
+      </w:r>
+      <w:proofErr w:type="spellStart"/>
+      <w:r>
+        <w:rPr>
+          <w:color w:val="333333"/>
+          <w:sz w:val="28"/>
+          <w:szCs w:val="28"/>
+          <w:lang w:val="ru-RU"/>
+        </w:rPr>
+        <w:t>десериализация</w:t>
+      </w:r>
+      <w:proofErr w:type="spellEnd"/>
+      <w:r>
+        <w:rPr>
+          <w:color w:val="333333"/>
+          <w:sz w:val="28"/>
+          <w:szCs w:val="28"/>
+          <w:lang w:val="ru-RU"/>
+        </w:rPr>
+        <w:t xml:space="preserve">: </w:t>
       </w:r>
       <w:r>
         <w:rPr>
@@ -14936,6 +17947,8 @@
         </w:rPr>
         <w:t>506 (</w:t>
       </w:r>
+      <w:proofErr w:type="spellStart"/>
+      <w:proofErr w:type="gramStart"/>
       <w:r>
         <w:rPr>
           <w:color w:val="333333"/>
@@ -14944,6 +17957,7 @@
         </w:rPr>
         <w:t>yaml</w:t>
       </w:r>
+      <w:proofErr w:type="spellEnd"/>
       <w:r>
         <w:rPr>
           <w:color w:val="333333"/>
@@ -14961,6 +17975,7 @@
         </w:rPr>
         <w:t>load</w:t>
       </w:r>
+      <w:proofErr w:type="gramEnd"/>
       <w:r>
         <w:rPr>
           <w:color w:val="333333"/>
@@ -15047,6 +18062,7 @@
         </w:rPr>
         <w:t>108 (/</w:t>
       </w:r>
+      <w:proofErr w:type="spellStart"/>
       <w:r>
         <w:rPr>
           <w:color w:val="333333"/>
@@ -15055,6 +18071,7 @@
         </w:rPr>
         <w:t>tmp</w:t>
       </w:r>
+      <w:proofErr w:type="spellEnd"/>
       <w:r>
         <w:rPr>
           <w:color w:val="333333"/>
@@ -15080,13 +18097,41 @@
           <w:szCs w:val="28"/>
         </w:rPr>
       </w:pPr>
-      <w:r>
-        <w:rPr>
-          <w:color w:val="333333"/>
-          <w:sz w:val="28"/>
-          <w:szCs w:val="28"/>
-        </w:rPr>
-        <w:t>плохие практики: B101 (assert), B110 (except: pass).</w:t>
+      <w:proofErr w:type="spellStart"/>
+      <w:r>
+        <w:rPr>
+          <w:color w:val="333333"/>
+          <w:sz w:val="28"/>
+          <w:szCs w:val="28"/>
+        </w:rPr>
+        <w:t>плохие</w:t>
+      </w:r>
+      <w:proofErr w:type="spellEnd"/>
+      <w:r>
+        <w:rPr>
+          <w:color w:val="333333"/>
+          <w:sz w:val="28"/>
+          <w:szCs w:val="28"/>
+        </w:rPr>
+        <w:t xml:space="preserve"> </w:t>
+      </w:r>
+      <w:proofErr w:type="spellStart"/>
+      <w:r>
+        <w:rPr>
+          <w:color w:val="333333"/>
+          <w:sz w:val="28"/>
+          <w:szCs w:val="28"/>
+        </w:rPr>
+        <w:t>практики</w:t>
+      </w:r>
+      <w:proofErr w:type="spellEnd"/>
+      <w:r>
+        <w:rPr>
+          <w:color w:val="333333"/>
+          <w:sz w:val="28"/>
+          <w:szCs w:val="28"/>
+        </w:rPr>
+        <w:t>: B101 (assert), B110 (except: pass).</w:t>
       </w:r>
     </w:p>
     <w:p>
@@ -15106,7 +18151,187 @@
           <w:sz w:val="28"/>
           <w:szCs w:val="28"/>
         </w:rPr>
-        <w:t>В CI/CD интегрируется командой bandit -r ./app -ll в pipeline (GitLab CI, GitHub Actions) и pre-commit хуком, который блокирует коммит с серьёзными находками.</w:t>
+        <w:t xml:space="preserve">В CI/CD </w:t>
+      </w:r>
+      <w:proofErr w:type="spellStart"/>
+      <w:r>
+        <w:rPr>
+          <w:color w:val="333333"/>
+          <w:sz w:val="28"/>
+          <w:szCs w:val="28"/>
+        </w:rPr>
+        <w:t>интегрируется</w:t>
+      </w:r>
+      <w:proofErr w:type="spellEnd"/>
+      <w:r>
+        <w:rPr>
+          <w:color w:val="333333"/>
+          <w:sz w:val="28"/>
+          <w:szCs w:val="28"/>
+        </w:rPr>
+        <w:t xml:space="preserve"> </w:t>
+      </w:r>
+      <w:proofErr w:type="spellStart"/>
+      <w:r>
+        <w:rPr>
+          <w:color w:val="333333"/>
+          <w:sz w:val="28"/>
+          <w:szCs w:val="28"/>
+        </w:rPr>
+        <w:t>командой</w:t>
+      </w:r>
+      <w:proofErr w:type="spellEnd"/>
+      <w:r>
+        <w:rPr>
+          <w:color w:val="333333"/>
+          <w:sz w:val="28"/>
+          <w:szCs w:val="28"/>
+        </w:rPr>
+        <w:t xml:space="preserve"> bandit -</w:t>
+      </w:r>
+      <w:proofErr w:type="gramStart"/>
+      <w:r>
+        <w:rPr>
+          <w:color w:val="333333"/>
+          <w:sz w:val="28"/>
+          <w:szCs w:val="28"/>
+        </w:rPr>
+        <w:t>r .</w:t>
+      </w:r>
+      <w:proofErr w:type="gramEnd"/>
+      <w:r>
+        <w:rPr>
+          <w:color w:val="333333"/>
+          <w:sz w:val="28"/>
+          <w:szCs w:val="28"/>
+        </w:rPr>
+        <w:t>/app -</w:t>
+      </w:r>
+      <w:proofErr w:type="spellStart"/>
+      <w:r>
+        <w:rPr>
+          <w:color w:val="333333"/>
+          <w:sz w:val="28"/>
+          <w:szCs w:val="28"/>
+        </w:rPr>
+        <w:t>ll</w:t>
+      </w:r>
+      <w:proofErr w:type="spellEnd"/>
+      <w:r>
+        <w:rPr>
+          <w:color w:val="333333"/>
+          <w:sz w:val="28"/>
+          <w:szCs w:val="28"/>
+        </w:rPr>
+        <w:t xml:space="preserve"> в pipeline (GitLab CI, GitHub Actions) и pre-commit </w:t>
+      </w:r>
+      <w:proofErr w:type="spellStart"/>
+      <w:r>
+        <w:rPr>
+          <w:color w:val="333333"/>
+          <w:sz w:val="28"/>
+          <w:szCs w:val="28"/>
+        </w:rPr>
+        <w:t>хуком</w:t>
+      </w:r>
+      <w:proofErr w:type="spellEnd"/>
+      <w:r>
+        <w:rPr>
+          <w:color w:val="333333"/>
+          <w:sz w:val="28"/>
+          <w:szCs w:val="28"/>
+        </w:rPr>
+        <w:t xml:space="preserve">, </w:t>
+      </w:r>
+      <w:proofErr w:type="spellStart"/>
+      <w:r>
+        <w:rPr>
+          <w:color w:val="333333"/>
+          <w:sz w:val="28"/>
+          <w:szCs w:val="28"/>
+        </w:rPr>
+        <w:t>который</w:t>
+      </w:r>
+      <w:proofErr w:type="spellEnd"/>
+      <w:r>
+        <w:rPr>
+          <w:color w:val="333333"/>
+          <w:sz w:val="28"/>
+          <w:szCs w:val="28"/>
+        </w:rPr>
+        <w:t xml:space="preserve"> </w:t>
+      </w:r>
+      <w:proofErr w:type="spellStart"/>
+      <w:r>
+        <w:rPr>
+          <w:color w:val="333333"/>
+          <w:sz w:val="28"/>
+          <w:szCs w:val="28"/>
+        </w:rPr>
+        <w:t>блокирует</w:t>
+      </w:r>
+      <w:proofErr w:type="spellEnd"/>
+      <w:r>
+        <w:rPr>
+          <w:color w:val="333333"/>
+          <w:sz w:val="28"/>
+          <w:szCs w:val="28"/>
+        </w:rPr>
+        <w:t xml:space="preserve"> </w:t>
+      </w:r>
+      <w:proofErr w:type="spellStart"/>
+      <w:r>
+        <w:rPr>
+          <w:color w:val="333333"/>
+          <w:sz w:val="28"/>
+          <w:szCs w:val="28"/>
+        </w:rPr>
+        <w:t>коммит</w:t>
+      </w:r>
+      <w:proofErr w:type="spellEnd"/>
+      <w:r>
+        <w:rPr>
+          <w:color w:val="333333"/>
+          <w:sz w:val="28"/>
+          <w:szCs w:val="28"/>
+        </w:rPr>
+        <w:t xml:space="preserve"> с </w:t>
+      </w:r>
+      <w:proofErr w:type="spellStart"/>
+      <w:r>
+        <w:rPr>
+          <w:color w:val="333333"/>
+          <w:sz w:val="28"/>
+          <w:szCs w:val="28"/>
+        </w:rPr>
+        <w:t>серьёзными</w:t>
+      </w:r>
+      <w:proofErr w:type="spellEnd"/>
+      <w:r>
+        <w:rPr>
+          <w:color w:val="333333"/>
+          <w:sz w:val="28"/>
+          <w:szCs w:val="28"/>
+        </w:rPr>
+        <w:t xml:space="preserve"> </w:t>
+      </w:r>
+      <w:proofErr w:type="spellStart"/>
+      <w:r>
+        <w:rPr>
+          <w:color w:val="333333"/>
+          <w:sz w:val="28"/>
+          <w:szCs w:val="28"/>
+        </w:rPr>
+        <w:t>находками</w:t>
+      </w:r>
+      <w:proofErr w:type="spellEnd"/>
+      <w:r>
+        <w:rPr>
+          <w:color w:val="333333"/>
+          <w:sz w:val="28"/>
+          <w:szCs w:val="28"/>
+        </w:rPr>
+        <w:t>.</w:t>
       </w:r>
     </w:p>
     <w:p>
@@ -15230,7 +18455,27 @@
           <w:szCs w:val="28"/>
           <w:lang w:val="ru-RU"/>
         </w:rPr>
-        <w:t xml:space="preserve">Сканировать нужно не только свой код, потому что значительная часть приложения это сторонние библиотеки. </w:t>
+        <w:t xml:space="preserve">Сканировать нужно не только свой код, потому что </w:t>
+      </w:r>
+      <w:proofErr w:type="gramStart"/>
+      <w:r>
+        <w:rPr>
+          <w:color w:val="333333"/>
+          <w:sz w:val="28"/>
+          <w:szCs w:val="28"/>
+          <w:lang w:val="ru-RU"/>
+        </w:rPr>
+        <w:t>значительная часть приложения это</w:t>
+      </w:r>
+      <w:proofErr w:type="gramEnd"/>
+      <w:r>
+        <w:rPr>
+          <w:color w:val="333333"/>
+          <w:sz w:val="28"/>
+          <w:szCs w:val="28"/>
+          <w:lang w:val="ru-RU"/>
+        </w:rPr>
+        <w:t xml:space="preserve"> сторонние библиотеки. </w:t>
       </w:r>
     </w:p>
     <w:p>
@@ -15289,6 +18534,7 @@
         </w:rPr>
         <w:t xml:space="preserve"> нашёл 32 уязвимости в 5 пакетах (</w:t>
       </w:r>
+      <w:proofErr w:type="spellStart"/>
       <w:r>
         <w:rPr>
           <w:color w:val="333333"/>
@@ -15297,6 +18543,7 @@
         </w:rPr>
         <w:t>fastapi</w:t>
       </w:r>
+      <w:proofErr w:type="spellEnd"/>
       <w:r>
         <w:rPr>
           <w:color w:val="333333"/>
@@ -15340,6 +18587,7 @@
         </w:rPr>
         <w:t xml:space="preserve">2, </w:t>
       </w:r>
+      <w:proofErr w:type="spellStart"/>
       <w:r>
         <w:rPr>
           <w:color w:val="333333"/>
@@ -15348,6 +18596,7 @@
         </w:rPr>
         <w:t>urllib</w:t>
       </w:r>
+      <w:proofErr w:type="spellEnd"/>
       <w:r>
         <w:rPr>
           <w:color w:val="333333"/>
@@ -15428,7 +18677,103 @@
           <w:szCs w:val="28"/>
           <w:lang w:val="ru-RU"/>
         </w:rPr>
-        <w:t>4. Semgrep: В чем преимущество Semgrep перед Bandit при анализе FastAPI-приложений и как работает фреймворк-специфичный анализ?</w:t>
+        <w:t xml:space="preserve">4. </w:t>
+      </w:r>
+      <w:proofErr w:type="spellStart"/>
+      <w:r>
+        <w:rPr>
+          <w:b/>
+          <w:bCs/>
+          <w:color w:val="333333"/>
+          <w:sz w:val="28"/>
+          <w:szCs w:val="28"/>
+          <w:lang w:val="ru-RU"/>
+        </w:rPr>
+        <w:t>Semgrep</w:t>
+      </w:r>
+      <w:proofErr w:type="spellEnd"/>
+      <w:r>
+        <w:rPr>
+          <w:b/>
+          <w:bCs/>
+          <w:color w:val="333333"/>
+          <w:sz w:val="28"/>
+          <w:szCs w:val="28"/>
+          <w:lang w:val="ru-RU"/>
+        </w:rPr>
+        <w:t xml:space="preserve">: В чем преимущество </w:t>
+      </w:r>
+      <w:proofErr w:type="spellStart"/>
+      <w:r>
+        <w:rPr>
+          <w:b/>
+          <w:bCs/>
+          <w:color w:val="333333"/>
+          <w:sz w:val="28"/>
+          <w:szCs w:val="28"/>
+          <w:lang w:val="ru-RU"/>
+        </w:rPr>
+        <w:t>Semgrep</w:t>
+      </w:r>
+      <w:proofErr w:type="spellEnd"/>
+      <w:r>
+        <w:rPr>
+          <w:b/>
+          <w:bCs/>
+          <w:color w:val="333333"/>
+          <w:sz w:val="28"/>
+          <w:szCs w:val="28"/>
+          <w:lang w:val="ru-RU"/>
+        </w:rPr>
+        <w:t xml:space="preserve"> перед </w:t>
+      </w:r>
+      <w:proofErr w:type="spellStart"/>
+      <w:r>
+        <w:rPr>
+          <w:b/>
+          <w:bCs/>
+          <w:color w:val="333333"/>
+          <w:sz w:val="28"/>
+          <w:szCs w:val="28"/>
+          <w:lang w:val="ru-RU"/>
+        </w:rPr>
+        <w:t>Bandit</w:t>
+      </w:r>
+      <w:proofErr w:type="spellEnd"/>
+      <w:r>
+        <w:rPr>
+          <w:b/>
+          <w:bCs/>
+          <w:color w:val="333333"/>
+          <w:sz w:val="28"/>
+          <w:szCs w:val="28"/>
+          <w:lang w:val="ru-RU"/>
+        </w:rPr>
+        <w:t xml:space="preserve"> при анализе </w:t>
+      </w:r>
+      <w:proofErr w:type="spellStart"/>
+      <w:r>
+        <w:rPr>
+          <w:b/>
+          <w:bCs/>
+          <w:color w:val="333333"/>
+          <w:sz w:val="28"/>
+          <w:szCs w:val="28"/>
+          <w:lang w:val="ru-RU"/>
+        </w:rPr>
+        <w:t>FastAPI</w:t>
+      </w:r>
+      <w:proofErr w:type="spellEnd"/>
+      <w:r>
+        <w:rPr>
+          <w:b/>
+          <w:bCs/>
+          <w:color w:val="333333"/>
+          <w:sz w:val="28"/>
+          <w:szCs w:val="28"/>
+          <w:lang w:val="ru-RU"/>
+        </w:rPr>
+        <w:t>-приложений и как работает фреймворк-специфичный анализ?</w:t>
       </w:r>
     </w:p>
     <w:p>
@@ -15443,14 +18788,25 @@
           <w:lang w:val="ru-RU"/>
         </w:rPr>
       </w:pPr>
-      <w:r>
-        <w:rPr>
-          <w:color w:val="333333"/>
-          <w:sz w:val="28"/>
-          <w:szCs w:val="28"/>
-          <w:lang w:val="ru-RU"/>
-        </w:rPr>
-        <w:t xml:space="preserve">Semgrep работает с шаблонами кода (а не только с готовыми проверками Python), поддерживает много языков и позволяет писать собственные правила на YAML. </w:t>
+      <w:proofErr w:type="spellStart"/>
+      <w:r>
+        <w:rPr>
+          <w:color w:val="333333"/>
+          <w:sz w:val="28"/>
+          <w:szCs w:val="28"/>
+          <w:lang w:val="ru-RU"/>
+        </w:rPr>
+        <w:t>Semgrep</w:t>
+      </w:r>
+      <w:proofErr w:type="spellEnd"/>
+      <w:r>
+        <w:rPr>
+          <w:color w:val="333333"/>
+          <w:sz w:val="28"/>
+          <w:szCs w:val="28"/>
+          <w:lang w:val="ru-RU"/>
+        </w:rPr>
+        <w:t xml:space="preserve"> работает с шаблонами кода (а не только с готовыми проверками Python), поддерживает много языков и позволяет писать собственные правила на YAML. </w:t>
       </w:r>
     </w:p>
     <w:p>
@@ -15473,7 +18829,127 @@
           <w:lang w:val="ru-RU"/>
         </w:rPr>
         <w:lastRenderedPageBreak/>
-        <w:t xml:space="preserve">Его правила знают API фреймворков (FastAPI, Flask, Django): например, можно описать, что параметр эндпоинта это недоверенный источник, и найти путь этих данных к опасной функции (taint-анализ, расширенный в Pro-движке). </w:t>
+        <w:t>Его правила знают API фреймворков (</w:t>
+      </w:r>
+      <w:proofErr w:type="spellStart"/>
+      <w:r>
+        <w:rPr>
+          <w:color w:val="333333"/>
+          <w:sz w:val="28"/>
+          <w:szCs w:val="28"/>
+          <w:lang w:val="ru-RU"/>
+        </w:rPr>
+        <w:t>FastAPI</w:t>
+      </w:r>
+      <w:proofErr w:type="spellEnd"/>
+      <w:r>
+        <w:rPr>
+          <w:color w:val="333333"/>
+          <w:sz w:val="28"/>
+          <w:szCs w:val="28"/>
+          <w:lang w:val="ru-RU"/>
+        </w:rPr>
+        <w:t xml:space="preserve">, </w:t>
+      </w:r>
+      <w:proofErr w:type="spellStart"/>
+      <w:r>
+        <w:rPr>
+          <w:color w:val="333333"/>
+          <w:sz w:val="28"/>
+          <w:szCs w:val="28"/>
+          <w:lang w:val="ru-RU"/>
+        </w:rPr>
+        <w:t>Flask</w:t>
+      </w:r>
+      <w:proofErr w:type="spellEnd"/>
+      <w:r>
+        <w:rPr>
+          <w:color w:val="333333"/>
+          <w:sz w:val="28"/>
+          <w:szCs w:val="28"/>
+          <w:lang w:val="ru-RU"/>
+        </w:rPr>
+        <w:t xml:space="preserve">, </w:t>
+      </w:r>
+      <w:proofErr w:type="spellStart"/>
+      <w:r>
+        <w:rPr>
+          <w:color w:val="333333"/>
+          <w:sz w:val="28"/>
+          <w:szCs w:val="28"/>
+          <w:lang w:val="ru-RU"/>
+        </w:rPr>
+        <w:t>Django</w:t>
+      </w:r>
+      <w:proofErr w:type="spellEnd"/>
+      <w:r>
+        <w:rPr>
+          <w:color w:val="333333"/>
+          <w:sz w:val="28"/>
+          <w:szCs w:val="28"/>
+          <w:lang w:val="ru-RU"/>
+        </w:rPr>
+        <w:t xml:space="preserve">): например, можно описать, что параметр </w:t>
+      </w:r>
+      <w:proofErr w:type="spellStart"/>
+      <w:r>
+        <w:rPr>
+          <w:color w:val="333333"/>
+          <w:sz w:val="28"/>
+          <w:szCs w:val="28"/>
+          <w:lang w:val="ru-RU"/>
+        </w:rPr>
+        <w:t>эндпоинта</w:t>
+      </w:r>
+      <w:proofErr w:type="spellEnd"/>
+      <w:r>
+        <w:rPr>
+          <w:color w:val="333333"/>
+          <w:sz w:val="28"/>
+          <w:szCs w:val="28"/>
+          <w:lang w:val="ru-RU"/>
+        </w:rPr>
+        <w:t xml:space="preserve"> это </w:t>
+      </w:r>
+      <w:proofErr w:type="spellStart"/>
+      <w:r>
+        <w:rPr>
+          <w:color w:val="333333"/>
+          <w:sz w:val="28"/>
+          <w:szCs w:val="28"/>
+          <w:lang w:val="ru-RU"/>
+        </w:rPr>
+        <w:t>недоверенный</w:t>
+      </w:r>
+      <w:proofErr w:type="spellEnd"/>
+      <w:r>
+        <w:rPr>
+          <w:color w:val="333333"/>
+          <w:sz w:val="28"/>
+          <w:szCs w:val="28"/>
+          <w:lang w:val="ru-RU"/>
+        </w:rPr>
+        <w:t xml:space="preserve"> источник, и найти путь этих данных к опасной функции (</w:t>
+      </w:r>
+      <w:proofErr w:type="spellStart"/>
+      <w:r>
+        <w:rPr>
+          <w:color w:val="333333"/>
+          <w:sz w:val="28"/>
+          <w:szCs w:val="28"/>
+          <w:lang w:val="ru-RU"/>
+        </w:rPr>
+        <w:t>taint</w:t>
+      </w:r>
+      <w:proofErr w:type="spellEnd"/>
+      <w:r>
+        <w:rPr>
+          <w:color w:val="333333"/>
+          <w:sz w:val="28"/>
+          <w:szCs w:val="28"/>
+          <w:lang w:val="ru-RU"/>
+        </w:rPr>
+        <w:t xml:space="preserve">-анализ, расширенный в Pro-движке). </w:t>
       </w:r>
     </w:p>
     <w:p>
@@ -15513,7 +18989,47 @@
           <w:szCs w:val="28"/>
           <w:lang w:val="ru-RU"/>
         </w:rPr>
-        <w:t>есплатный Semgrep нашёл 5 проблем против 16 у Bandit, то есть его сила в гибкости правил и контексте, а не в числе находок.</w:t>
+        <w:t xml:space="preserve">есплатный </w:t>
+      </w:r>
+      <w:proofErr w:type="spellStart"/>
+      <w:r>
+        <w:rPr>
+          <w:color w:val="333333"/>
+          <w:sz w:val="28"/>
+          <w:szCs w:val="28"/>
+          <w:lang w:val="ru-RU"/>
+        </w:rPr>
+        <w:t>Semgrep</w:t>
+      </w:r>
+      <w:proofErr w:type="spellEnd"/>
+      <w:r>
+        <w:rPr>
+          <w:color w:val="333333"/>
+          <w:sz w:val="28"/>
+          <w:szCs w:val="28"/>
+          <w:lang w:val="ru-RU"/>
+        </w:rPr>
+        <w:t xml:space="preserve"> нашёл 5 проблем против 16 у </w:t>
+      </w:r>
+      <w:proofErr w:type="spellStart"/>
+      <w:r>
+        <w:rPr>
+          <w:color w:val="333333"/>
+          <w:sz w:val="28"/>
+          <w:szCs w:val="28"/>
+          <w:lang w:val="ru-RU"/>
+        </w:rPr>
+        <w:t>Bandit</w:t>
+      </w:r>
+      <w:proofErr w:type="spellEnd"/>
+      <w:r>
+        <w:rPr>
+          <w:color w:val="333333"/>
+          <w:sz w:val="28"/>
+          <w:szCs w:val="28"/>
+          <w:lang w:val="ru-RU"/>
+        </w:rPr>
+        <w:t>, то есть его сила в гибкости правил и контексте, а не в числе находок.</w:t>
       </w:r>
     </w:p>
     <w:p>
@@ -15552,7 +19068,103 @@
           <w:szCs w:val="28"/>
           <w:lang w:val="ru-RU"/>
         </w:rPr>
-        <w:t>5. Ложные срабатывания: Как бороться с ложными срабатываниями (False Positives) в SASTинструментах? Приведите пример.</w:t>
+        <w:t>5. Ложные срабатывания</w:t>
+      </w:r>
+      <w:proofErr w:type="gramStart"/>
+      <w:r>
+        <w:rPr>
+          <w:b/>
+          <w:bCs/>
+          <w:color w:val="333333"/>
+          <w:sz w:val="28"/>
+          <w:szCs w:val="28"/>
+          <w:lang w:val="ru-RU"/>
+        </w:rPr>
+        <w:t>: Как</w:t>
+      </w:r>
+      <w:proofErr w:type="gramEnd"/>
+      <w:r>
+        <w:rPr>
+          <w:b/>
+          <w:bCs/>
+          <w:color w:val="333333"/>
+          <w:sz w:val="28"/>
+          <w:szCs w:val="28"/>
+          <w:lang w:val="ru-RU"/>
+        </w:rPr>
+        <w:t xml:space="preserve"> бороться с ложными срабатываниями (</w:t>
+      </w:r>
+      <w:proofErr w:type="spellStart"/>
+      <w:r>
+        <w:rPr>
+          <w:b/>
+          <w:bCs/>
+          <w:color w:val="333333"/>
+          <w:sz w:val="28"/>
+          <w:szCs w:val="28"/>
+          <w:lang w:val="ru-RU"/>
+        </w:rPr>
+        <w:t>False</w:t>
+      </w:r>
+      <w:proofErr w:type="spellEnd"/>
+      <w:r>
+        <w:rPr>
+          <w:b/>
+          <w:bCs/>
+          <w:color w:val="333333"/>
+          <w:sz w:val="28"/>
+          <w:szCs w:val="28"/>
+          <w:lang w:val="ru-RU"/>
+        </w:rPr>
+        <w:t xml:space="preserve"> </w:t>
+      </w:r>
+      <w:proofErr w:type="spellStart"/>
+      <w:r>
+        <w:rPr>
+          <w:b/>
+          <w:bCs/>
+          <w:color w:val="333333"/>
+          <w:sz w:val="28"/>
+          <w:szCs w:val="28"/>
+          <w:lang w:val="ru-RU"/>
+        </w:rPr>
+        <w:t>Positives</w:t>
+      </w:r>
+      <w:proofErr w:type="spellEnd"/>
+      <w:r>
+        <w:rPr>
+          <w:b/>
+          <w:bCs/>
+          <w:color w:val="333333"/>
+          <w:sz w:val="28"/>
+          <w:szCs w:val="28"/>
+          <w:lang w:val="ru-RU"/>
+        </w:rPr>
+        <w:t xml:space="preserve">) в </w:t>
+      </w:r>
+      <w:proofErr w:type="spellStart"/>
+      <w:r>
+        <w:rPr>
+          <w:b/>
+          <w:bCs/>
+          <w:color w:val="333333"/>
+          <w:sz w:val="28"/>
+          <w:szCs w:val="28"/>
+          <w:lang w:val="ru-RU"/>
+        </w:rPr>
+        <w:t>SASTинструментах</w:t>
+      </w:r>
+      <w:proofErr w:type="spellEnd"/>
+      <w:r>
+        <w:rPr>
+          <w:b/>
+          <w:bCs/>
+          <w:color w:val="333333"/>
+          <w:sz w:val="28"/>
+          <w:szCs w:val="28"/>
+          <w:lang w:val="ru-RU"/>
+        </w:rPr>
+        <w:t>? Приведите пример.</w:t>
       </w:r>
     </w:p>
     <w:p>
@@ -15575,13 +19187,23 @@
         </w:rPr>
         <w:t xml:space="preserve">Ложное срабатывание это находка, не являющаяся реальной уязвимостью. </w:t>
       </w:r>
-      <w:r>
-        <w:rPr>
-          <w:color w:val="333333"/>
-          <w:sz w:val="28"/>
-          <w:szCs w:val="28"/>
-        </w:rPr>
-        <w:t>Способы:</w:t>
+      <w:proofErr w:type="spellStart"/>
+      <w:r>
+        <w:rPr>
+          <w:color w:val="333333"/>
+          <w:sz w:val="28"/>
+          <w:szCs w:val="28"/>
+        </w:rPr>
+        <w:t>Способы</w:t>
+      </w:r>
+      <w:proofErr w:type="spellEnd"/>
+      <w:r>
+        <w:rPr>
+          <w:color w:val="333333"/>
+          <w:sz w:val="28"/>
+          <w:szCs w:val="28"/>
+        </w:rPr>
+        <w:t>:</w:t>
       </w:r>
     </w:p>
     <w:p>
@@ -15667,7 +19289,17 @@
           <w:szCs w:val="28"/>
           <w:lang w:val="ru-RU"/>
         </w:rPr>
-        <w:t>конфигурация инструмента: исключить папки (.</w:t>
+        <w:t xml:space="preserve">конфигурация инструмента: исключить папки </w:t>
+      </w:r>
+      <w:proofErr w:type="gramStart"/>
+      <w:r>
+        <w:rPr>
+          <w:color w:val="333333"/>
+          <w:sz w:val="28"/>
+          <w:szCs w:val="28"/>
+          <w:lang w:val="ru-RU"/>
+        </w:rPr>
+        <w:t>(.</w:t>
       </w:r>
       <w:r>
         <w:rPr>
@@ -15677,6 +19309,7 @@
         </w:rPr>
         <w:t>bandit</w:t>
       </w:r>
+      <w:proofErr w:type="gramEnd"/>
       <w:r>
         <w:rPr>
           <w:color w:val="333333"/>
@@ -15701,8 +19334,29 @@
           <w:szCs w:val="28"/>
           <w:lang w:val="ru-RU"/>
         </w:rPr>
-        <w:t xml:space="preserve"> = ./</w:t>
-      </w:r>
+        <w:t xml:space="preserve"> </w:t>
+      </w:r>
+      <w:proofErr w:type="gramStart"/>
+      <w:r>
+        <w:rPr>
+          <w:color w:val="333333"/>
+          <w:sz w:val="28"/>
+          <w:szCs w:val="28"/>
+          <w:lang w:val="ru-RU"/>
+        </w:rPr>
+        <w:t>= .</w:t>
+      </w:r>
+      <w:proofErr w:type="gramEnd"/>
+      <w:r>
+        <w:rPr>
+          <w:color w:val="333333"/>
+          <w:sz w:val="28"/>
+          <w:szCs w:val="28"/>
+          <w:lang w:val="ru-RU"/>
+        </w:rPr>
+        <w:t>/</w:t>
+      </w:r>
+      <w:proofErr w:type="gramStart"/>
       <w:r>
         <w:rPr>
           <w:color w:val="333333"/>
@@ -15718,8 +19372,19 @@
           <w:szCs w:val="28"/>
           <w:lang w:val="ru-RU"/>
         </w:rPr>
-        <w:t>,./</w:t>
-      </w:r>
+        <w:t>,.</w:t>
+      </w:r>
+      <w:proofErr w:type="gramEnd"/>
+      <w:r>
+        <w:rPr>
+          <w:color w:val="333333"/>
+          <w:sz w:val="28"/>
+          <w:szCs w:val="28"/>
+          <w:lang w:val="ru-RU"/>
+        </w:rPr>
+        <w:t>/</w:t>
+      </w:r>
+      <w:proofErr w:type="spellStart"/>
       <w:r>
         <w:rPr>
           <w:color w:val="333333"/>
@@ -15728,6 +19393,7 @@
         </w:rPr>
         <w:t>venv</w:t>
       </w:r>
+      <w:proofErr w:type="spellEnd"/>
       <w:r>
         <w:rPr>
           <w:color w:val="333333"/>
@@ -15780,6 +19446,7 @@
         </w:rPr>
         <w:t xml:space="preserve">точечные подавления с обоснованием: # </w:t>
       </w:r>
+      <w:proofErr w:type="spellStart"/>
       <w:r>
         <w:rPr>
           <w:color w:val="333333"/>
@@ -15788,6 +19455,7 @@
         </w:rPr>
         <w:t>nosec</w:t>
       </w:r>
+      <w:proofErr w:type="spellEnd"/>
       <w:r>
         <w:rPr>
           <w:color w:val="333333"/>
@@ -15831,6 +19499,7 @@
         </w:rPr>
         <w:t xml:space="preserve">, # </w:t>
       </w:r>
+      <w:proofErr w:type="spellStart"/>
       <w:r>
         <w:rPr>
           <w:color w:val="333333"/>
@@ -15839,6 +19508,7 @@
         </w:rPr>
         <w:t>nosemgrep</w:t>
       </w:r>
+      <w:proofErr w:type="spellEnd"/>
       <w:r>
         <w:rPr>
           <w:color w:val="333333"/>
@@ -15848,6 +19518,7 @@
         </w:rPr>
         <w:t xml:space="preserve"> у </w:t>
       </w:r>
+      <w:proofErr w:type="spellStart"/>
       <w:r>
         <w:rPr>
           <w:color w:val="333333"/>
@@ -15856,6 +19527,7 @@
         </w:rPr>
         <w:t>Semgrep</w:t>
       </w:r>
+      <w:proofErr w:type="spellEnd"/>
       <w:r>
         <w:rPr>
           <w:color w:val="333333"/>
@@ -16023,6 +19695,7 @@
         </w:rPr>
         <w:t xml:space="preserve"> с валидированным вводом помечены # </w:t>
       </w:r>
+      <w:proofErr w:type="spellStart"/>
       <w:r>
         <w:rPr>
           <w:color w:val="333333"/>
@@ -16031,6 +19704,7 @@
         </w:rPr>
         <w:t>nosec</w:t>
       </w:r>
+      <w:proofErr w:type="spellEnd"/>
       <w:r>
         <w:rPr>
           <w:color w:val="333333"/>
@@ -16089,13 +19763,15 @@
           <w:color w:val="333333"/>
           <w:sz w:val="28"/>
           <w:szCs w:val="28"/>
-        </w:rPr>
-      </w:pPr>
-      <w:r>
-        <w:rPr>
-          <w:color w:val="333333"/>
-          <w:sz w:val="28"/>
-          <w:szCs w:val="28"/>
+          <w:lang w:val="ru-RU"/>
+        </w:rPr>
+      </w:pPr>
+      <w:r>
+        <w:rPr>
+          <w:color w:val="333333"/>
+          <w:sz w:val="28"/>
+          <w:szCs w:val="28"/>
+          <w:lang w:val="ru-RU"/>
         </w:rPr>
         <w:t xml:space="preserve">Хорошо находит (на примерах </w:t>
       </w:r>
@@ -16113,6 +19789,7 @@
           <w:color w:val="333333"/>
           <w:sz w:val="28"/>
           <w:szCs w:val="28"/>
+          <w:lang w:val="ru-RU"/>
         </w:rPr>
         <w:t>):</w:t>
       </w:r>
@@ -16138,7 +19815,25 @@
           <w:sz w:val="28"/>
           <w:szCs w:val="28"/>
         </w:rPr>
-        <w:t>A03 Injection: eval, SQL-инъекция, command injection;</w:t>
+        <w:t>A03 Injection: eval, SQL-</w:t>
+      </w:r>
+      <w:proofErr w:type="spellStart"/>
+      <w:r>
+        <w:rPr>
+          <w:color w:val="333333"/>
+          <w:sz w:val="28"/>
+          <w:szCs w:val="28"/>
+        </w:rPr>
+        <w:t>инъекция</w:t>
+      </w:r>
+      <w:proofErr w:type="spellEnd"/>
+      <w:r>
+        <w:rPr>
+          <w:color w:val="333333"/>
+          <w:sz w:val="28"/>
+          <w:szCs w:val="28"/>
+        </w:rPr>
+        <w:t>, command injection;</w:t>
       </w:r>
     </w:p>
     <w:p>
@@ -16162,7 +19857,25 @@
           <w:sz w:val="28"/>
           <w:szCs w:val="28"/>
         </w:rPr>
-        <w:t>A02 Cryptographic Failures: MD5, отключённый TLS;</w:t>
+        <w:t xml:space="preserve">A02 Cryptographic Failures: MD5, </w:t>
+      </w:r>
+      <w:proofErr w:type="spellStart"/>
+      <w:r>
+        <w:rPr>
+          <w:color w:val="333333"/>
+          <w:sz w:val="28"/>
+          <w:szCs w:val="28"/>
+        </w:rPr>
+        <w:t>отключённый</w:t>
+      </w:r>
+      <w:proofErr w:type="spellEnd"/>
+      <w:r>
+        <w:rPr>
+          <w:color w:val="333333"/>
+          <w:sz w:val="28"/>
+          <w:szCs w:val="28"/>
+        </w:rPr>
+        <w:t xml:space="preserve"> TLS;</w:t>
       </w:r>
     </w:p>
     <w:p>
@@ -16186,7 +19899,27 @@
           <w:sz w:val="28"/>
           <w:szCs w:val="28"/>
         </w:rPr>
-        <w:t>A08 Software and Data Integrity Failures: pickle, yaml.load;</w:t>
+        <w:t xml:space="preserve">A08 Software and Data Integrity Failures: pickle, </w:t>
+      </w:r>
+      <w:proofErr w:type="spellStart"/>
+      <w:proofErr w:type="gramStart"/>
+      <w:r>
+        <w:rPr>
+          <w:color w:val="333333"/>
+          <w:sz w:val="28"/>
+          <w:szCs w:val="28"/>
+        </w:rPr>
+        <w:t>yaml.load</w:t>
+      </w:r>
+      <w:proofErr w:type="spellEnd"/>
+      <w:proofErr w:type="gramEnd"/>
+      <w:r>
+        <w:rPr>
+          <w:color w:val="333333"/>
+          <w:sz w:val="28"/>
+          <w:szCs w:val="28"/>
+        </w:rPr>
+        <w:t>;</w:t>
       </w:r>
     </w:p>
     <w:p>
@@ -16210,7 +19943,43 @@
           <w:sz w:val="28"/>
           <w:szCs w:val="28"/>
         </w:rPr>
-        <w:t>A05 Security Misconfiguration: 0.0.0.0, небезопасный /tmp;</w:t>
+        <w:t xml:space="preserve">A05 Security Misconfiguration: 0.0.0.0, </w:t>
+      </w:r>
+      <w:proofErr w:type="spellStart"/>
+      <w:r>
+        <w:rPr>
+          <w:color w:val="333333"/>
+          <w:sz w:val="28"/>
+          <w:szCs w:val="28"/>
+        </w:rPr>
+        <w:t>небезопасный</w:t>
+      </w:r>
+      <w:proofErr w:type="spellEnd"/>
+      <w:r>
+        <w:rPr>
+          <w:color w:val="333333"/>
+          <w:sz w:val="28"/>
+          <w:szCs w:val="28"/>
+        </w:rPr>
+        <w:t xml:space="preserve"> /</w:t>
+      </w:r>
+      <w:proofErr w:type="spellStart"/>
+      <w:r>
+        <w:rPr>
+          <w:color w:val="333333"/>
+          <w:sz w:val="28"/>
+          <w:szCs w:val="28"/>
+        </w:rPr>
+        <w:t>tmp</w:t>
+      </w:r>
+      <w:proofErr w:type="spellEnd"/>
+      <w:r>
+        <w:rPr>
+          <w:color w:val="333333"/>
+          <w:sz w:val="28"/>
+          <w:szCs w:val="28"/>
+        </w:rPr>
+        <w:t>;</w:t>
       </w:r>
     </w:p>
     <w:p>
@@ -16234,7 +20003,43 @@
           <w:sz w:val="28"/>
           <w:szCs w:val="28"/>
         </w:rPr>
-        <w:t>A07 Identification and Authentication Failures: пароли в коде;</w:t>
+        <w:t xml:space="preserve">A07 Identification and Authentication Failures: </w:t>
+      </w:r>
+      <w:proofErr w:type="spellStart"/>
+      <w:r>
+        <w:rPr>
+          <w:color w:val="333333"/>
+          <w:sz w:val="28"/>
+          <w:szCs w:val="28"/>
+        </w:rPr>
+        <w:t>пароли</w:t>
+      </w:r>
+      <w:proofErr w:type="spellEnd"/>
+      <w:r>
+        <w:rPr>
+          <w:color w:val="333333"/>
+          <w:sz w:val="28"/>
+          <w:szCs w:val="28"/>
+        </w:rPr>
+        <w:t xml:space="preserve"> в </w:t>
+      </w:r>
+      <w:proofErr w:type="spellStart"/>
+      <w:r>
+        <w:rPr>
+          <w:color w:val="333333"/>
+          <w:sz w:val="28"/>
+          <w:szCs w:val="28"/>
+        </w:rPr>
+        <w:t>коде</w:t>
+      </w:r>
+      <w:proofErr w:type="spellEnd"/>
+      <w:r>
+        <w:rPr>
+          <w:color w:val="333333"/>
+          <w:sz w:val="28"/>
+          <w:szCs w:val="28"/>
+        </w:rPr>
+        <w:t>;</w:t>
       </w:r>
     </w:p>
     <w:p>
@@ -16258,7 +20063,61 @@
           <w:sz w:val="28"/>
           <w:szCs w:val="28"/>
         </w:rPr>
-        <w:t>A06 Vulnerable and Outdated Components: через сканеры зависимостей (Safety).</w:t>
+        <w:t xml:space="preserve">A06 Vulnerable and Outdated Components: </w:t>
+      </w:r>
+      <w:proofErr w:type="spellStart"/>
+      <w:r>
+        <w:rPr>
+          <w:color w:val="333333"/>
+          <w:sz w:val="28"/>
+          <w:szCs w:val="28"/>
+        </w:rPr>
+        <w:t>через</w:t>
+      </w:r>
+      <w:proofErr w:type="spellEnd"/>
+      <w:r>
+        <w:rPr>
+          <w:color w:val="333333"/>
+          <w:sz w:val="28"/>
+          <w:szCs w:val="28"/>
+        </w:rPr>
+        <w:t xml:space="preserve"> </w:t>
+      </w:r>
+      <w:proofErr w:type="spellStart"/>
+      <w:r>
+        <w:rPr>
+          <w:color w:val="333333"/>
+          <w:sz w:val="28"/>
+          <w:szCs w:val="28"/>
+        </w:rPr>
+        <w:t>сканеры</w:t>
+      </w:r>
+      <w:proofErr w:type="spellEnd"/>
+      <w:r>
+        <w:rPr>
+          <w:color w:val="333333"/>
+          <w:sz w:val="28"/>
+          <w:szCs w:val="28"/>
+        </w:rPr>
+        <w:t xml:space="preserve"> </w:t>
+      </w:r>
+      <w:proofErr w:type="spellStart"/>
+      <w:r>
+        <w:rPr>
+          <w:color w:val="333333"/>
+          <w:sz w:val="28"/>
+          <w:szCs w:val="28"/>
+        </w:rPr>
+        <w:t>зависимостей</w:t>
+      </w:r>
+      <w:proofErr w:type="spellEnd"/>
+      <w:r>
+        <w:rPr>
+          <w:color w:val="333333"/>
+          <w:sz w:val="28"/>
+          <w:szCs w:val="28"/>
+        </w:rPr>
+        <w:t xml:space="preserve"> (Safety).</w:t>
       </w:r>
     </w:p>
     <w:p>
@@ -16273,13 +20132,257 @@
           <w:lang w:val="ru-RU"/>
         </w:rPr>
       </w:pPr>
-      <w:r>
-        <w:rPr>
-          <w:color w:val="333333"/>
-          <w:sz w:val="28"/>
-          <w:szCs w:val="28"/>
-        </w:rPr>
-        <w:t>Плохо или частично находит: A01 Broken Access Control, A04 Insecure Design, A09 Logging Failures и проблемы, видимые только в рантайме. Для них нужны DAST, ревью архитектуры и тесты.</w:t>
+      <w:proofErr w:type="spellStart"/>
+      <w:r>
+        <w:rPr>
+          <w:color w:val="333333"/>
+          <w:sz w:val="28"/>
+          <w:szCs w:val="28"/>
+        </w:rPr>
+        <w:t>Плохо</w:t>
+      </w:r>
+      <w:proofErr w:type="spellEnd"/>
+      <w:r>
+        <w:rPr>
+          <w:color w:val="333333"/>
+          <w:sz w:val="28"/>
+          <w:szCs w:val="28"/>
+        </w:rPr>
+        <w:t xml:space="preserve"> </w:t>
+      </w:r>
+      <w:proofErr w:type="spellStart"/>
+      <w:r>
+        <w:rPr>
+          <w:color w:val="333333"/>
+          <w:sz w:val="28"/>
+          <w:szCs w:val="28"/>
+        </w:rPr>
+        <w:t>или</w:t>
+      </w:r>
+      <w:proofErr w:type="spellEnd"/>
+      <w:r>
+        <w:rPr>
+          <w:color w:val="333333"/>
+          <w:sz w:val="28"/>
+          <w:szCs w:val="28"/>
+        </w:rPr>
+        <w:t xml:space="preserve"> </w:t>
+      </w:r>
+      <w:proofErr w:type="spellStart"/>
+      <w:r>
+        <w:rPr>
+          <w:color w:val="333333"/>
+          <w:sz w:val="28"/>
+          <w:szCs w:val="28"/>
+        </w:rPr>
+        <w:t>частично</w:t>
+      </w:r>
+      <w:proofErr w:type="spellEnd"/>
+      <w:r>
+        <w:rPr>
+          <w:color w:val="333333"/>
+          <w:sz w:val="28"/>
+          <w:szCs w:val="28"/>
+        </w:rPr>
+        <w:t xml:space="preserve"> </w:t>
+      </w:r>
+      <w:proofErr w:type="spellStart"/>
+      <w:r>
+        <w:rPr>
+          <w:color w:val="333333"/>
+          <w:sz w:val="28"/>
+          <w:szCs w:val="28"/>
+        </w:rPr>
+        <w:t>находит</w:t>
+      </w:r>
+      <w:proofErr w:type="spellEnd"/>
+      <w:r>
+        <w:rPr>
+          <w:color w:val="333333"/>
+          <w:sz w:val="28"/>
+          <w:szCs w:val="28"/>
+        </w:rPr>
+        <w:t xml:space="preserve">: A01 Broken Access Control, A04 Insecure Design, A09 Logging Failures и </w:t>
+      </w:r>
+      <w:proofErr w:type="spellStart"/>
+      <w:r>
+        <w:rPr>
+          <w:color w:val="333333"/>
+          <w:sz w:val="28"/>
+          <w:szCs w:val="28"/>
+        </w:rPr>
+        <w:t>проблемы</w:t>
+      </w:r>
+      <w:proofErr w:type="spellEnd"/>
+      <w:r>
+        <w:rPr>
+          <w:color w:val="333333"/>
+          <w:sz w:val="28"/>
+          <w:szCs w:val="28"/>
+        </w:rPr>
+        <w:t xml:space="preserve">, </w:t>
+      </w:r>
+      <w:proofErr w:type="spellStart"/>
+      <w:r>
+        <w:rPr>
+          <w:color w:val="333333"/>
+          <w:sz w:val="28"/>
+          <w:szCs w:val="28"/>
+        </w:rPr>
+        <w:t>видимые</w:t>
+      </w:r>
+      <w:proofErr w:type="spellEnd"/>
+      <w:r>
+        <w:rPr>
+          <w:color w:val="333333"/>
+          <w:sz w:val="28"/>
+          <w:szCs w:val="28"/>
+        </w:rPr>
+        <w:t xml:space="preserve"> </w:t>
+      </w:r>
+      <w:proofErr w:type="spellStart"/>
+      <w:r>
+        <w:rPr>
+          <w:color w:val="333333"/>
+          <w:sz w:val="28"/>
+          <w:szCs w:val="28"/>
+        </w:rPr>
+        <w:t>только</w:t>
+      </w:r>
+      <w:proofErr w:type="spellEnd"/>
+      <w:r>
+        <w:rPr>
+          <w:color w:val="333333"/>
+          <w:sz w:val="28"/>
+          <w:szCs w:val="28"/>
+        </w:rPr>
+        <w:t xml:space="preserve"> в </w:t>
+      </w:r>
+      <w:proofErr w:type="spellStart"/>
+      <w:r>
+        <w:rPr>
+          <w:color w:val="333333"/>
+          <w:sz w:val="28"/>
+          <w:szCs w:val="28"/>
+        </w:rPr>
+        <w:t>рантайме</w:t>
+      </w:r>
+      <w:proofErr w:type="spellEnd"/>
+      <w:r>
+        <w:rPr>
+          <w:color w:val="333333"/>
+          <w:sz w:val="28"/>
+          <w:szCs w:val="28"/>
+        </w:rPr>
+        <w:t xml:space="preserve">. </w:t>
+      </w:r>
+      <w:proofErr w:type="spellStart"/>
+      <w:r>
+        <w:rPr>
+          <w:color w:val="333333"/>
+          <w:sz w:val="28"/>
+          <w:szCs w:val="28"/>
+        </w:rPr>
+        <w:t>Для</w:t>
+      </w:r>
+      <w:proofErr w:type="spellEnd"/>
+      <w:r>
+        <w:rPr>
+          <w:color w:val="333333"/>
+          <w:sz w:val="28"/>
+          <w:szCs w:val="28"/>
+        </w:rPr>
+        <w:t xml:space="preserve"> </w:t>
+      </w:r>
+      <w:proofErr w:type="spellStart"/>
+      <w:r>
+        <w:rPr>
+          <w:color w:val="333333"/>
+          <w:sz w:val="28"/>
+          <w:szCs w:val="28"/>
+        </w:rPr>
+        <w:t>них</w:t>
+      </w:r>
+      <w:proofErr w:type="spellEnd"/>
+      <w:r>
+        <w:rPr>
+          <w:color w:val="333333"/>
+          <w:sz w:val="28"/>
+          <w:szCs w:val="28"/>
+        </w:rPr>
+        <w:t xml:space="preserve"> </w:t>
+      </w:r>
+      <w:proofErr w:type="spellStart"/>
+      <w:r>
+        <w:rPr>
+          <w:color w:val="333333"/>
+          <w:sz w:val="28"/>
+          <w:szCs w:val="28"/>
+        </w:rPr>
+        <w:t>нужны</w:t>
+      </w:r>
+      <w:proofErr w:type="spellEnd"/>
+      <w:r>
+        <w:rPr>
+          <w:color w:val="333333"/>
+          <w:sz w:val="28"/>
+          <w:szCs w:val="28"/>
+        </w:rPr>
+        <w:t xml:space="preserve"> DAST, </w:t>
+      </w:r>
+      <w:proofErr w:type="spellStart"/>
+      <w:r>
+        <w:rPr>
+          <w:color w:val="333333"/>
+          <w:sz w:val="28"/>
+          <w:szCs w:val="28"/>
+        </w:rPr>
+        <w:t>ревью</w:t>
+      </w:r>
+      <w:proofErr w:type="spellEnd"/>
+      <w:r>
+        <w:rPr>
+          <w:color w:val="333333"/>
+          <w:sz w:val="28"/>
+          <w:szCs w:val="28"/>
+        </w:rPr>
+        <w:t xml:space="preserve"> </w:t>
+      </w:r>
+      <w:proofErr w:type="spellStart"/>
+      <w:r>
+        <w:rPr>
+          <w:color w:val="333333"/>
+          <w:sz w:val="28"/>
+          <w:szCs w:val="28"/>
+        </w:rPr>
+        <w:t>архитектуры</w:t>
+      </w:r>
+      <w:proofErr w:type="spellEnd"/>
+      <w:r>
+        <w:rPr>
+          <w:color w:val="333333"/>
+          <w:sz w:val="28"/>
+          <w:szCs w:val="28"/>
+        </w:rPr>
+        <w:t xml:space="preserve"> и </w:t>
+      </w:r>
+      <w:proofErr w:type="spellStart"/>
+      <w:r>
+        <w:rPr>
+          <w:color w:val="333333"/>
+          <w:sz w:val="28"/>
+          <w:szCs w:val="28"/>
+        </w:rPr>
+        <w:t>тесты</w:t>
+      </w:r>
+      <w:proofErr w:type="spellEnd"/>
+      <w:r>
+        <w:rPr>
+          <w:color w:val="333333"/>
+          <w:sz w:val="28"/>
+          <w:szCs w:val="28"/>
+        </w:rPr>
+        <w:t>.</w:t>
       </w:r>
     </w:p>
     <w:p>
@@ -18218,6 +22321,7 @@
   <w:style w:type="character" w:default="1" w:styleId="DefaultParagraphFont">
     <w:name w:val="Default Paragraph Font"/>
     <w:uiPriority w:val="1"/>
+    <w:semiHidden/>
     <w:unhideWhenUsed/>
   </w:style>
   <w:style w:type="table" w:default="1" w:styleId="TableNormal">
